--- a/Documentation/Experimentos conduzidos.docx
+++ b/Documentation/Experimentos conduzidos.docx
@@ -59,17 +59,8 @@
           <w:b/>
           <w:bCs/>
         </w:rPr>
-        <w:t xml:space="preserve">alidação inicial da Vision </w:t>
-      </w:r>
-      <w:proofErr w:type="spellStart"/>
-      <w:r>
-        <w:rPr>
-          <w:b/>
-          <w:bCs/>
-        </w:rPr>
-        <w:t>Transformer</w:t>
-      </w:r>
-      <w:proofErr w:type="spellEnd"/>
+        <w:t>alidação inicial da Vision Transformer</w:t>
+      </w:r>
       <w:r>
         <w:rPr>
           <w:b/>
@@ -135,7 +126,7 @@
       <w:r>
         <w:t xml:space="preserve">Rede extraída do repositório oficial do Google: </w:t>
       </w:r>
-      <w:hyperlink r:id="rId5" w:history="1">
+      <w:hyperlink r:id="rId6" w:history="1">
         <w:r>
           <w:rPr>
             <w:rStyle w:val="Hyperlink"/>
@@ -157,31 +148,7 @@
         <w:jc w:val="both"/>
       </w:pPr>
       <w:r>
-        <w:t xml:space="preserve">Foram feitas modificações para implementar puramente a Vision </w:t>
-      </w:r>
-      <w:proofErr w:type="spellStart"/>
-      <w:r>
-        <w:t>Transformer</w:t>
-      </w:r>
-      <w:proofErr w:type="spellEnd"/>
-      <w:r>
-        <w:t xml:space="preserve"> (retirando qualquer </w:t>
-      </w:r>
-      <w:proofErr w:type="spellStart"/>
-      <w:r>
-        <w:t>resquíscio</w:t>
-      </w:r>
-      <w:proofErr w:type="spellEnd"/>
-      <w:r>
-        <w:t xml:space="preserve"> de outras arquiteturas), contudo, a estrutura do modelo foi mantida inalterada (inclusive para manter compatibilidade com os pesos </w:t>
-      </w:r>
-      <w:proofErr w:type="spellStart"/>
-      <w:r>
-        <w:t>pré</w:t>
-      </w:r>
-      <w:proofErr w:type="spellEnd"/>
-      <w:r>
-        <w:t>-treinados).</w:t>
+        <w:t>Foram feitas modificações para implementar puramente a Vision Transformer (retirando qualquer resquíscio de outras arquiteturas), contudo, a estrutura do modelo foi mantida inalterada (inclusive para manter compatibilidade com os pesos pré-treinados).</w:t>
       </w:r>
     </w:p>
     <w:p>
@@ -194,17 +161,9 @@
         <w:jc w:val="both"/>
       </w:pPr>
       <w:r>
-        <w:t xml:space="preserve">Pesos </w:t>
-      </w:r>
-      <w:proofErr w:type="spellStart"/>
-      <w:r>
-        <w:t>pré</w:t>
-      </w:r>
-      <w:proofErr w:type="spellEnd"/>
-      <w:r>
-        <w:t xml:space="preserve">-treinados com a ImageNet-21K também foram retirados do repositório oficial: </w:t>
-      </w:r>
-      <w:hyperlink r:id="rId6" w:history="1">
+        <w:t xml:space="preserve">Pesos pré-treinados com a ImageNet-21K também foram retirados do repositório oficial: </w:t>
+      </w:r>
+      <w:hyperlink r:id="rId7" w:history="1">
         <w:r>
           <w:rPr>
             <w:rStyle w:val="Hyperlink"/>
@@ -245,23 +204,7 @@
           <w:b/>
           <w:bCs/>
         </w:rPr>
-        <w:t>Parâmetros de treinamento de fine-</w:t>
-      </w:r>
-      <w:proofErr w:type="spellStart"/>
-      <w:r>
-        <w:rPr>
-          <w:b/>
-          <w:bCs/>
-        </w:rPr>
-        <w:t>tunning</w:t>
-      </w:r>
-      <w:proofErr w:type="spellEnd"/>
-      <w:r>
-        <w:rPr>
-          <w:b/>
-          <w:bCs/>
-        </w:rPr>
-        <w:t>:</w:t>
+        <w:t>Parâmetros de treinamento de fine-tunning:</w:t>
       </w:r>
     </w:p>
     <w:p>
@@ -290,7 +233,7 @@
                     <pic:cNvPicPr/>
                   </pic:nvPicPr>
                   <pic:blipFill>
-                    <a:blip r:embed="rId7"/>
+                    <a:blip r:embed="rId8"/>
                     <a:stretch>
                       <a:fillRect/>
                     </a:stretch>
@@ -367,832 +310,272 @@
         <w:jc w:val="both"/>
       </w:pPr>
       <w:r>
-        <w:t xml:space="preserve">[004000/10000] </w:t>
-      </w:r>
-      <w:proofErr w:type="spellStart"/>
-      <w:r>
-        <w:t>loss</w:t>
-      </w:r>
-      <w:proofErr w:type="spellEnd"/>
-      <w:r>
-        <w:t xml:space="preserve">=2.1354, </w:t>
-      </w:r>
-      <w:proofErr w:type="spellStart"/>
-      <w:r>
-        <w:t>acc</w:t>
-      </w:r>
-      <w:proofErr w:type="spellEnd"/>
-      <w:r>
-        <w:t>=0.5625</w:t>
-      </w:r>
-    </w:p>
-    <w:p>
-      <w:pPr>
-        <w:pStyle w:val="PargrafodaLista"/>
-        <w:ind w:left="1440"/>
-        <w:jc w:val="both"/>
-      </w:pPr>
-      <w:r>
-        <w:t xml:space="preserve">[004100/10000] </w:t>
-      </w:r>
-      <w:proofErr w:type="spellStart"/>
-      <w:r>
-        <w:t>loss</w:t>
-      </w:r>
-      <w:proofErr w:type="spellEnd"/>
-      <w:r>
-        <w:t xml:space="preserve">=1.7008, </w:t>
-      </w:r>
-      <w:proofErr w:type="spellStart"/>
-      <w:r>
-        <w:t>acc</w:t>
-      </w:r>
-      <w:proofErr w:type="spellEnd"/>
-      <w:r>
-        <w:t>=0.6250</w:t>
-      </w:r>
-    </w:p>
-    <w:p>
-      <w:pPr>
-        <w:pStyle w:val="PargrafodaLista"/>
-        <w:ind w:left="1440"/>
-        <w:jc w:val="both"/>
-      </w:pPr>
-      <w:r>
-        <w:t xml:space="preserve">[004200/10000] </w:t>
-      </w:r>
-      <w:proofErr w:type="spellStart"/>
-      <w:r>
-        <w:t>loss</w:t>
-      </w:r>
-      <w:proofErr w:type="spellEnd"/>
-      <w:r>
-        <w:t xml:space="preserve">=1.7804, </w:t>
-      </w:r>
-      <w:proofErr w:type="spellStart"/>
-      <w:r>
-        <w:t>acc</w:t>
-      </w:r>
-      <w:proofErr w:type="spellEnd"/>
-      <w:r>
-        <w:t>=0.6250</w:t>
-      </w:r>
-    </w:p>
-    <w:p>
-      <w:pPr>
-        <w:pStyle w:val="PargrafodaLista"/>
-        <w:ind w:left="1440"/>
-        <w:jc w:val="both"/>
-      </w:pPr>
-      <w:r>
-        <w:t xml:space="preserve">[004300/10000] </w:t>
-      </w:r>
-      <w:proofErr w:type="spellStart"/>
-      <w:r>
-        <w:t>loss</w:t>
-      </w:r>
-      <w:proofErr w:type="spellEnd"/>
-      <w:r>
-        <w:t xml:space="preserve">=2.0371, </w:t>
-      </w:r>
-      <w:proofErr w:type="spellStart"/>
-      <w:r>
-        <w:t>acc</w:t>
-      </w:r>
-      <w:proofErr w:type="spellEnd"/>
-      <w:r>
-        <w:t>=0.5000</w:t>
-      </w:r>
-    </w:p>
-    <w:p>
-      <w:pPr>
-        <w:pStyle w:val="PargrafodaLista"/>
-        <w:ind w:left="1440"/>
-        <w:jc w:val="both"/>
-      </w:pPr>
-      <w:r>
-        <w:t xml:space="preserve">[004400/10000] </w:t>
-      </w:r>
-      <w:proofErr w:type="spellStart"/>
-      <w:r>
-        <w:t>loss</w:t>
-      </w:r>
-      <w:proofErr w:type="spellEnd"/>
-      <w:r>
-        <w:t xml:space="preserve">=1.8406, </w:t>
-      </w:r>
-      <w:proofErr w:type="spellStart"/>
-      <w:r>
-        <w:t>acc</w:t>
-      </w:r>
-      <w:proofErr w:type="spellEnd"/>
-      <w:r>
-        <w:t>=0.5625</w:t>
-      </w:r>
-    </w:p>
-    <w:p>
-      <w:pPr>
-        <w:pStyle w:val="PargrafodaLista"/>
-        <w:ind w:left="1440"/>
-        <w:jc w:val="both"/>
-      </w:pPr>
-      <w:r>
-        <w:t xml:space="preserve">[004500/10000] </w:t>
-      </w:r>
-      <w:proofErr w:type="spellStart"/>
-      <w:r>
-        <w:t>loss</w:t>
-      </w:r>
-      <w:proofErr w:type="spellEnd"/>
-      <w:r>
-        <w:t xml:space="preserve">=2.4649, </w:t>
-      </w:r>
-      <w:proofErr w:type="spellStart"/>
-      <w:r>
-        <w:t>acc</w:t>
-      </w:r>
-      <w:proofErr w:type="spellEnd"/>
-      <w:r>
-        <w:t>=0.4375</w:t>
-      </w:r>
-    </w:p>
-    <w:p>
-      <w:pPr>
-        <w:pStyle w:val="PargrafodaLista"/>
-        <w:ind w:left="1440"/>
-        <w:jc w:val="both"/>
-      </w:pPr>
-      <w:r>
-        <w:t xml:space="preserve">[004600/10000] </w:t>
-      </w:r>
-      <w:proofErr w:type="spellStart"/>
-      <w:r>
-        <w:t>loss</w:t>
-      </w:r>
-      <w:proofErr w:type="spellEnd"/>
-      <w:r>
-        <w:t xml:space="preserve">=1.9976, </w:t>
-      </w:r>
-      <w:proofErr w:type="spellStart"/>
-      <w:r>
-        <w:t>acc</w:t>
-      </w:r>
-      <w:proofErr w:type="spellEnd"/>
-      <w:r>
-        <w:t>=0.5625</w:t>
-      </w:r>
-    </w:p>
-    <w:p>
-      <w:pPr>
-        <w:pStyle w:val="PargrafodaLista"/>
-        <w:ind w:left="1440"/>
-        <w:jc w:val="both"/>
-      </w:pPr>
-      <w:r>
-        <w:t xml:space="preserve">[004700/10000] </w:t>
-      </w:r>
-      <w:proofErr w:type="spellStart"/>
-      <w:r>
-        <w:t>loss</w:t>
-      </w:r>
-      <w:proofErr w:type="spellEnd"/>
-      <w:r>
-        <w:t xml:space="preserve">=1.6713, </w:t>
-      </w:r>
-      <w:proofErr w:type="spellStart"/>
-      <w:r>
-        <w:t>acc</w:t>
-      </w:r>
-      <w:proofErr w:type="spellEnd"/>
-      <w:r>
-        <w:t>=0.5625</w:t>
-      </w:r>
-    </w:p>
-    <w:p>
-      <w:pPr>
-        <w:pStyle w:val="PargrafodaLista"/>
-        <w:ind w:left="1440"/>
-        <w:jc w:val="both"/>
-      </w:pPr>
-      <w:r>
-        <w:t xml:space="preserve">[004800/10000] </w:t>
-      </w:r>
-      <w:proofErr w:type="spellStart"/>
-      <w:r>
-        <w:t>loss</w:t>
-      </w:r>
-      <w:proofErr w:type="spellEnd"/>
-      <w:r>
-        <w:t xml:space="preserve">=1.9858, </w:t>
-      </w:r>
-      <w:proofErr w:type="spellStart"/>
-      <w:r>
-        <w:t>acc</w:t>
-      </w:r>
-      <w:proofErr w:type="spellEnd"/>
-      <w:r>
-        <w:t>=0.5625</w:t>
-      </w:r>
-    </w:p>
-    <w:p>
-      <w:pPr>
-        <w:pStyle w:val="PargrafodaLista"/>
-        <w:ind w:left="1440"/>
-        <w:jc w:val="both"/>
-      </w:pPr>
-      <w:r>
-        <w:t xml:space="preserve">[004900/10000] </w:t>
-      </w:r>
-      <w:proofErr w:type="spellStart"/>
-      <w:r>
-        <w:t>loss</w:t>
-      </w:r>
-      <w:proofErr w:type="spellEnd"/>
-      <w:r>
-        <w:t xml:space="preserve">=0.6557, </w:t>
-      </w:r>
-      <w:proofErr w:type="spellStart"/>
-      <w:r>
-        <w:t>acc</w:t>
-      </w:r>
-      <w:proofErr w:type="spellEnd"/>
-      <w:r>
-        <w:t>=0.8750</w:t>
-      </w:r>
-    </w:p>
-    <w:p>
-      <w:pPr>
-        <w:pStyle w:val="PargrafodaLista"/>
-        <w:ind w:left="1440"/>
-        <w:jc w:val="both"/>
-      </w:pPr>
-      <w:r>
-        <w:t xml:space="preserve">[005000/10000] </w:t>
-      </w:r>
-      <w:proofErr w:type="spellStart"/>
-      <w:r>
-        <w:t>loss</w:t>
-      </w:r>
-      <w:proofErr w:type="spellEnd"/>
-      <w:r>
-        <w:t xml:space="preserve">=1.9197, </w:t>
-      </w:r>
-      <w:proofErr w:type="spellStart"/>
-      <w:r>
-        <w:t>acc</w:t>
-      </w:r>
-      <w:proofErr w:type="spellEnd"/>
-      <w:r>
-        <w:t>=0.4375</w:t>
-      </w:r>
-    </w:p>
-    <w:p>
-      <w:pPr>
-        <w:pStyle w:val="PargrafodaLista"/>
-        <w:ind w:left="1440"/>
-        <w:jc w:val="both"/>
-      </w:pPr>
-    </w:p>
-    <w:p>
-      <w:pPr>
-        <w:pStyle w:val="PargrafodaLista"/>
-        <w:ind w:left="1440"/>
-        <w:jc w:val="both"/>
-      </w:pPr>
-    </w:p>
-    <w:p>
-      <w:pPr>
-        <w:pStyle w:val="PargrafodaLista"/>
-        <w:ind w:left="1440"/>
-        <w:jc w:val="both"/>
-      </w:pPr>
-    </w:p>
-    <w:p>
-      <w:pPr>
-        <w:pStyle w:val="PargrafodaLista"/>
-        <w:ind w:left="1440"/>
-        <w:jc w:val="both"/>
-      </w:pPr>
-    </w:p>
-    <w:p>
-      <w:pPr>
-        <w:pStyle w:val="PargrafodaLista"/>
-        <w:ind w:left="1440"/>
-        <w:jc w:val="both"/>
-      </w:pPr>
-      <w:proofErr w:type="spellStart"/>
-      <w:r>
-        <w:t>Traceback</w:t>
-      </w:r>
-      <w:proofErr w:type="spellEnd"/>
-      <w:r>
-        <w:t xml:space="preserve"> (</w:t>
-      </w:r>
-      <w:proofErr w:type="spellStart"/>
-      <w:r>
-        <w:t>most</w:t>
-      </w:r>
-      <w:proofErr w:type="spellEnd"/>
-      <w:r>
-        <w:t xml:space="preserve"> </w:t>
-      </w:r>
-      <w:proofErr w:type="spellStart"/>
-      <w:r>
-        <w:t>recent</w:t>
-      </w:r>
-      <w:proofErr w:type="spellEnd"/>
-      <w:r>
-        <w:t xml:space="preserve"> </w:t>
-      </w:r>
-      <w:proofErr w:type="spellStart"/>
-      <w:r>
-        <w:t>call</w:t>
-      </w:r>
-      <w:proofErr w:type="spellEnd"/>
-      <w:r>
-        <w:t xml:space="preserve"> </w:t>
-      </w:r>
-      <w:proofErr w:type="spellStart"/>
-      <w:r>
-        <w:t>last</w:t>
-      </w:r>
-      <w:proofErr w:type="spellEnd"/>
-      <w:r>
-        <w:t>):</w:t>
-      </w:r>
-    </w:p>
-    <w:p>
-      <w:pPr>
-        <w:pStyle w:val="PargrafodaLista"/>
-        <w:ind w:left="1440"/>
-        <w:jc w:val="both"/>
-      </w:pPr>
-      <w:r>
-        <w:t xml:space="preserve">  File "C:\Users\marci_plgx30x\Desktop\Arquivos\Projetos do Mestrado (</w:t>
-      </w:r>
-      <w:proofErr w:type="spellStart"/>
-      <w:r>
-        <w:t>Git</w:t>
-      </w:r>
-      <w:proofErr w:type="spellEnd"/>
-      <w:r>
-        <w:t>)\Projeto-Classificadores\</w:t>
-      </w:r>
-      <w:proofErr w:type="spellStart"/>
-      <w:r>
-        <w:t>Network_Validation</w:t>
-      </w:r>
-      <w:proofErr w:type="spellEnd"/>
-      <w:r>
-        <w:t xml:space="preserve">\VISION TRANSFORMER\ViT_MainTest.py", </w:t>
-      </w:r>
-      <w:proofErr w:type="spellStart"/>
-      <w:r>
-        <w:t>line</w:t>
-      </w:r>
-      <w:proofErr w:type="spellEnd"/>
-      <w:r>
-        <w:t xml:space="preserve"> 152, in &lt;module&gt;</w:t>
-      </w:r>
-    </w:p>
-    <w:p>
-      <w:pPr>
-        <w:pStyle w:val="PargrafodaLista"/>
-        <w:ind w:left="1440"/>
-        <w:jc w:val="both"/>
-      </w:pPr>
-      <w:r>
-        <w:t xml:space="preserve">    </w:t>
-      </w:r>
-      <w:proofErr w:type="spellStart"/>
-      <w:proofErr w:type="gramStart"/>
-      <w:r>
-        <w:t>main</w:t>
-      </w:r>
-      <w:proofErr w:type="spellEnd"/>
-      <w:r>
-        <w:t>(</w:t>
-      </w:r>
-      <w:proofErr w:type="gramEnd"/>
-      <w:r>
-        <w:t>)</w:t>
-      </w:r>
-    </w:p>
-    <w:p>
-      <w:pPr>
-        <w:pStyle w:val="PargrafodaLista"/>
-        <w:ind w:left="1440"/>
-        <w:jc w:val="both"/>
-      </w:pPr>
-      <w:r>
-        <w:t xml:space="preserve">  File "C:\Users\marci_plgx30x\Desktop\Arquivos\Projetos do Mestrado (</w:t>
-      </w:r>
-      <w:proofErr w:type="spellStart"/>
-      <w:r>
-        <w:t>Git</w:t>
-      </w:r>
-      <w:proofErr w:type="spellEnd"/>
-      <w:r>
-        <w:t>)\Projeto-Classificadores\</w:t>
-      </w:r>
-      <w:proofErr w:type="spellStart"/>
-      <w:r>
-        <w:t>Network_Validation</w:t>
-      </w:r>
-      <w:proofErr w:type="spellEnd"/>
-      <w:r>
-        <w:t xml:space="preserve">\VISION TRANSFORMER\ViT_MainTest.py", </w:t>
-      </w:r>
-      <w:proofErr w:type="spellStart"/>
-      <w:r>
-        <w:t>line</w:t>
-      </w:r>
-      <w:proofErr w:type="spellEnd"/>
-      <w:r>
-        <w:t xml:space="preserve"> 124, in </w:t>
-      </w:r>
-      <w:proofErr w:type="spellStart"/>
-      <w:r>
-        <w:t>main</w:t>
-      </w:r>
-      <w:proofErr w:type="spellEnd"/>
-    </w:p>
-    <w:p>
-      <w:pPr>
-        <w:pStyle w:val="PargrafodaLista"/>
-        <w:ind w:left="1440"/>
-        <w:jc w:val="both"/>
-      </w:pPr>
-      <w:r>
-        <w:t xml:space="preserve">    </w:t>
-      </w:r>
-      <w:proofErr w:type="spellStart"/>
-      <w:r>
-        <w:t>train_</w:t>
-      </w:r>
-      <w:proofErr w:type="gramStart"/>
-      <w:r>
-        <w:t>vit</w:t>
-      </w:r>
-      <w:proofErr w:type="spellEnd"/>
-      <w:r>
-        <w:t>(</w:t>
-      </w:r>
-      <w:proofErr w:type="gramEnd"/>
-    </w:p>
-    <w:p>
-      <w:pPr>
-        <w:pStyle w:val="PargrafodaLista"/>
-        <w:ind w:left="1440"/>
-        <w:jc w:val="both"/>
-      </w:pPr>
-      <w:r>
-        <w:t xml:space="preserve">  File "C:\Users\marci_plgx30x\Desktop\Arquivos\Projetos do Mestrado (</w:t>
-      </w:r>
-      <w:proofErr w:type="spellStart"/>
-      <w:r>
-        <w:t>Git</w:t>
-      </w:r>
-      <w:proofErr w:type="spellEnd"/>
-      <w:r>
-        <w:t>)\Projeto-Classificadores\</w:t>
-      </w:r>
-      <w:proofErr w:type="spellStart"/>
-      <w:r>
-        <w:t>Network_Validation</w:t>
-      </w:r>
-      <w:proofErr w:type="spellEnd"/>
-      <w:r>
-        <w:t xml:space="preserve">\VISION TRANSFORMER\VisionTransformer_trainer.py", </w:t>
-      </w:r>
-      <w:proofErr w:type="spellStart"/>
-      <w:r>
-        <w:t>line</w:t>
-      </w:r>
-      <w:proofErr w:type="spellEnd"/>
-      <w:r>
-        <w:t xml:space="preserve"> 331, in </w:t>
-      </w:r>
-      <w:proofErr w:type="spellStart"/>
-      <w:r>
-        <w:t>train_vit</w:t>
-      </w:r>
-      <w:proofErr w:type="spellEnd"/>
-    </w:p>
-    <w:p>
-      <w:pPr>
-        <w:pStyle w:val="PargrafodaLista"/>
-        <w:ind w:left="1440"/>
-        <w:jc w:val="both"/>
-      </w:pPr>
-      <w:r>
-        <w:t xml:space="preserve">    </w:t>
-      </w:r>
-      <w:proofErr w:type="spellStart"/>
-      <w:r>
-        <w:t>val</w:t>
-      </w:r>
-      <w:proofErr w:type="spellEnd"/>
-      <w:r>
-        <w:t xml:space="preserve"> = </w:t>
-      </w:r>
-      <w:proofErr w:type="spellStart"/>
-      <w:r>
-        <w:t>evaluate_</w:t>
-      </w:r>
-      <w:proofErr w:type="gramStart"/>
-      <w:r>
-        <w:t>vit</w:t>
-      </w:r>
-      <w:proofErr w:type="spellEnd"/>
-      <w:r>
-        <w:t>(</w:t>
-      </w:r>
-      <w:proofErr w:type="spellStart"/>
-      <w:proofErr w:type="gramEnd"/>
-      <w:r>
-        <w:t>state</w:t>
-      </w:r>
-      <w:proofErr w:type="spellEnd"/>
-      <w:r>
-        <w:t xml:space="preserve">, </w:t>
-      </w:r>
-      <w:proofErr w:type="spellStart"/>
-      <w:r>
-        <w:t>val_iter</w:t>
-      </w:r>
-      <w:proofErr w:type="spellEnd"/>
-      <w:r>
-        <w:t>)</w:t>
-      </w:r>
-    </w:p>
-    <w:p>
-      <w:pPr>
-        <w:pStyle w:val="PargrafodaLista"/>
-        <w:ind w:left="1440"/>
-        <w:jc w:val="both"/>
-      </w:pPr>
-      <w:r>
-        <w:t xml:space="preserve">  File "C:\Users\marci_plgx30x\Desktop\Arquivos\Projetos do Mestrado (</w:t>
-      </w:r>
-      <w:proofErr w:type="spellStart"/>
-      <w:r>
-        <w:t>Git</w:t>
-      </w:r>
-      <w:proofErr w:type="spellEnd"/>
-      <w:r>
-        <w:t>)\Projeto-Classificadores\</w:t>
-      </w:r>
-      <w:proofErr w:type="spellStart"/>
-      <w:r>
-        <w:t>Network_Validation</w:t>
-      </w:r>
-      <w:proofErr w:type="spellEnd"/>
-      <w:r>
-        <w:t xml:space="preserve">\VISION TRANSFORMER\VisionTransformer_trainer.py", </w:t>
-      </w:r>
-      <w:proofErr w:type="spellStart"/>
-      <w:r>
-        <w:t>line</w:t>
-      </w:r>
-      <w:proofErr w:type="spellEnd"/>
-      <w:r>
-        <w:t xml:space="preserve"> 390, in </w:t>
-      </w:r>
-      <w:proofErr w:type="spellStart"/>
-      <w:r>
-        <w:t>evaluate_vit</w:t>
-      </w:r>
-      <w:proofErr w:type="spellEnd"/>
-    </w:p>
-    <w:p>
-      <w:pPr>
-        <w:pStyle w:val="PargrafodaLista"/>
-        <w:ind w:left="1440"/>
-        <w:jc w:val="both"/>
-      </w:pPr>
-      <w:r>
-        <w:t xml:space="preserve">    </w:t>
-      </w:r>
-      <w:proofErr w:type="spellStart"/>
-      <w:r>
-        <w:t>val_ds</w:t>
-      </w:r>
-      <w:proofErr w:type="spellEnd"/>
-      <w:r>
-        <w:t xml:space="preserve"> = </w:t>
-      </w:r>
-      <w:proofErr w:type="spellStart"/>
-      <w:r>
-        <w:t>load_</w:t>
-      </w:r>
-      <w:proofErr w:type="gramStart"/>
-      <w:r>
-        <w:t>tfrecords</w:t>
-      </w:r>
-      <w:proofErr w:type="spellEnd"/>
-      <w:r>
-        <w:t>(</w:t>
-      </w:r>
-      <w:proofErr w:type="gramEnd"/>
-    </w:p>
-    <w:p>
-      <w:pPr>
-        <w:pStyle w:val="PargrafodaLista"/>
-        <w:ind w:left="1440"/>
-        <w:jc w:val="both"/>
-      </w:pPr>
-      <w:r>
-        <w:t xml:space="preserve">  File "C:\Users\marci_plgx30x\Desktop\Arquivos\Projetos do Mestrado (Git)\Projeto-Classificadores\Network_Validation\Process_ImageNet.py", </w:t>
-      </w:r>
-      <w:proofErr w:type="spellStart"/>
-      <w:r>
-        <w:t>line</w:t>
-      </w:r>
-      <w:proofErr w:type="spellEnd"/>
-      <w:r>
-        <w:t xml:space="preserve"> 324, in </w:t>
-      </w:r>
-      <w:proofErr w:type="spellStart"/>
-      <w:r>
-        <w:t>load_tfrecords</w:t>
-      </w:r>
-      <w:proofErr w:type="spellEnd"/>
-    </w:p>
-    <w:p>
-      <w:pPr>
-        <w:pStyle w:val="PargrafodaLista"/>
-        <w:ind w:left="1440"/>
-        <w:jc w:val="both"/>
-      </w:pPr>
-      <w:r>
-        <w:t xml:space="preserve">    </w:t>
-      </w:r>
-      <w:proofErr w:type="spellStart"/>
-      <w:r>
-        <w:t>raise</w:t>
-      </w:r>
-      <w:proofErr w:type="spellEnd"/>
-      <w:r>
-        <w:t xml:space="preserve"> </w:t>
-      </w:r>
-      <w:proofErr w:type="spellStart"/>
-      <w:proofErr w:type="gramStart"/>
-      <w:r>
-        <w:t>ValueError</w:t>
-      </w:r>
-      <w:proofErr w:type="spellEnd"/>
-      <w:r>
-        <w:t>(</w:t>
-      </w:r>
-      <w:proofErr w:type="spellStart"/>
-      <w:proofErr w:type="gramEnd"/>
-      <w:r>
-        <w:t>f"Nenhum</w:t>
-      </w:r>
-      <w:proofErr w:type="spellEnd"/>
-      <w:r>
-        <w:t xml:space="preserve"> </w:t>
-      </w:r>
-      <w:proofErr w:type="spellStart"/>
-      <w:r>
-        <w:t>TFRecord</w:t>
-      </w:r>
-      <w:proofErr w:type="spellEnd"/>
-      <w:r>
-        <w:t xml:space="preserve"> encontrado em: {</w:t>
-      </w:r>
-      <w:proofErr w:type="spellStart"/>
-      <w:r>
-        <w:t>tfrecord_</w:t>
-      </w:r>
-      <w:proofErr w:type="gramStart"/>
-      <w:r>
-        <w:t>dir</w:t>
-      </w:r>
-      <w:proofErr w:type="spellEnd"/>
-      <w:r>
-        <w:t>}/</w:t>
-      </w:r>
-      <w:proofErr w:type="gramEnd"/>
-      <w:r>
-        <w:t>{split}")</w:t>
-      </w:r>
-    </w:p>
-    <w:p>
-      <w:pPr>
-        <w:pStyle w:val="PargrafodaLista"/>
-        <w:ind w:left="1440"/>
-        <w:jc w:val="both"/>
-      </w:pPr>
-      <w:proofErr w:type="spellStart"/>
-      <w:r>
-        <w:t>ValueError</w:t>
-      </w:r>
-      <w:proofErr w:type="spellEnd"/>
-      <w:r>
-        <w:t xml:space="preserve">: Nenhum </w:t>
-      </w:r>
-      <w:proofErr w:type="spellStart"/>
-      <w:r>
-        <w:t>TFRecord</w:t>
-      </w:r>
-      <w:proofErr w:type="spellEnd"/>
-      <w:r>
-        <w:t xml:space="preserve"> encontrado em: &lt;</w:t>
-      </w:r>
-      <w:proofErr w:type="spellStart"/>
-      <w:proofErr w:type="gramStart"/>
-      <w:r>
-        <w:t>tensorflow.python.data.ops.iterator</w:t>
-      </w:r>
-      <w:proofErr w:type="gramEnd"/>
-      <w:r>
-        <w:t>_</w:t>
-      </w:r>
-      <w:proofErr w:type="gramStart"/>
-      <w:r>
-        <w:t>ops.OwnedIterator</w:t>
-      </w:r>
-      <w:proofErr w:type="spellEnd"/>
-      <w:proofErr w:type="gramEnd"/>
-      <w:r>
-        <w:t xml:space="preserve"> </w:t>
-      </w:r>
-      <w:proofErr w:type="spellStart"/>
-      <w:r>
-        <w:t>object</w:t>
-      </w:r>
-      <w:proofErr w:type="spellEnd"/>
-      <w:r>
-        <w:t xml:space="preserve"> </w:t>
-      </w:r>
-      <w:proofErr w:type="spellStart"/>
-      <w:r>
-        <w:t>at</w:t>
-      </w:r>
-      <w:proofErr w:type="spellEnd"/>
-      <w:r>
-        <w:t xml:space="preserve"> 0x000001BDCDA64430&gt;/</w:t>
-      </w:r>
-      <w:proofErr w:type="spellStart"/>
-      <w:r>
-        <w:t>validation</w:t>
-      </w:r>
-      <w:proofErr w:type="spellEnd"/>
-    </w:p>
-    <w:p>
-      <w:pPr>
-        <w:pStyle w:val="PargrafodaLista"/>
-        <w:ind w:left="1440"/>
-        <w:jc w:val="both"/>
-      </w:pPr>
-    </w:p>
-    <w:p>
-      <w:pPr>
-        <w:pStyle w:val="PargrafodaLista"/>
-        <w:ind w:left="1440"/>
-        <w:jc w:val="both"/>
-      </w:pPr>
-      <w:proofErr w:type="spellStart"/>
-      <w:r>
-        <w:t>Process</w:t>
-      </w:r>
-      <w:proofErr w:type="spellEnd"/>
-      <w:r>
-        <w:t xml:space="preserve"> </w:t>
-      </w:r>
-      <w:proofErr w:type="spellStart"/>
-      <w:r>
-        <w:t>finished</w:t>
-      </w:r>
-      <w:proofErr w:type="spellEnd"/>
-      <w:r>
-        <w:t xml:space="preserve"> </w:t>
-      </w:r>
-      <w:proofErr w:type="spellStart"/>
-      <w:r>
-        <w:t>with</w:t>
-      </w:r>
-      <w:proofErr w:type="spellEnd"/>
-      <w:r>
-        <w:t xml:space="preserve"> </w:t>
-      </w:r>
-      <w:proofErr w:type="spellStart"/>
-      <w:r>
-        <w:t>exit</w:t>
-      </w:r>
-      <w:proofErr w:type="spellEnd"/>
-      <w:r>
-        <w:t xml:space="preserve"> </w:t>
-      </w:r>
-      <w:proofErr w:type="spellStart"/>
-      <w:r>
-        <w:t>code</w:t>
-      </w:r>
-      <w:proofErr w:type="spellEnd"/>
-      <w:r>
-        <w:t xml:space="preserve"> 1</w:t>
+        <w:t>[004000/10000] loss=2.1354, acc=0.5625</w:t>
+      </w:r>
+    </w:p>
+    <w:p>
+      <w:pPr>
+        <w:pStyle w:val="PargrafodaLista"/>
+        <w:ind w:left="1440"/>
+        <w:jc w:val="both"/>
+      </w:pPr>
+      <w:r>
+        <w:t>[004100/10000] loss=1.7008, acc=0.6250</w:t>
+      </w:r>
+    </w:p>
+    <w:p>
+      <w:pPr>
+        <w:pStyle w:val="PargrafodaLista"/>
+        <w:ind w:left="1440"/>
+        <w:jc w:val="both"/>
+      </w:pPr>
+      <w:r>
+        <w:t>[004200/10000] loss=1.7804, acc=0.6250</w:t>
+      </w:r>
+    </w:p>
+    <w:p>
+      <w:pPr>
+        <w:pStyle w:val="PargrafodaLista"/>
+        <w:ind w:left="1440"/>
+        <w:jc w:val="both"/>
+      </w:pPr>
+      <w:r>
+        <w:t>[004300/10000] loss=2.0371, acc=0.5000</w:t>
+      </w:r>
+    </w:p>
+    <w:p>
+      <w:pPr>
+        <w:pStyle w:val="PargrafodaLista"/>
+        <w:ind w:left="1440"/>
+        <w:jc w:val="both"/>
+      </w:pPr>
+      <w:r>
+        <w:t>[004400/10000] loss=1.8406, acc=0.5625</w:t>
+      </w:r>
+    </w:p>
+    <w:p>
+      <w:pPr>
+        <w:pStyle w:val="PargrafodaLista"/>
+        <w:ind w:left="1440"/>
+        <w:jc w:val="both"/>
+      </w:pPr>
+      <w:r>
+        <w:t>[004500/10000] loss=2.4649, acc=0.4375</w:t>
+      </w:r>
+    </w:p>
+    <w:p>
+      <w:pPr>
+        <w:pStyle w:val="PargrafodaLista"/>
+        <w:ind w:left="1440"/>
+        <w:jc w:val="both"/>
+      </w:pPr>
+      <w:r>
+        <w:t>[004600/10000] loss=1.9976, acc=0.5625</w:t>
+      </w:r>
+    </w:p>
+    <w:p>
+      <w:pPr>
+        <w:pStyle w:val="PargrafodaLista"/>
+        <w:ind w:left="1440"/>
+        <w:jc w:val="both"/>
+      </w:pPr>
+      <w:r>
+        <w:t>[004700/10000] loss=1.6713, acc=0.5625</w:t>
+      </w:r>
+    </w:p>
+    <w:p>
+      <w:pPr>
+        <w:pStyle w:val="PargrafodaLista"/>
+        <w:ind w:left="1440"/>
+        <w:jc w:val="both"/>
+      </w:pPr>
+      <w:r>
+        <w:t>[004800/10000] loss=1.9858, acc=0.5625</w:t>
+      </w:r>
+    </w:p>
+    <w:p>
+      <w:pPr>
+        <w:pStyle w:val="PargrafodaLista"/>
+        <w:ind w:left="1440"/>
+        <w:jc w:val="both"/>
+      </w:pPr>
+      <w:r>
+        <w:t>[004900/10000] loss=0.6557, acc=0.8750</w:t>
+      </w:r>
+    </w:p>
+    <w:p>
+      <w:pPr>
+        <w:pStyle w:val="PargrafodaLista"/>
+        <w:ind w:left="1440"/>
+        <w:jc w:val="both"/>
+      </w:pPr>
+      <w:r>
+        <w:t>[005000/10000] loss=1.9197, acc=0.4375</w:t>
+      </w:r>
+    </w:p>
+    <w:p>
+      <w:pPr>
+        <w:pStyle w:val="PargrafodaLista"/>
+        <w:ind w:left="1440"/>
+        <w:jc w:val="both"/>
+      </w:pPr>
+    </w:p>
+    <w:p>
+      <w:pPr>
+        <w:pStyle w:val="PargrafodaLista"/>
+        <w:ind w:left="1440"/>
+        <w:jc w:val="both"/>
+      </w:pPr>
+    </w:p>
+    <w:p>
+      <w:pPr>
+        <w:pStyle w:val="PargrafodaLista"/>
+        <w:ind w:left="1440"/>
+        <w:jc w:val="both"/>
+      </w:pPr>
+    </w:p>
+    <w:p>
+      <w:pPr>
+        <w:pStyle w:val="PargrafodaLista"/>
+        <w:ind w:left="1440"/>
+        <w:jc w:val="both"/>
+      </w:pPr>
+    </w:p>
+    <w:p>
+      <w:pPr>
+        <w:pStyle w:val="PargrafodaLista"/>
+        <w:ind w:left="1440"/>
+        <w:jc w:val="both"/>
+      </w:pPr>
+      <w:r>
+        <w:t>Traceback (most recent call last):</w:t>
+      </w:r>
+    </w:p>
+    <w:p>
+      <w:pPr>
+        <w:pStyle w:val="PargrafodaLista"/>
+        <w:ind w:left="1440"/>
+        <w:jc w:val="both"/>
+      </w:pPr>
+      <w:r>
+        <w:t xml:space="preserve">  File "C:\Users\marci_plgx30x\Desktop\Arquivos\Projetos do Mestrado (Git)\Projeto-Classificadores\Network_Validation\VISION TRANSFORMER\ViT_MainTest.py", line 152, in &lt;module&gt;</w:t>
+      </w:r>
+    </w:p>
+    <w:p>
+      <w:pPr>
+        <w:pStyle w:val="PargrafodaLista"/>
+        <w:ind w:left="1440"/>
+        <w:jc w:val="both"/>
+      </w:pPr>
+      <w:r>
+        <w:t xml:space="preserve">    main()</w:t>
+      </w:r>
+    </w:p>
+    <w:p>
+      <w:pPr>
+        <w:pStyle w:val="PargrafodaLista"/>
+        <w:ind w:left="1440"/>
+        <w:jc w:val="both"/>
+      </w:pPr>
+      <w:r>
+        <w:t xml:space="preserve">  File "C:\Users\marci_plgx30x\Desktop\Arquivos\Projetos do Mestrado (Git)\Projeto-Classificadores\Network_Validation\VISION TRANSFORMER\ViT_MainTest.py", line 124, in main</w:t>
+      </w:r>
+    </w:p>
+    <w:p>
+      <w:pPr>
+        <w:pStyle w:val="PargrafodaLista"/>
+        <w:ind w:left="1440"/>
+        <w:jc w:val="both"/>
+      </w:pPr>
+      <w:r>
+        <w:t xml:space="preserve">    train_vit(</w:t>
+      </w:r>
+    </w:p>
+    <w:p>
+      <w:pPr>
+        <w:pStyle w:val="PargrafodaLista"/>
+        <w:ind w:left="1440"/>
+        <w:jc w:val="both"/>
+      </w:pPr>
+      <w:r>
+        <w:t xml:space="preserve">  File "C:\Users\marci_plgx30x\Desktop\Arquivos\Projetos do Mestrado (Git)\Projeto-Classificadores\Network_Validation\VISION TRANSFORMER\VisionTransformer_trainer.py", line 331, in train_vit</w:t>
+      </w:r>
+    </w:p>
+    <w:p>
+      <w:pPr>
+        <w:pStyle w:val="PargrafodaLista"/>
+        <w:ind w:left="1440"/>
+        <w:jc w:val="both"/>
+      </w:pPr>
+      <w:r>
+        <w:t xml:space="preserve">    val = evaluate_vit(state, val_iter)</w:t>
+      </w:r>
+    </w:p>
+    <w:p>
+      <w:pPr>
+        <w:pStyle w:val="PargrafodaLista"/>
+        <w:ind w:left="1440"/>
+        <w:jc w:val="both"/>
+      </w:pPr>
+      <w:r>
+        <w:t xml:space="preserve">  File "C:\Users\marci_plgx30x\Desktop\Arquivos\Projetos do Mestrado (Git)\Projeto-Classificadores\Network_Validation\VISION TRANSFORMER\VisionTransformer_trainer.py", line 390, in evaluate_vit</w:t>
+      </w:r>
+    </w:p>
+    <w:p>
+      <w:pPr>
+        <w:pStyle w:val="PargrafodaLista"/>
+        <w:ind w:left="1440"/>
+        <w:jc w:val="both"/>
+      </w:pPr>
+      <w:r>
+        <w:t xml:space="preserve">    val_ds = load_tfrecords(</w:t>
+      </w:r>
+    </w:p>
+    <w:p>
+      <w:pPr>
+        <w:pStyle w:val="PargrafodaLista"/>
+        <w:ind w:left="1440"/>
+        <w:jc w:val="both"/>
+      </w:pPr>
+      <w:r>
+        <w:t xml:space="preserve">  File "C:\Users\marci_plgx30x\Desktop\Arquivos\Projetos do Mestrado (Git)\Projeto-Classificadores\Network_Validation\Process_ImageNet.py", line 324, in load_tfrecords</w:t>
+      </w:r>
+    </w:p>
+    <w:p>
+      <w:pPr>
+        <w:pStyle w:val="PargrafodaLista"/>
+        <w:ind w:left="1440"/>
+        <w:jc w:val="both"/>
+      </w:pPr>
+      <w:r>
+        <w:t xml:space="preserve">    raise ValueError(f"Nenhum TFRecord encontrado em: {tfrecord_dir}/{split}")</w:t>
+      </w:r>
+    </w:p>
+    <w:p>
+      <w:pPr>
+        <w:pStyle w:val="PargrafodaLista"/>
+        <w:ind w:left="1440"/>
+        <w:jc w:val="both"/>
+      </w:pPr>
+      <w:r>
+        <w:t>ValueError: Nenhum TFRecord encontrado em: &lt;tensorflow.python.data.ops.iterator_ops.OwnedIterator object at 0x000001BDCDA64430&gt;/validation</w:t>
+      </w:r>
+    </w:p>
+    <w:p>
+      <w:pPr>
+        <w:pStyle w:val="PargrafodaLista"/>
+        <w:ind w:left="1440"/>
+        <w:jc w:val="both"/>
+      </w:pPr>
+    </w:p>
+    <w:p>
+      <w:pPr>
+        <w:pStyle w:val="PargrafodaLista"/>
+        <w:ind w:left="1440"/>
+        <w:jc w:val="both"/>
+      </w:pPr>
+      <w:r>
+        <w:t>Process finished with exit code 1</w:t>
       </w:r>
     </w:p>
     <w:p>
@@ -1249,46 +632,21 @@
       <w:r>
         <w:t xml:space="preserve">O erro ocorre na função </w:t>
       </w:r>
-      <w:proofErr w:type="spellStart"/>
       <w:r>
         <w:rPr>
           <w:i/>
           <w:iCs/>
         </w:rPr>
-        <w:t>train_</w:t>
-      </w:r>
-      <w:proofErr w:type="gramStart"/>
+        <w:t>train_vit()</w:t>
+      </w:r>
+      <w:r>
+        <w:t xml:space="preserve"> do arquivo </w:t>
+      </w:r>
       <w:r>
         <w:rPr>
           <w:i/>
           <w:iCs/>
         </w:rPr>
-        <w:t>vit</w:t>
-      </w:r>
-      <w:proofErr w:type="spellEnd"/>
-      <w:r>
-        <w:rPr>
-          <w:i/>
-          <w:iCs/>
-        </w:rPr>
-        <w:t>(</w:t>
-      </w:r>
-      <w:proofErr w:type="gramEnd"/>
-      <w:r>
-        <w:rPr>
-          <w:i/>
-          <w:iCs/>
-        </w:rPr>
-        <w:t>)</w:t>
-      </w:r>
-      <w:r>
-        <w:t xml:space="preserve"> do arquivo </w:t>
-      </w:r>
-      <w:r>
-        <w:rPr>
-          <w:i/>
-          <w:iCs/>
-        </w:rPr>
         <w:t xml:space="preserve">VisionTransformer_trainer.py </w:t>
       </w:r>
       <w:r>
@@ -1297,6 +655,13 @@
       <w:r>
         <w:t>duas APIs de avaliação diferentes no mesmo arquivo:</w:t>
       </w:r>
+    </w:p>
+    <w:p>
+      <w:pPr>
+        <w:pStyle w:val="PargrafodaLista"/>
+        <w:ind w:left="1440"/>
+        <w:jc w:val="both"/>
+      </w:pPr>
     </w:p>
     <w:p>
       <w:pPr>
@@ -1308,15 +673,7 @@
         <w:jc w:val="both"/>
       </w:pPr>
       <w:r>
-        <w:t xml:space="preserve">Avaliação </w:t>
-      </w:r>
-      <w:proofErr w:type="spellStart"/>
-      <w:r>
-        <w:t>standalone</w:t>
-      </w:r>
-      <w:proofErr w:type="spellEnd"/>
-      <w:r>
-        <w:t xml:space="preserve"> (checkpoint + path)</w:t>
+        <w:t>Avaliação standalone (checkpoint + path)</w:t>
       </w:r>
     </w:p>
     <w:p>
@@ -1352,15 +709,7 @@
         <w:jc w:val="both"/>
       </w:pPr>
       <w:r>
-        <w:t>Avaliação durante treino (</w:t>
-      </w:r>
-      <w:proofErr w:type="spellStart"/>
-      <w:r>
-        <w:t>iterator</w:t>
-      </w:r>
-      <w:proofErr w:type="spellEnd"/>
-      <w:r>
-        <w:t>)</w:t>
+        <w:t>Avaliação durante treino (iterator)</w:t>
       </w:r>
     </w:p>
     <w:p>
@@ -1378,6 +727,13 @@
       <w:r>
         <w:t xml:space="preserve"> Boa para validação periódica</w:t>
       </w:r>
+    </w:p>
+    <w:p>
+      <w:pPr>
+        <w:pStyle w:val="PargrafodaLista"/>
+        <w:ind w:left="2124"/>
+        <w:jc w:val="both"/>
+      </w:pPr>
     </w:p>
     <w:p>
       <w:pPr>
@@ -1449,7 +805,7 @@
                     <pic:cNvPicPr/>
                   </pic:nvPicPr>
                   <pic:blipFill>
-                    <a:blip r:embed="rId8"/>
+                    <a:blip r:embed="rId9"/>
                     <a:stretch>
                       <a:fillRect/>
                     </a:stretch>
@@ -1484,43 +840,11 @@
         <w:jc w:val="both"/>
       </w:pPr>
       <w:r>
-        <w:t xml:space="preserve">A correção deste problema envolve a criação de uma nova função: </w:t>
-      </w:r>
-      <w:proofErr w:type="spellStart"/>
-      <w:r>
-        <w:t>evaluate_vit_from_</w:t>
-      </w:r>
-      <w:proofErr w:type="gramStart"/>
-      <w:r>
-        <w:t>iterator</w:t>
-      </w:r>
-      <w:proofErr w:type="spellEnd"/>
-      <w:r>
-        <w:t>(</w:t>
-      </w:r>
-      <w:proofErr w:type="gramEnd"/>
-      <w:r>
-        <w:t xml:space="preserve">), a qual usa o </w:t>
-      </w:r>
-      <w:proofErr w:type="spellStart"/>
-      <w:r>
-        <w:t>dataset</w:t>
-      </w:r>
-      <w:proofErr w:type="spellEnd"/>
-      <w:r>
-        <w:t xml:space="preserve"> já carregado</w:t>
+        <w:t>A correção deste problema envolve a criação de uma nova função: evaluate_vit_from_iterator(), a qual usa o dataset já carregado</w:t>
       </w:r>
       <w:r>
         <w:br/>
-        <w:t xml:space="preserve">Não toca em </w:t>
-      </w:r>
-      <w:proofErr w:type="spellStart"/>
-      <w:r>
-        <w:t>load_tfrecords</w:t>
-      </w:r>
-      <w:proofErr w:type="spellEnd"/>
-      <w:r>
-        <w:t xml:space="preserve"> e não gera mais gera o erro do step 5000</w:t>
+        <w:t>Não toca em load_tfrecords e não gera mais gera o erro do step 5000</w:t>
       </w:r>
     </w:p>
     <w:p>
@@ -1626,7 +950,7 @@
                     <pic:cNvPicPr/>
                   </pic:nvPicPr>
                   <pic:blipFill>
-                    <a:blip r:embed="rId9"/>
+                    <a:blip r:embed="rId10"/>
                     <a:stretch>
                       <a:fillRect/>
                     </a:stretch>
@@ -1667,19 +991,6 @@
     </w:p>
     <w:p>
       <w:pPr>
-        <w:pStyle w:val="PargrafodaLista"/>
-        <w:jc w:val="both"/>
-      </w:pPr>
-    </w:p>
-    <w:p>
-      <w:pPr>
-        <w:pStyle w:val="PargrafodaLista"/>
-        <w:jc w:val="both"/>
-      </w:pPr>
-    </w:p>
-    <w:p>
-      <w:pPr>
-        <w:pStyle w:val="PargrafodaLista"/>
         <w:jc w:val="both"/>
       </w:pPr>
     </w:p>
@@ -1744,7 +1055,7 @@
                     <pic:cNvPicPr/>
                   </pic:nvPicPr>
                   <pic:blipFill>
-                    <a:blip r:embed="rId10"/>
+                    <a:blip r:embed="rId11"/>
                     <a:stretch>
                       <a:fillRect/>
                     </a:stretch>
@@ -1816,7 +1127,7 @@
                     <pic:cNvPicPr/>
                   </pic:nvPicPr>
                   <pic:blipFill>
-                    <a:blip r:embed="rId11"/>
+                    <a:blip r:embed="rId12"/>
                     <a:stretch>
                       <a:fillRect/>
                     </a:stretch>
@@ -1926,7 +1237,7 @@
                     <pic:cNvPicPr/>
                   </pic:nvPicPr>
                   <pic:blipFill>
-                    <a:blip r:embed="rId12"/>
+                    <a:blip r:embed="rId13"/>
                     <a:stretch>
                       <a:fillRect/>
                     </a:stretch>
@@ -1979,37 +1290,13 @@
         <w:jc w:val="both"/>
       </w:pPr>
       <w:r>
-        <w:t xml:space="preserve">Rodar </w:t>
-      </w:r>
-      <w:proofErr w:type="spellStart"/>
-      <w:r>
-        <w:t>ViT</w:t>
-      </w:r>
-      <w:proofErr w:type="spellEnd"/>
-      <w:r>
-        <w:t xml:space="preserve">-B/16 “fiel ao </w:t>
-      </w:r>
-      <w:proofErr w:type="spellStart"/>
-      <w:r>
-        <w:t>paper</w:t>
-      </w:r>
-      <w:proofErr w:type="spellEnd"/>
-      <w:r>
-        <w:t>” em hardware comum é naturalmente lento.</w:t>
+        <w:t>Rodar ViT-B/16 “fiel ao paper” em hardware comum é naturalmente lento.</w:t>
       </w:r>
       <w:r>
         <w:t xml:space="preserve"> </w:t>
       </w:r>
       <w:r>
-        <w:t xml:space="preserve">O artigo foi feito em </w:t>
-      </w:r>
-      <w:proofErr w:type="spellStart"/>
-      <w:r>
-        <w:t>TPUs</w:t>
-      </w:r>
-      <w:proofErr w:type="spellEnd"/>
-      <w:r>
-        <w:t xml:space="preserve"> v3, com batch gigantesco. Dito isso, há otimizações seguras que não quebram a fidelidade científica para serem implementadas:</w:t>
+        <w:t>O artigo foi feito em TPUs v3, com batch gigantesco. Dito isso, há otimizações seguras que não quebram a fidelidade científica para serem implementadas:</w:t>
       </w:r>
     </w:p>
     <w:p>
@@ -2062,15 +1349,7 @@
         <w:jc w:val="both"/>
       </w:pPr>
       <w:r>
-        <w:t xml:space="preserve">Utilização de </w:t>
-      </w:r>
-      <w:proofErr w:type="spellStart"/>
-      <w:r>
-        <w:t>Mixed-precision</w:t>
-      </w:r>
-      <w:proofErr w:type="spellEnd"/>
-      <w:r>
-        <w:t>, que consiste em</w:t>
+        <w:t>Utilização de Mixed-precision, que consiste em</w:t>
       </w:r>
       <w:r>
         <w:t xml:space="preserve"> treinar a rede usando dois tipos de precisão numérica ao mesmo tempo:</w:t>
@@ -2099,15 +1378,7 @@
         <w:t>FP32 (32-bit)</w:t>
       </w:r>
       <w:r>
-        <w:t xml:space="preserve"> → onde a precisão é crítica (</w:t>
-      </w:r>
-      <w:proofErr w:type="spellStart"/>
-      <w:r>
-        <w:t>ex</w:t>
-      </w:r>
-      <w:proofErr w:type="spellEnd"/>
-      <w:r>
-        <w:t>: atualização dos pesos)</w:t>
+        <w:t xml:space="preserve"> → onde a precisão é crítica (ex: atualização dos pesos)</w:t>
       </w:r>
       <w:r>
         <w:t xml:space="preserve">. Isso resulta em </w:t>
@@ -2148,36 +1419,130 @@
         <w:t xml:space="preserve"> </w:t>
       </w:r>
       <w:r>
-        <w:t xml:space="preserve">Como o batch é menor que o do artigo, o LR precisa ser menor. A sugestão é que </w:t>
-      </w:r>
-      <w:proofErr w:type="spellStart"/>
-      <w:r>
-        <w:t>base_lr</w:t>
-      </w:r>
-      <w:proofErr w:type="spellEnd"/>
-      <w:r>
-        <w:t xml:space="preserve"> = 3e-4 * (</w:t>
-      </w:r>
-      <w:proofErr w:type="spellStart"/>
-      <w:r>
-        <w:t>batch_size</w:t>
-      </w:r>
-      <w:proofErr w:type="spellEnd"/>
-      <w:r>
-        <w:t xml:space="preserve"> / 4096), o que melhora estabilidade sem trair o </w:t>
-      </w:r>
-      <w:proofErr w:type="spellStart"/>
-      <w:r>
-        <w:t>paper</w:t>
-      </w:r>
-      <w:proofErr w:type="spellEnd"/>
-      <w:r>
-        <w:t>.</w:t>
-      </w:r>
-    </w:p>
-    <w:p>
-      <w:pPr>
-        <w:pStyle w:val="PargrafodaLista"/>
+        <w:t>Como o batch é menor que o do artigo, o LR precisa ser menor. A sugestão é que base_lr = 3e-4 * (batch_size / 4096), o que melhora estabilidade sem trair o paper.</w:t>
+      </w:r>
+    </w:p>
+    <w:p>
+      <w:pPr>
+        <w:pStyle w:val="PargrafodaLista"/>
+        <w:ind w:left="1440"/>
+        <w:jc w:val="both"/>
+        <w:rPr>
+          <w:b/>
+          <w:bCs/>
+        </w:rPr>
+      </w:pPr>
+    </w:p>
+    <w:p>
+      <w:pPr>
+        <w:pStyle w:val="PargrafodaLista"/>
+        <w:ind w:left="1440"/>
+        <w:jc w:val="both"/>
+        <w:rPr>
+          <w:b/>
+          <w:bCs/>
+        </w:rPr>
+      </w:pPr>
+      <w:r>
+        <w:rPr>
+          <w:noProof/>
+        </w:rPr>
+        <mc:AlternateContent>
+          <mc:Choice Requires="wps">
+            <w:drawing>
+              <wp:anchor distT="0" distB="0" distL="114300" distR="114300" simplePos="0" relativeHeight="251659264" behindDoc="0" locked="0" layoutInCell="1" allowOverlap="1" wp14:anchorId="4C075268" wp14:editId="2DDB8B35">
+                <wp:simplePos x="0" y="0"/>
+                <wp:positionH relativeFrom="margin">
+                  <wp:align>center</wp:align>
+                </wp:positionH>
+                <wp:positionV relativeFrom="paragraph">
+                  <wp:posOffset>245785</wp:posOffset>
+                </wp:positionV>
+                <wp:extent cx="7020000" cy="0"/>
+                <wp:effectExtent l="0" t="19050" r="28575" b="19050"/>
+                <wp:wrapNone/>
+                <wp:docPr id="549319632" name="Conector reto 1"/>
+                <wp:cNvGraphicFramePr/>
+                <a:graphic xmlns:a="http://schemas.openxmlformats.org/drawingml/2006/main">
+                  <a:graphicData uri="http://schemas.microsoft.com/office/word/2010/wordprocessingShape">
+                    <wps:wsp>
+                      <wps:cNvCnPr/>
+                      <wps:spPr>
+                        <a:xfrm flipV="1">
+                          <a:off x="0" y="0"/>
+                          <a:ext cx="7020000" cy="0"/>
+                        </a:xfrm>
+                        <a:prstGeom prst="line">
+                          <a:avLst/>
+                        </a:prstGeom>
+                        <a:ln w="28575">
+                          <a:solidFill>
+                            <a:schemeClr val="tx1"/>
+                          </a:solidFill>
+                          <a:prstDash val="lgDashDot"/>
+                        </a:ln>
+                      </wps:spPr>
+                      <wps:style>
+                        <a:lnRef idx="1">
+                          <a:schemeClr val="accent1"/>
+                        </a:lnRef>
+                        <a:fillRef idx="0">
+                          <a:schemeClr val="accent1"/>
+                        </a:fillRef>
+                        <a:effectRef idx="0">
+                          <a:schemeClr val="accent1"/>
+                        </a:effectRef>
+                        <a:fontRef idx="minor">
+                          <a:schemeClr val="tx1"/>
+                        </a:fontRef>
+                      </wps:style>
+                      <wps:bodyPr/>
+                    </wps:wsp>
+                  </a:graphicData>
+                </a:graphic>
+                <wp14:sizeRelH relativeFrom="margin">
+                  <wp14:pctWidth>0</wp14:pctWidth>
+                </wp14:sizeRelH>
+                <wp14:sizeRelV relativeFrom="margin">
+                  <wp14:pctHeight>0</wp14:pctHeight>
+                </wp14:sizeRelV>
+              </wp:anchor>
+            </w:drawing>
+          </mc:Choice>
+          <mc:Fallback>
+            <w:pict>
+              <v:line w14:anchorId="546FC51F" id="Conector reto 1" o:spid="_x0000_s1026" style="position:absolute;flip:y;z-index:251659264;visibility:visible;mso-wrap-style:square;mso-width-percent:0;mso-height-percent:0;mso-wrap-distance-left:9pt;mso-wrap-distance-top:0;mso-wrap-distance-right:9pt;mso-wrap-distance-bottom:0;mso-position-horizontal:center;mso-position-horizontal-relative:margin;mso-position-vertical:absolute;mso-position-vertical-relative:text;mso-width-percent:0;mso-height-percent:0;mso-width-relative:margin;mso-height-relative:margin" from="0,19.35pt" to="552.75pt,19.35pt" o:gfxdata="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" strokecolor="black [3213]" strokeweight="2.25pt">
+                <v:stroke dashstyle="longDashDot" joinstyle="miter"/>
+                <w10:wrap anchorx="margin"/>
+              </v:line>
+            </w:pict>
+          </mc:Fallback>
+        </mc:AlternateContent>
+      </w:r>
+    </w:p>
+    <w:p>
+      <w:pPr>
+        <w:pStyle w:val="PargrafodaLista"/>
+      </w:pPr>
+    </w:p>
+    <w:p>
+      <w:pPr>
+        <w:pStyle w:val="PargrafodaLista"/>
+        <w:jc w:val="both"/>
+        <w:rPr>
+          <w:b/>
+          <w:bCs/>
+        </w:rPr>
+      </w:pPr>
+    </w:p>
+    <w:p>
+      <w:pPr>
+        <w:pStyle w:val="PargrafodaLista"/>
+        <w:jc w:val="both"/>
+        <w:rPr>
+          <w:b/>
+          <w:bCs/>
+        </w:rPr>
       </w:pPr>
     </w:p>
     <w:p>
@@ -2219,17 +1584,8 @@
           <w:b/>
           <w:bCs/>
         </w:rPr>
-        <w:t xml:space="preserve">Correção da validação inicial da Vision </w:t>
-      </w:r>
-      <w:proofErr w:type="spellStart"/>
-      <w:r>
-        <w:rPr>
-          <w:b/>
-          <w:bCs/>
-        </w:rPr>
-        <w:t>Transformer</w:t>
-      </w:r>
-      <w:proofErr w:type="spellEnd"/>
+        <w:t>Correção da validação inicial da Vision Transformer</w:t>
+      </w:r>
       <w:r>
         <w:rPr>
           <w:b/>
@@ -2281,13 +1637,6 @@
     <w:p>
       <w:pPr>
         <w:pStyle w:val="PargrafodaLista"/>
-        <w:ind w:left="1440"/>
-        <w:jc w:val="both"/>
-      </w:pPr>
-    </w:p>
-    <w:p>
-      <w:pPr>
-        <w:pStyle w:val="PargrafodaLista"/>
         <w:numPr>
           <w:ilvl w:val="1"/>
           <w:numId w:val="1"/>
@@ -2310,31 +1659,7 @@
         <w:t xml:space="preserve"> </w:t>
       </w:r>
       <w:r>
-        <w:t xml:space="preserve">Rodar </w:t>
-      </w:r>
-      <w:proofErr w:type="spellStart"/>
-      <w:r>
-        <w:t>ViT</w:t>
-      </w:r>
-      <w:proofErr w:type="spellEnd"/>
-      <w:r>
-        <w:t xml:space="preserve">-B/16 “fiel ao </w:t>
-      </w:r>
-      <w:proofErr w:type="spellStart"/>
-      <w:r>
-        <w:t>paper</w:t>
-      </w:r>
-      <w:proofErr w:type="spellEnd"/>
-      <w:r>
-        <w:t xml:space="preserve">” em hardware comum é naturalmente lento. O artigo foi feito em </w:t>
-      </w:r>
-      <w:proofErr w:type="spellStart"/>
-      <w:r>
-        <w:t>TPUs</w:t>
-      </w:r>
-      <w:proofErr w:type="spellEnd"/>
-      <w:r>
-        <w:t xml:space="preserve"> v3, com batch gigantesco.</w:t>
+        <w:t>Rodar ViT-B/16 “fiel ao paper” em hardware comum é naturalmente lento. O artigo foi feito em TPUs v3, com batch gigantesco.</w:t>
       </w:r>
       <w:r>
         <w:t xml:space="preserve"> Com isso, a limitação de hardware torna praticamente impossível replicar com exatidão os resultados obtidos. É necessário considerar que o equipamento utilizado para este teste foi:</w:t>
@@ -2507,29 +1832,73 @@
         <w:t xml:space="preserve">Otimização 2: </w:t>
       </w:r>
       <w:r>
-        <w:t xml:space="preserve">Utilização de </w:t>
-      </w:r>
-      <w:proofErr w:type="spellStart"/>
-      <w:r>
-        <w:t>Mixed</w:t>
-      </w:r>
-      <w:proofErr w:type="spellEnd"/>
-      <w:r>
+        <w:t>Utilização de Mixed Precision</w:t>
+      </w:r>
+      <w:r>
+        <w:t xml:space="preserve">, consiste em utilizar </w:t>
+      </w:r>
+      <w:r>
+        <w:t>dois tipos de precisão numérica ao mesmo tempo — geralmente 32 bits (float32) e 16 bits (float16)</w:t>
+      </w:r>
+      <w:r>
+        <w:t>. Essa prática garante que:</w:t>
+      </w:r>
+    </w:p>
+    <w:p>
+      <w:pPr>
+        <w:pStyle w:val="PargrafodaLista"/>
+        <w:ind w:left="2124"/>
+        <w:jc w:val="both"/>
+        <w:rPr>
+          <w:b/>
+          <w:bCs/>
+        </w:rPr>
+      </w:pPr>
+      <w:r>
+        <w:rPr>
+          <w:rFonts w:ascii="Segoe UI Emoji" w:hAnsi="Segoe UI Emoji" w:cs="Segoe UI Emoji"/>
+          <w:b/>
+          <w:bCs/>
+        </w:rPr>
+        <w:t>🔹</w:t>
+      </w:r>
+      <w:r>
+        <w:rPr>
+          <w:b/>
+          <w:bCs/>
+        </w:rPr>
+        <w:t xml:space="preserve"> Mai</w:t>
+      </w:r>
+      <w:r>
+        <w:rPr>
+          <w:b/>
+          <w:bCs/>
+        </w:rPr>
+        <w:t>or</w:t>
+      </w:r>
+      <w:r>
+        <w:rPr>
+          <w:b/>
+          <w:bCs/>
+        </w:rPr>
         <w:t xml:space="preserve"> </w:t>
       </w:r>
-      <w:proofErr w:type="spellStart"/>
-      <w:r>
-        <w:t>Precision</w:t>
-      </w:r>
-      <w:proofErr w:type="spellEnd"/>
-      <w:r>
-        <w:t xml:space="preserve">, consiste em utilizar </w:t>
-      </w:r>
-      <w:r>
-        <w:t>dois tipos de precisão numérica ao mesmo tempo — geralmente 32 bits (float32) e 16 bits (float16)</w:t>
-      </w:r>
-      <w:r>
-        <w:t>. Essa prática garante que:</w:t>
+      <w:r>
+        <w:rPr>
+          <w:b/>
+          <w:bCs/>
+        </w:rPr>
+        <w:t>velocidade</w:t>
+      </w:r>
+      <w:r>
+        <w:rPr>
+          <w:b/>
+          <w:bCs/>
+        </w:rPr>
+        <w:t xml:space="preserve">: </w:t>
+      </w:r>
+      <w:r>
+        <w:t>cálculos em 16 bits são executados mais rapidamente, principalmente em GPUs modernas.</w:t>
       </w:r>
     </w:p>
     <w:p>
@@ -2555,75 +1924,10 @@
           <w:b/>
           <w:bCs/>
         </w:rPr>
-        <w:t xml:space="preserve"> Mai</w:t>
-      </w:r>
-      <w:r>
-        <w:rPr>
-          <w:b/>
-          <w:bCs/>
-        </w:rPr>
-        <w:t>or</w:t>
-      </w:r>
-      <w:r>
-        <w:rPr>
-          <w:b/>
-          <w:bCs/>
-        </w:rPr>
-        <w:t xml:space="preserve"> </w:t>
-      </w:r>
-      <w:r>
-        <w:rPr>
-          <w:b/>
-          <w:bCs/>
-        </w:rPr>
-        <w:t>velocidade</w:t>
-      </w:r>
-      <w:r>
-        <w:rPr>
-          <w:b/>
-          <w:bCs/>
-        </w:rPr>
-        <w:t xml:space="preserve">: </w:t>
-      </w:r>
-      <w:r>
-        <w:t>cálculos em 16 bits são executados mais rapidamente, principalmente em GPUs modernas.</w:t>
-      </w:r>
-    </w:p>
-    <w:p>
-      <w:pPr>
-        <w:pStyle w:val="PargrafodaLista"/>
-        <w:ind w:left="2124"/>
-        <w:jc w:val="both"/>
-        <w:rPr>
-          <w:b/>
-          <w:bCs/>
-        </w:rPr>
-      </w:pPr>
-      <w:r>
-        <w:rPr>
-          <w:rFonts w:ascii="Segoe UI Emoji" w:hAnsi="Segoe UI Emoji" w:cs="Segoe UI Emoji"/>
-          <w:b/>
-          <w:bCs/>
-        </w:rPr>
-        <w:t>🔹</w:t>
-      </w:r>
-      <w:r>
-        <w:rPr>
-          <w:b/>
-          <w:bCs/>
-        </w:rPr>
         <w:t xml:space="preserve"> Menos memória: </w:t>
       </w:r>
       <w:r>
-        <w:t xml:space="preserve">números menores ocupam menos espaço, permitindo treinar modelos maiores ou usar batch </w:t>
-      </w:r>
-      <w:proofErr w:type="spellStart"/>
-      <w:r>
-        <w:t>sizes</w:t>
-      </w:r>
-      <w:proofErr w:type="spellEnd"/>
-      <w:r>
-        <w:t xml:space="preserve"> maiores.</w:t>
+        <w:t>números menores ocupam menos espaço, permitindo treinar modelos maiores ou usar batch sizes maiores.</w:t>
       </w:r>
     </w:p>
     <w:p>
@@ -2696,110 +2000,38 @@
         <w:t>learning rate alterada de 0.01 para 2e-4</w:t>
       </w:r>
       <w:r>
-        <w:t xml:space="preserve">. Inicialmente é importante compreender que o </w:t>
-      </w:r>
-      <w:proofErr w:type="spellStart"/>
-      <w:r>
-        <w:t>base_lr</w:t>
-      </w:r>
-      <w:proofErr w:type="spellEnd"/>
-      <w:r>
-        <w:t xml:space="preserve"> representa o valor máximo do learning rate durante o </w:t>
+        <w:t xml:space="preserve">. Inicialmente é importante compreender que o base_lr representa o valor máximo do learning rate durante o </w:t>
       </w:r>
       <w:r>
         <w:t>pré-treino</w:t>
       </w:r>
       <w:r>
-        <w:t xml:space="preserve">, não o valor constante. Sendo usado dentro de um </w:t>
-      </w:r>
-      <w:proofErr w:type="spellStart"/>
-      <w:r>
-        <w:t>scheduler</w:t>
-      </w:r>
-      <w:proofErr w:type="spellEnd"/>
-      <w:r>
-        <w:t xml:space="preserve"> (</w:t>
-      </w:r>
-      <w:proofErr w:type="spellStart"/>
-      <w:r>
-        <w:t>warmup</w:t>
-      </w:r>
-      <w:proofErr w:type="spellEnd"/>
-      <w:r>
-        <w:t xml:space="preserve"> + </w:t>
-      </w:r>
-      <w:proofErr w:type="spellStart"/>
-      <w:r>
-        <w:t>cosine</w:t>
-      </w:r>
-      <w:proofErr w:type="spellEnd"/>
-      <w:r>
+        <w:t>, não o valor constante. Sendo usado dentro de um scheduler (warmup + cosine decay).</w:t>
+      </w:r>
+    </w:p>
+    <w:p>
+      <w:pPr>
+        <w:pStyle w:val="PargrafodaLista"/>
+        <w:ind w:left="2124"/>
+        <w:jc w:val="both"/>
+      </w:pPr>
+      <w:r>
+        <w:rPr>
+          <w:rFonts w:ascii="Segoe UI Emoji" w:hAnsi="Segoe UI Emoji" w:cs="Segoe UI Emoji"/>
+          <w:b/>
+          <w:bCs/>
+        </w:rPr>
+        <w:t>🔹</w:t>
+      </w:r>
+      <w:r>
+        <w:rPr>
+          <w:b/>
+          <w:bCs/>
+        </w:rPr>
         <w:t xml:space="preserve"> </w:t>
       </w:r>
-      <w:proofErr w:type="spellStart"/>
-      <w:r>
-        <w:t>decay</w:t>
-      </w:r>
-      <w:proofErr w:type="spellEnd"/>
-      <w:r>
-        <w:t>).</w:t>
-      </w:r>
-    </w:p>
-    <w:p>
-      <w:pPr>
-        <w:pStyle w:val="PargrafodaLista"/>
-        <w:ind w:left="2124"/>
-        <w:jc w:val="both"/>
-      </w:pPr>
-      <w:r>
-        <w:rPr>
-          <w:rFonts w:ascii="Segoe UI Emoji" w:hAnsi="Segoe UI Emoji" w:cs="Segoe UI Emoji"/>
-          <w:b/>
-          <w:bCs/>
-        </w:rPr>
-        <w:t>🔹</w:t>
-      </w:r>
-      <w:r>
-        <w:rPr>
-          <w:b/>
-          <w:bCs/>
-        </w:rPr>
-        <w:t xml:space="preserve"> </w:t>
-      </w:r>
-      <w:r>
-        <w:t xml:space="preserve">Para fine </w:t>
-      </w:r>
-      <w:proofErr w:type="spellStart"/>
-      <w:r>
-        <w:t>tunning</w:t>
-      </w:r>
-      <w:proofErr w:type="spellEnd"/>
-      <w:r>
-        <w:t xml:space="preserve">, o artigo não fixa um único LR universal, porque ele depende do batch </w:t>
-      </w:r>
-      <w:proofErr w:type="spellStart"/>
-      <w:r>
-        <w:t>size</w:t>
-      </w:r>
-      <w:proofErr w:type="spellEnd"/>
-      <w:r>
-        <w:t xml:space="preserve">, se o </w:t>
-      </w:r>
-      <w:proofErr w:type="spellStart"/>
-      <w:r>
-        <w:t>backbone</w:t>
-      </w:r>
-      <w:proofErr w:type="spellEnd"/>
-      <w:r>
-        <w:t xml:space="preserve"> é congelado, se a </w:t>
-      </w:r>
-      <w:proofErr w:type="spellStart"/>
-      <w:r>
-        <w:t>head</w:t>
-      </w:r>
-      <w:proofErr w:type="spellEnd"/>
-      <w:r>
-        <w:t xml:space="preserve"> é inicializada do zero e da resolução da imagem</w:t>
+      <w:r>
+        <w:t>Para fine tunning, o artigo não fixa um único LR universal, porque ele depende do batch size, se o backbone é congelado, se a head é inicializada do zero e da resolução da imagem</w:t>
       </w:r>
       <w:r>
         <w:t xml:space="preserve">. No teste atual </w:t>
@@ -2811,15 +2043,7 @@
         <w:t xml:space="preserve">, </w:t>
       </w:r>
       <w:r>
-        <w:t xml:space="preserve">o que leva o gradiente a destruir as features </w:t>
-      </w:r>
-      <w:proofErr w:type="spellStart"/>
-      <w:r>
-        <w:t>pré</w:t>
-      </w:r>
-      <w:proofErr w:type="spellEnd"/>
-      <w:r>
-        <w:t>-treinadas, com isso, o modelo entra em um regime parecido com treino do zero</w:t>
+        <w:t>o que leva o gradiente a destruir as features pré-treinadas, com isso, o modelo entra em um regime parecido com treino do zero</w:t>
       </w:r>
       <w:r>
         <w:t>.</w:t>
@@ -2850,7 +2074,7 @@
                     <pic:cNvPicPr/>
                   </pic:nvPicPr>
                   <pic:blipFill>
-                    <a:blip r:embed="rId13"/>
+                    <a:blip r:embed="rId14"/>
                     <a:stretch>
                       <a:fillRect/>
                     </a:stretch>
@@ -2885,15 +2109,7 @@
         <w:t>OBSERVAÇÃO</w:t>
       </w:r>
       <w:r>
-        <w:t xml:space="preserve"> – Uso do </w:t>
-      </w:r>
-      <w:proofErr w:type="spellStart"/>
-      <w:r>
-        <w:t>scheduler</w:t>
-      </w:r>
-      <w:proofErr w:type="spellEnd"/>
-      <w:r>
-        <w:t>:</w:t>
+        <w:t xml:space="preserve"> – Uso do scheduler:</w:t>
       </w:r>
     </w:p>
     <w:p>
@@ -2920,7 +2136,7 @@
                     <pic:cNvPicPr/>
                   </pic:nvPicPr>
                   <pic:blipFill>
-                    <a:blip r:embed="rId14"/>
+                    <a:blip r:embed="rId15"/>
                     <a:stretch>
                       <a:fillRect/>
                     </a:stretch>
@@ -3011,7 +2227,7 @@
                     <pic:cNvPicPr/>
                   </pic:nvPicPr>
                   <pic:blipFill>
-                    <a:blip r:embed="rId15"/>
+                    <a:blip r:embed="rId16"/>
                     <a:stretch>
                       <a:fillRect/>
                     </a:stretch>
@@ -3061,23 +2277,7 @@
           <w:b/>
           <w:bCs/>
         </w:rPr>
-        <w:t>Configuração do treinamento (Fine-</w:t>
-      </w:r>
-      <w:proofErr w:type="spellStart"/>
-      <w:r>
-        <w:rPr>
-          <w:b/>
-          <w:bCs/>
-        </w:rPr>
-        <w:t>Tunning</w:t>
-      </w:r>
-      <w:proofErr w:type="spellEnd"/>
-      <w:r>
-        <w:rPr>
-          <w:b/>
-          <w:bCs/>
-        </w:rPr>
-        <w:t>):</w:t>
+        <w:t>Configuração do treinamento (Fine-Tunning):</w:t>
       </w:r>
     </w:p>
     <w:p>
@@ -3112,7 +2312,7 @@
                     <pic:cNvPicPr/>
                   </pic:nvPicPr>
                   <pic:blipFill>
-                    <a:blip r:embed="rId16"/>
+                    <a:blip r:embed="rId17"/>
                     <a:stretch>
                       <a:fillRect/>
                     </a:stretch>
@@ -3187,17 +2387,8 @@
           <w:b/>
           <w:bCs/>
         </w:rPr>
-        <w:t xml:space="preserve">Treino 2 - 20K - </w:t>
-      </w:r>
-      <w:proofErr w:type="spellStart"/>
-      <w:r>
-        <w:rPr>
-          <w:b/>
-          <w:bCs/>
-        </w:rPr>
-        <w:t>FineTunning</w:t>
-      </w:r>
-      <w:proofErr w:type="spellEnd"/>
+        <w:t>Treino 2 - 20K - FineTunning</w:t>
+      </w:r>
       <w:r>
         <w:rPr>
           <w:b/>
@@ -3243,31 +2434,14 @@
         <w:t>O início do treinamento apresenta</w:t>
       </w:r>
       <w:r>
-        <w:t xml:space="preserve"> </w:t>
-      </w:r>
-      <w:proofErr w:type="spellStart"/>
-      <w:r>
-        <w:t>loss</w:t>
-      </w:r>
-      <w:proofErr w:type="spellEnd"/>
-      <w:r>
-        <w:t xml:space="preserve"> ≈ 6.90, que é exatamente o valor esperado para </w:t>
-      </w:r>
-      <w:proofErr w:type="spellStart"/>
+        <w:t xml:space="preserve"> loss ≈ 6.90, que é exatamente o valor esperado para </w:t>
+      </w:r>
       <w:r>
         <w:rPr>
           <w:i/>
           <w:iCs/>
         </w:rPr>
-        <w:t>cross-entropy</w:t>
-      </w:r>
-      <w:proofErr w:type="spellEnd"/>
-      <w:r>
-        <w:rPr>
-          <w:i/>
-          <w:iCs/>
-        </w:rPr>
-        <w:t xml:space="preserve"> com 1000</w:t>
+        <w:t>cross-entropy com 1000</w:t>
       </w:r>
       <w:r>
         <w:t>. A</w:t>
@@ -3291,21 +2465,12 @@
       <w:r>
         <w:t xml:space="preserve">curva </w:t>
       </w:r>
-      <w:proofErr w:type="spellStart"/>
-      <w:r>
-        <w:rPr>
-          <w:b/>
-          <w:bCs/>
-        </w:rPr>
-        <w:t>monotonicamente</w:t>
-      </w:r>
-      <w:proofErr w:type="spellEnd"/>
-      <w:r>
-        <w:rPr>
-          <w:b/>
-          <w:bCs/>
-        </w:rPr>
-        <w:t xml:space="preserve"> decrescente</w:t>
+      <w:r>
+        <w:rPr>
+          <w:b/>
+          <w:bCs/>
+        </w:rPr>
+        <w:t>monotonicamente decrescente</w:t>
       </w:r>
       <w:r>
         <w:t>, sem explosão</w:t>
@@ -3353,7 +2518,7 @@
                     <pic:cNvPicPr/>
                   </pic:nvPicPr>
                   <pic:blipFill>
-                    <a:blip r:embed="rId17"/>
+                    <a:blip r:embed="rId18"/>
                     <a:stretch>
                       <a:fillRect/>
                     </a:stretch>
@@ -3408,23 +2573,7 @@
         <w:jc w:val="both"/>
       </w:pPr>
       <w:r>
-        <w:t xml:space="preserve">A acurácia de treino oscila entre 50% e 90% em batches pequenos. Isso é esperado, uma vez que este valor NÃO representa a acurácia global, mas sim a acurácia por batch. </w:t>
-      </w:r>
-      <w:proofErr w:type="spellStart"/>
-      <w:r>
-        <w:t>Accuracy</w:t>
-      </w:r>
-      <w:proofErr w:type="spellEnd"/>
-      <w:r>
-        <w:t xml:space="preserve"> de batch em </w:t>
-      </w:r>
-      <w:proofErr w:type="spellStart"/>
-      <w:r>
-        <w:t>ImageNet</w:t>
-      </w:r>
-      <w:proofErr w:type="spellEnd"/>
-      <w:r>
-        <w:t xml:space="preserve"> já é extremamente ruidosa e um batch pequeno piora ainda mais este resultado.</w:t>
+        <w:t>A acurácia de treino oscila entre 50% e 90% em batches pequenos. Isso é esperado, uma vez que este valor NÃO representa a acurácia global, mas sim a acurácia por batch. Accuracy de batch em ImageNet já é extremamente ruidosa e um batch pequeno piora ainda mais este resultado.</w:t>
       </w:r>
     </w:p>
     <w:p>
@@ -3437,23 +2586,7 @@
         <w:jc w:val="both"/>
       </w:pPr>
       <w:r>
-        <w:t xml:space="preserve"> Podem haver batches com classes mais fáceis de se aprender e classificar, o que resulta em uma </w:t>
-      </w:r>
-      <w:proofErr w:type="spellStart"/>
-      <w:r>
-        <w:t>acc</w:t>
-      </w:r>
-      <w:proofErr w:type="spellEnd"/>
-      <w:r>
-        <w:t xml:space="preserve"> alta e outro batch contendo classes mais difíceis de operar, resultando em uma </w:t>
-      </w:r>
-      <w:proofErr w:type="spellStart"/>
-      <w:r>
-        <w:t>acc</w:t>
-      </w:r>
-      <w:proofErr w:type="spellEnd"/>
-      <w:r>
-        <w:t xml:space="preserve"> baixa.</w:t>
+        <w:t xml:space="preserve"> Podem haver batches com classes mais fáceis de se aprender e classificar, o que resulta em uma acc alta e outro batch contendo classes mais difíceis de operar, resultando em uma acc baixa.</w:t>
       </w:r>
     </w:p>
     <w:p>
@@ -3476,15 +2609,7 @@
         <w:t xml:space="preserve">acurácia </w:t>
       </w:r>
       <w:r>
-        <w:t xml:space="preserve">apresentados pelo log do </w:t>
-      </w:r>
-      <w:proofErr w:type="spellStart"/>
-      <w:r>
-        <w:t>pycharm</w:t>
-      </w:r>
-      <w:proofErr w:type="spellEnd"/>
-      <w:r>
-        <w:t xml:space="preserve"> não são necessariamente preocupantes.</w:t>
+        <w:t>apresentados pelo log do pycharm não são necessariamente preocupantes.</w:t>
       </w:r>
     </w:p>
     <w:p>
@@ -3696,22 +2821,99 @@
           <w:numId w:val="6"/>
         </w:numPr>
         <w:jc w:val="both"/>
-        <w:rPr>
-          <w:b/>
-          <w:bCs/>
-        </w:rPr>
-      </w:pPr>
-      <w:r>
-        <w:rPr>
-          <w:b/>
-          <w:bCs/>
-        </w:rPr>
+      </w:pPr>
+      <w:r>
         <w:t>Futuramente é interessante otimizar e documentar melhor os códigos de validação das arquiteturas implementadas, garantindo um bom funcionamento para aplicações futuras.</w:t>
       </w:r>
     </w:p>
     <w:p>
       <w:pPr>
-        <w:pStyle w:val="PargrafodaLista"/>
+        <w:jc w:val="both"/>
+        <w:rPr>
+          <w:b/>
+          <w:bCs/>
+        </w:rPr>
+      </w:pPr>
+      <w:r>
+        <w:rPr>
+          <w:noProof/>
+        </w:rPr>
+        <mc:AlternateContent>
+          <mc:Choice Requires="wps">
+            <w:drawing>
+              <wp:anchor distT="0" distB="0" distL="114300" distR="114300" simplePos="0" relativeHeight="251661312" behindDoc="0" locked="0" layoutInCell="1" allowOverlap="1" wp14:anchorId="3E9C3374" wp14:editId="6B75B0AF">
+                <wp:simplePos x="0" y="0"/>
+                <wp:positionH relativeFrom="margin">
+                  <wp:align>center</wp:align>
+                </wp:positionH>
+                <wp:positionV relativeFrom="paragraph">
+                  <wp:posOffset>253365</wp:posOffset>
+                </wp:positionV>
+                <wp:extent cx="7020000" cy="0"/>
+                <wp:effectExtent l="0" t="19050" r="28575" b="19050"/>
+                <wp:wrapNone/>
+                <wp:docPr id="280427013" name="Conector reto 1"/>
+                <wp:cNvGraphicFramePr/>
+                <a:graphic xmlns:a="http://schemas.openxmlformats.org/drawingml/2006/main">
+                  <a:graphicData uri="http://schemas.microsoft.com/office/word/2010/wordprocessingShape">
+                    <wps:wsp>
+                      <wps:cNvCnPr/>
+                      <wps:spPr>
+                        <a:xfrm flipV="1">
+                          <a:off x="0" y="0"/>
+                          <a:ext cx="7020000" cy="0"/>
+                        </a:xfrm>
+                        <a:prstGeom prst="line">
+                          <a:avLst/>
+                        </a:prstGeom>
+                        <a:ln w="28575">
+                          <a:solidFill>
+                            <a:schemeClr val="tx1"/>
+                          </a:solidFill>
+                          <a:prstDash val="lgDashDot"/>
+                        </a:ln>
+                      </wps:spPr>
+                      <wps:style>
+                        <a:lnRef idx="1">
+                          <a:schemeClr val="accent1"/>
+                        </a:lnRef>
+                        <a:fillRef idx="0">
+                          <a:schemeClr val="accent1"/>
+                        </a:fillRef>
+                        <a:effectRef idx="0">
+                          <a:schemeClr val="accent1"/>
+                        </a:effectRef>
+                        <a:fontRef idx="minor">
+                          <a:schemeClr val="tx1"/>
+                        </a:fontRef>
+                      </wps:style>
+                      <wps:bodyPr/>
+                    </wps:wsp>
+                  </a:graphicData>
+                </a:graphic>
+                <wp14:sizeRelH relativeFrom="margin">
+                  <wp14:pctWidth>0</wp14:pctWidth>
+                </wp14:sizeRelH>
+                <wp14:sizeRelV relativeFrom="margin">
+                  <wp14:pctHeight>0</wp14:pctHeight>
+                </wp14:sizeRelV>
+              </wp:anchor>
+            </w:drawing>
+          </mc:Choice>
+          <mc:Fallback>
+            <w:pict>
+              <v:line w14:anchorId="0AEC54A9" id="Conector reto 1" o:spid="_x0000_s1026" style="position:absolute;flip:y;z-index:251661312;visibility:visible;mso-wrap-style:square;mso-width-percent:0;mso-height-percent:0;mso-wrap-distance-left:9pt;mso-wrap-distance-top:0;mso-wrap-distance-right:9pt;mso-wrap-distance-bottom:0;mso-position-horizontal:center;mso-position-horizontal-relative:margin;mso-position-vertical:absolute;mso-position-vertical-relative:text;mso-width-percent:0;mso-height-percent:0;mso-width-relative:margin;mso-height-relative:margin" from="0,19.95pt" to="552.75pt,19.95pt" o:gfxdata="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" strokecolor="black [3213]" strokeweight="2.25pt">
+                <v:stroke dashstyle="longDashDot" joinstyle="miter"/>
+                <w10:wrap anchorx="margin"/>
+              </v:line>
+            </w:pict>
+          </mc:Fallback>
+        </mc:AlternateContent>
+      </w:r>
+    </w:p>
+    <w:p>
+      <w:pPr>
+        <w:ind w:left="708"/>
         <w:jc w:val="both"/>
         <w:rPr>
           <w:b/>
@@ -3743,7 +2945,21 @@
           <w:b/>
           <w:bCs/>
         </w:rPr>
-        <w:t xml:space="preserve">STUDO CONDUZIDO – Avaliação e documentação sobre a escolha do formato de entrada para aplicar o treinamento com a base de ratos dos camundongos. </w:t>
+        <w:t xml:space="preserve">STUDO CONDUZIDO </w:t>
+      </w:r>
+      <w:r>
+        <w:rPr>
+          <w:b/>
+          <w:bCs/>
+        </w:rPr>
+        <w:t xml:space="preserve">1 </w:t>
+      </w:r>
+      <w:r>
+        <w:rPr>
+          <w:b/>
+          <w:bCs/>
+        </w:rPr>
+        <w:t xml:space="preserve">– Avaliação e documentação sobre a escolha do formato de entrada para aplicar o treinamento com a base de ratos dos camundongos. </w:t>
       </w:r>
       <w:r>
         <w:rPr>
@@ -3773,25 +2989,8 @@
         <w:jc w:val="both"/>
       </w:pPr>
       <w:r>
-        <w:t xml:space="preserve">Os experimentos voltados para a validação da arquitetura </w:t>
-      </w:r>
-      <w:proofErr w:type="spellStart"/>
-      <w:r>
-        <w:t>ViT</w:t>
-      </w:r>
-      <w:proofErr w:type="spellEnd"/>
-      <w:r>
-        <w:t xml:space="preserve"> utilizaram os </w:t>
-      </w:r>
-      <w:proofErr w:type="spellStart"/>
-      <w:r>
-        <w:t>TFRecords</w:t>
-      </w:r>
-      <w:proofErr w:type="spellEnd"/>
-      <w:r>
-        <w:t xml:space="preserve"> da </w:t>
-      </w:r>
-      <w:proofErr w:type="spellStart"/>
+        <w:t xml:space="preserve">Os experimentos voltados para a validação da arquitetura ViT utilizaram os TFRecords da </w:t>
+      </w:r>
       <w:r>
         <w:t>I</w:t>
       </w:r>
@@ -3802,27 +3001,7 @@
         <w:t>N</w:t>
       </w:r>
       <w:r>
-        <w:t>et</w:t>
-      </w:r>
-      <w:proofErr w:type="spellEnd"/>
-      <w:r>
-        <w:t xml:space="preserve"> como entrada. O </w:t>
-      </w:r>
-      <w:proofErr w:type="spellStart"/>
-      <w:r>
-        <w:t>TFRecord</w:t>
-      </w:r>
-      <w:proofErr w:type="spellEnd"/>
-      <w:r>
-        <w:t xml:space="preserve"> é um formato binário de armazenamento de dados criado pelo </w:t>
-      </w:r>
-      <w:proofErr w:type="spellStart"/>
-      <w:r>
-        <w:t>TensorFlow</w:t>
-      </w:r>
-      <w:proofErr w:type="spellEnd"/>
-      <w:r>
-        <w:t xml:space="preserve"> para:</w:t>
+        <w:t>et como entrada. O TFRecord é um formato binário de armazenamento de dados criado pelo TensorFlow para:</w:t>
       </w:r>
     </w:p>
     <w:p>
@@ -3851,23 +3030,7 @@
         <w:jc w:val="both"/>
       </w:pPr>
       <w:r>
-        <w:t xml:space="preserve">Escalar para </w:t>
-      </w:r>
-      <w:proofErr w:type="spellStart"/>
-      <w:r>
-        <w:t>datasets</w:t>
-      </w:r>
-      <w:proofErr w:type="spellEnd"/>
-      <w:r>
-        <w:t xml:space="preserve"> gigantes (</w:t>
-      </w:r>
-      <w:proofErr w:type="spellStart"/>
-      <w:r>
-        <w:t>ImageNet</w:t>
-      </w:r>
-      <w:proofErr w:type="spellEnd"/>
-      <w:r>
-        <w:t>, vídeos, multimodal)</w:t>
+        <w:t>Escalar para datasets gigantes (ImageNet, vídeos, multimodal)</w:t>
       </w:r>
     </w:p>
     <w:p>
@@ -3889,24 +3052,7 @@
         <w:jc w:val="both"/>
       </w:pPr>
       <w:r>
-        <w:t>A ideia geral é: e</w:t>
-      </w:r>
-      <w:r>
-        <w:t xml:space="preserve">m vez de </w:t>
-      </w:r>
-      <w:r>
-        <w:t xml:space="preserve">processar </w:t>
-      </w:r>
-      <w:r>
-        <w:t>milhares/milhões de arquivos pequenos (.</w:t>
-      </w:r>
-      <w:proofErr w:type="spellStart"/>
-      <w:r>
-        <w:t>jpg</w:t>
-      </w:r>
-      <w:proofErr w:type="spellEnd"/>
-      <w:r>
-        <w:t>, .png), você transforma tudo em alguns arquivos grandes binários, sequenciais.</w:t>
+        <w:t>A ideia geral é: em vez de processar milhares/milhões de arquivos pequenos (.jpg, .png), você transforma tudo em alguns arquivos grandes binários, sequenciais.</w:t>
       </w:r>
     </w:p>
     <w:p>
@@ -3918,36 +3064,8 @@
         </w:numPr>
       </w:pPr>
       <w:r>
-        <w:t xml:space="preserve">Um </w:t>
-      </w:r>
-      <w:proofErr w:type="spellStart"/>
-      <w:r>
-        <w:t>TFRecord</w:t>
-      </w:r>
-      <w:proofErr w:type="spellEnd"/>
-      <w:r>
-        <w:t xml:space="preserve"> é basicamente uma lista de exemplos serializados, onde cada exemplo é um </w:t>
-      </w:r>
-      <w:proofErr w:type="spellStart"/>
-      <w:proofErr w:type="gramStart"/>
-      <w:r>
-        <w:t>tf.train</w:t>
-      </w:r>
-      <w:proofErr w:type="gramEnd"/>
-      <w:r>
-        <w:t>.Example</w:t>
-      </w:r>
-      <w:proofErr w:type="spellEnd"/>
-      <w:r>
-        <w:t>.</w:t>
-      </w:r>
-      <w:r>
-        <w:t xml:space="preserve"> </w:t>
-      </w:r>
-      <w:r>
-        <w:t xml:space="preserve">Cada </w:t>
-      </w:r>
-      <w:proofErr w:type="spellStart"/>
+        <w:t xml:space="preserve">Um TFRecord é basicamente uma lista de exemplos serializados, onde cada exemplo é um tf.train.Example. Cada </w:t>
+      </w:r>
       <w:r>
         <w:rPr>
           <w:i/>
@@ -3955,7 +3073,6 @@
         </w:rPr>
         <w:t>Example</w:t>
       </w:r>
-      <w:proofErr w:type="spellEnd"/>
       <w:r>
         <w:t xml:space="preserve"> contém </w:t>
       </w:r>
@@ -3982,9 +3099,11 @@
         <w:rPr>
           <w:b/>
           <w:bCs/>
-        </w:rPr>
+          <w:noProof/>
+        </w:rPr>
+        <w:lastRenderedPageBreak/>
         <w:drawing>
-          <wp:inline distT="0" distB="0" distL="0" distR="0" wp14:anchorId="3B61A3D3" wp14:editId="77190794">
+          <wp:inline distT="0" distB="0" distL="0" distR="0" wp14:anchorId="3B61A3D3" wp14:editId="0C7BD247">
             <wp:extent cx="4316354" cy="2385060"/>
             <wp:effectExtent l="0" t="0" r="8255" b="0"/>
             <wp:docPr id="1288661162" name="Imagem 1"/>
@@ -3999,7 +3118,7 @@
                     <pic:cNvPicPr/>
                   </pic:nvPicPr>
                   <pic:blipFill>
-                    <a:blip r:embed="rId18"/>
+                    <a:blip r:embed="rId19"/>
                     <a:stretch>
                       <a:fillRect/>
                     </a:stretch>
@@ -4007,7 +3126,7 @@
                   <pic:spPr>
                     <a:xfrm>
                       <a:off x="0" y="0"/>
-                      <a:ext cx="4322215" cy="2388299"/>
+                      <a:ext cx="4316354" cy="2385060"/>
                     </a:xfrm>
                     <a:prstGeom prst="rect">
                       <a:avLst/>
@@ -4022,6 +3141,15 @@
     </w:p>
     <w:p>
       <w:pPr>
+        <w:ind w:left="1416"/>
+        <w:rPr>
+          <w:b/>
+          <w:bCs/>
+        </w:rPr>
+      </w:pPr>
+    </w:p>
+    <w:p>
+      <w:pPr>
         <w:pStyle w:val="PargrafodaLista"/>
         <w:numPr>
           <w:ilvl w:val="1"/>
@@ -4034,38 +3162,13 @@
           <w:b/>
           <w:bCs/>
         </w:rPr>
-        <w:lastRenderedPageBreak/>
         <w:t>OBSERVAÇÃO:</w:t>
       </w:r>
       <w:r>
         <w:t xml:space="preserve"> </w:t>
       </w:r>
-      <w:proofErr w:type="spellStart"/>
-      <w:r>
-        <w:t>Protocol</w:t>
-      </w:r>
-      <w:proofErr w:type="spellEnd"/>
-      <w:r>
-        <w:t xml:space="preserve"> Buffers (</w:t>
-      </w:r>
-      <w:proofErr w:type="spellStart"/>
-      <w:r>
-        <w:t>Protobuf</w:t>
-      </w:r>
-      <w:proofErr w:type="spellEnd"/>
-      <w:r>
-        <w:t>) é um formato de serialização de dados criado pelo Google.</w:t>
-      </w:r>
-      <w:r>
-        <w:t xml:space="preserve"> Em termos gerais, </w:t>
-      </w:r>
-      <w:proofErr w:type="spellStart"/>
-      <w:r>
-        <w:t>Protobuf</w:t>
-      </w:r>
-      <w:proofErr w:type="spellEnd"/>
-      <w:r>
-        <w:t xml:space="preserve"> é uma forma muito eficiente de transformar estruturas de dados (listas, dicionários, tensores, objetos) em bytes binários, para armazenar ou transmitir, e depois reconstruí-las exatamente iguais.</w:t>
+      <w:r>
+        <w:t>Protocol Buffers (Protobuf) é um formato de serialização de dados criado pelo Google. Em termos gerais, Protobuf é uma forma muito eficiente de transformar estruturas de dados (listas, dicionários, tensores, objetos) em bytes binários, para armazenar ou transmitir, e depois reconstruí-las exatamente iguais.</w:t>
       </w:r>
       <w:r>
         <w:t xml:space="preserve"> Como exemplo, temos:</w:t>
@@ -4084,7 +3187,17 @@
         <w:ind w:left="1440"/>
         <w:jc w:val="both"/>
       </w:pPr>
-      <w:r>
+    </w:p>
+    <w:p>
+      <w:pPr>
+        <w:pStyle w:val="PargrafodaLista"/>
+        <w:ind w:left="1440"/>
+        <w:jc w:val="both"/>
+      </w:pPr>
+      <w:r>
+        <w:rPr>
+          <w:noProof/>
+        </w:rPr>
         <w:drawing>
           <wp:inline distT="0" distB="0" distL="0" distR="0" wp14:anchorId="39439219" wp14:editId="66A0EA51">
             <wp:extent cx="4808220" cy="1809867"/>
@@ -4101,7 +3214,7 @@
                     <pic:cNvPicPr/>
                   </pic:nvPicPr>
                   <pic:blipFill>
-                    <a:blip r:embed="rId19"/>
+                    <a:blip r:embed="rId20"/>
                     <a:stretch>
                       <a:fillRect/>
                     </a:stretch>
@@ -4129,6 +3242,9 @@
         <w:jc w:val="both"/>
       </w:pPr>
       <w:r>
+        <w:rPr>
+          <w:noProof/>
+        </w:rPr>
         <w:drawing>
           <wp:inline distT="0" distB="0" distL="0" distR="0" wp14:anchorId="251692F1" wp14:editId="304A4978">
             <wp:extent cx="4808220" cy="2275197"/>
@@ -4145,7 +3261,7 @@
                     <pic:cNvPicPr/>
                   </pic:nvPicPr>
                   <pic:blipFill>
-                    <a:blip r:embed="rId20"/>
+                    <a:blip r:embed="rId21"/>
                     <a:stretch>
                       <a:fillRect/>
                     </a:stretch>
@@ -4173,6 +3289,10 @@
         <w:jc w:val="both"/>
       </w:pPr>
       <w:r>
+        <w:rPr>
+          <w:noProof/>
+        </w:rPr>
+        <w:lastRenderedPageBreak/>
         <w:drawing>
           <wp:inline distT="0" distB="0" distL="0" distR="0" wp14:anchorId="2A8BF909" wp14:editId="513A3AA2">
             <wp:extent cx="4815840" cy="1517692"/>
@@ -4189,7 +3309,7 @@
                     <pic:cNvPicPr/>
                   </pic:nvPicPr>
                   <pic:blipFill>
-                    <a:blip r:embed="rId21"/>
+                    <a:blip r:embed="rId22"/>
                     <a:stretch>
                       <a:fillRect/>
                     </a:stretch>
@@ -4220,76 +3340,6 @@
     <w:p>
       <w:pPr>
         <w:pStyle w:val="PargrafodaLista"/>
-        <w:ind w:left="1440"/>
-        <w:jc w:val="both"/>
-      </w:pPr>
-    </w:p>
-    <w:p>
-      <w:pPr>
-        <w:pStyle w:val="PargrafodaLista"/>
-        <w:ind w:left="1440"/>
-        <w:jc w:val="both"/>
-      </w:pPr>
-    </w:p>
-    <w:p>
-      <w:pPr>
-        <w:pStyle w:val="PargrafodaLista"/>
-        <w:ind w:left="1440"/>
-        <w:jc w:val="both"/>
-      </w:pPr>
-    </w:p>
-    <w:p>
-      <w:pPr>
-        <w:pStyle w:val="PargrafodaLista"/>
-        <w:ind w:left="1440"/>
-        <w:jc w:val="both"/>
-      </w:pPr>
-    </w:p>
-    <w:p>
-      <w:pPr>
-        <w:pStyle w:val="PargrafodaLista"/>
-        <w:ind w:left="1440"/>
-        <w:jc w:val="both"/>
-      </w:pPr>
-    </w:p>
-    <w:p>
-      <w:pPr>
-        <w:pStyle w:val="PargrafodaLista"/>
-        <w:ind w:left="1440"/>
-        <w:jc w:val="both"/>
-      </w:pPr>
-    </w:p>
-    <w:p>
-      <w:pPr>
-        <w:pStyle w:val="PargrafodaLista"/>
-        <w:ind w:left="1440"/>
-        <w:jc w:val="both"/>
-      </w:pPr>
-    </w:p>
-    <w:p>
-      <w:pPr>
-        <w:pStyle w:val="PargrafodaLista"/>
-        <w:ind w:left="1440"/>
-        <w:jc w:val="both"/>
-      </w:pPr>
-    </w:p>
-    <w:p>
-      <w:pPr>
-        <w:pStyle w:val="PargrafodaLista"/>
-        <w:ind w:left="1440"/>
-        <w:jc w:val="both"/>
-      </w:pPr>
-    </w:p>
-    <w:p>
-      <w:pPr>
-        <w:pStyle w:val="PargrafodaLista"/>
-        <w:ind w:left="1440"/>
-        <w:jc w:val="both"/>
-      </w:pPr>
-    </w:p>
-    <w:p>
-      <w:pPr>
-        <w:pStyle w:val="PargrafodaLista"/>
         <w:numPr>
           <w:ilvl w:val="1"/>
           <w:numId w:val="1"/>
@@ -4297,35 +3347,29 @@
         <w:jc w:val="both"/>
       </w:pPr>
       <w:r>
-        <w:lastRenderedPageBreak/>
         <w:t xml:space="preserve">Tabela de </w:t>
       </w:r>
       <w:r>
-        <w:t xml:space="preserve">relação entre o tamanho e complexidade da base de dados com a conversão prévia para </w:t>
-      </w:r>
-      <w:proofErr w:type="spellStart"/>
-      <w:r>
-        <w:t>TFRecords</w:t>
-      </w:r>
-      <w:proofErr w:type="spellEnd"/>
-      <w:r>
-        <w:t>.</w:t>
-      </w:r>
-    </w:p>
-    <w:p>
-      <w:pPr>
-        <w:pStyle w:val="PargrafodaLista"/>
-        <w:ind w:left="1440"/>
-        <w:jc w:val="both"/>
-      </w:pPr>
-    </w:p>
-    <w:p>
-      <w:pPr>
-        <w:pStyle w:val="PargrafodaLista"/>
-        <w:ind w:left="1440"/>
-        <w:jc w:val="both"/>
-      </w:pPr>
-      <w:r>
+        <w:t>relação entre o tamanho e complexidade da base de dados com a conversão prévia para TFRecords.</w:t>
+      </w:r>
+    </w:p>
+    <w:p>
+      <w:pPr>
+        <w:pStyle w:val="PargrafodaLista"/>
+        <w:ind w:left="1440"/>
+        <w:jc w:val="both"/>
+      </w:pPr>
+    </w:p>
+    <w:p>
+      <w:pPr>
+        <w:pStyle w:val="PargrafodaLista"/>
+        <w:ind w:left="1440"/>
+        <w:jc w:val="both"/>
+      </w:pPr>
+      <w:r>
+        <w:rPr>
+          <w:noProof/>
+        </w:rPr>
         <w:drawing>
           <wp:inline distT="0" distB="0" distL="0" distR="0" wp14:anchorId="72EE354F" wp14:editId="5E2E26C2">
             <wp:extent cx="4698152" cy="2316480"/>
@@ -4342,7 +3386,7 @@
                     <pic:cNvPicPr/>
                   </pic:nvPicPr>
                   <pic:blipFill>
-                    <a:blip r:embed="rId22"/>
+                    <a:blip r:embed="rId23"/>
                     <a:stretch>
                       <a:fillRect/>
                     </a:stretch>
@@ -4380,55 +3424,14 @@
         <w:jc w:val="both"/>
       </w:pPr>
       <w:r>
-        <w:t xml:space="preserve">Utilizar diretamente as imagens PNG é a abordagem mais simples e comum para </w:t>
-      </w:r>
-      <w:proofErr w:type="spellStart"/>
-      <w:r>
-        <w:t>datasets</w:t>
-      </w:r>
-      <w:proofErr w:type="spellEnd"/>
-      <w:r>
-        <w:t xml:space="preserve"> pequenos e médios. Nesse caso, o </w:t>
-      </w:r>
-      <w:proofErr w:type="spellStart"/>
-      <w:r>
-        <w:t>TensorFlow</w:t>
-      </w:r>
-      <w:proofErr w:type="spellEnd"/>
-      <w:r>
-        <w:t xml:space="preserve"> faz a leitura dos arquivos individuais, decodifica o PNG, aplica os pré-processamentos necessários</w:t>
-      </w:r>
-      <w:r>
-        <w:t xml:space="preserve"> </w:t>
-      </w:r>
-      <w:r>
-        <w:t>e envia os tensores para a GPU.</w:t>
-      </w:r>
-      <w:r>
-        <w:t xml:space="preserve"> </w:t>
-      </w:r>
-      <w:r>
-        <w:rPr>
-          <w:b/>
-          <w:bCs/>
-        </w:rPr>
-        <w:t xml:space="preserve">Para um </w:t>
-      </w:r>
-      <w:proofErr w:type="spellStart"/>
-      <w:r>
-        <w:rPr>
-          <w:b/>
-          <w:bCs/>
-        </w:rPr>
-        <w:t>dataset</w:t>
-      </w:r>
-      <w:proofErr w:type="spellEnd"/>
-      <w:r>
-        <w:rPr>
-          <w:b/>
-          <w:bCs/>
-        </w:rPr>
-        <w:t xml:space="preserve"> com 13.000 imagens, esse pipeline é mais do que suficiente.</w:t>
+        <w:t xml:space="preserve">Utilizar diretamente as imagens PNG é a abordagem mais simples e comum para datasets pequenos e médios. Nesse caso, o TensorFlow faz a leitura dos arquivos individuais, decodifica o PNG, aplica os pré-processamentos necessários e envia os tensores para a GPU. </w:t>
+      </w:r>
+      <w:r>
+        <w:rPr>
+          <w:b/>
+          <w:bCs/>
+        </w:rPr>
+        <w:t>Para um dataset com 13.000 imagens, esse pipeline é mais do que suficiente.</w:t>
       </w:r>
     </w:p>
     <w:p>
@@ -4448,10 +3451,7 @@
         <w:jc w:val="both"/>
       </w:pPr>
       <w:r>
-        <w:t>O</w:t>
-      </w:r>
-      <w:r>
-        <w:t xml:space="preserve"> custo de abrir arquivos individuais no disco não tende a se tornar um gargalo significativo. Além disso, essa abordagem facilita muito a depuração, a visualização dos dados, a remoção ou correção de amostras e a rápida iteração durante o desenvolvimento do modelo.</w:t>
+        <w:t>O custo de abrir arquivos individuais no disco não tende a se tornar um gargalo significativo. Além disso, essa abordagem facilita muito a depuração, a visualização dos dados, a remoção ou correção de amostras e a rápida iteração durante o desenvolvimento do modelo.</w:t>
       </w:r>
     </w:p>
     <w:p>
@@ -4464,15 +3464,7 @@
         <w:jc w:val="both"/>
       </w:pPr>
       <w:r>
-        <w:t xml:space="preserve">A principal desvantagem dessa opção é a baixa escalabilidade. Caso o </w:t>
-      </w:r>
-      <w:proofErr w:type="spellStart"/>
-      <w:r>
-        <w:t>dataset</w:t>
-      </w:r>
-      <w:proofErr w:type="spellEnd"/>
-      <w:r>
-        <w:t xml:space="preserve"> cresça consideravelmente ou você passe a usar treinamento distribuído, o acesso a muitos arquivos pequenos pode se tornar um gargalo de I/O.</w:t>
+        <w:t>A principal desvantagem dessa opção é a baixa escalabilidade. Caso o dataset cresça consideravelmente ou você passe a usar treinamento distribuído, o acesso a muitos arquivos pequenos pode se tornar um gargalo de I/O.</w:t>
       </w:r>
     </w:p>
     <w:p>
@@ -4492,31 +3484,7 @@
         <w:jc w:val="both"/>
       </w:pPr>
       <w:r>
-        <w:t xml:space="preserve">É importante destacar que </w:t>
-      </w:r>
-      <w:proofErr w:type="spellStart"/>
-      <w:r>
-        <w:t>TFRecords</w:t>
-      </w:r>
-      <w:proofErr w:type="spellEnd"/>
-      <w:r>
-        <w:t xml:space="preserve"> não alteram a qualidade do treinamento. Eles não melhoram </w:t>
-      </w:r>
-      <w:proofErr w:type="spellStart"/>
-      <w:r>
-        <w:t>accuracy</w:t>
-      </w:r>
-      <w:proofErr w:type="spellEnd"/>
-      <w:r>
-        <w:t xml:space="preserve">, </w:t>
-      </w:r>
-      <w:proofErr w:type="spellStart"/>
-      <w:r>
-        <w:t>loss</w:t>
-      </w:r>
-      <w:proofErr w:type="spellEnd"/>
-      <w:r>
-        <w:t xml:space="preserve"> ou capacidade de generalização do modelo. O conteúdo do dado é exatamente o mesmo; o que muda é apenas a forma como ele é carregado.</w:t>
+        <w:t>É importante destacar que TFRecords não alteram a qualidade do treinamento. Eles não melhoram accuracy, loss ou capacidade de generalização do modelo. O conteúdo do dado é exatamente o mesmo; o que muda é apenas a forma como ele é carregado.</w:t>
       </w:r>
       <w:r>
         <w:t xml:space="preserve"> </w:t>
@@ -4526,24 +3494,15 @@
           <w:b/>
           <w:bCs/>
         </w:rPr>
-        <w:t xml:space="preserve">Como conclusão, a base de dados dos camundongos para este projeto NÃO será convertida em </w:t>
-      </w:r>
-      <w:proofErr w:type="spellStart"/>
-      <w:r>
-        <w:rPr>
-          <w:b/>
-          <w:bCs/>
-        </w:rPr>
-        <w:t>TFRecords</w:t>
-      </w:r>
-      <w:proofErr w:type="spellEnd"/>
-      <w:r>
-        <w:rPr>
-          <w:b/>
-          <w:bCs/>
-        </w:rPr>
-        <w:t xml:space="preserve"> para o treinamento.</w:t>
-      </w:r>
+        <w:t>Como conclusão, a base de dados dos camundongos para este projeto NÃO será convertida em TFRecords para o treinamento.</w:t>
+      </w:r>
+    </w:p>
+    <w:p>
+      <w:pPr>
+        <w:pStyle w:val="PargrafodaLista"/>
+        <w:ind w:left="1440"/>
+        <w:jc w:val="both"/>
+      </w:pPr>
     </w:p>
     <w:p>
       <w:pPr>
@@ -4562,8 +3521,16 @@
         <w:jc w:val="both"/>
       </w:pPr>
       <w:r>
+        <w:lastRenderedPageBreak/>
         <w:t>Referências que guiaram a explicação acima:</w:t>
       </w:r>
+    </w:p>
+    <w:p>
+      <w:pPr>
+        <w:pStyle w:val="PargrafodaLista"/>
+        <w:ind w:left="1440"/>
+        <w:jc w:val="both"/>
+      </w:pPr>
     </w:p>
     <w:p>
       <w:pPr>
@@ -4574,7 +3541,7 @@
         </w:numPr>
         <w:jc w:val="both"/>
       </w:pPr>
-      <w:hyperlink r:id="rId23" w:history="1">
+      <w:hyperlink r:id="rId24" w:history="1">
         <w:r>
           <w:rPr>
             <w:rStyle w:val="Hyperlink"/>
@@ -4592,7 +3559,7 @@
         </w:numPr>
         <w:jc w:val="both"/>
       </w:pPr>
-      <w:hyperlink r:id="rId24" w:history="1">
+      <w:hyperlink r:id="rId25" w:history="1">
         <w:r>
           <w:rPr>
             <w:rStyle w:val="Hyperlink"/>
@@ -4610,7 +3577,7 @@
         </w:numPr>
         <w:jc w:val="both"/>
       </w:pPr>
-      <w:hyperlink r:id="rId25" w:history="1">
+      <w:hyperlink r:id="rId26" w:history="1">
         <w:r>
           <w:rPr>
             <w:rStyle w:val="Hyperlink"/>
@@ -4628,7 +3595,7 @@
         </w:numPr>
         <w:jc w:val="both"/>
       </w:pPr>
-      <w:hyperlink r:id="rId26" w:history="1">
+      <w:hyperlink r:id="rId27" w:history="1">
         <w:r>
           <w:rPr>
             <w:rStyle w:val="Hyperlink"/>
@@ -4640,9 +3607,90 @@
     <w:p>
       <w:pPr>
         <w:pStyle w:val="PargrafodaLista"/>
-        <w:ind w:left="1440"/>
-        <w:jc w:val="both"/>
-      </w:pPr>
+        <w:ind w:left="2160"/>
+        <w:jc w:val="both"/>
+      </w:pPr>
+    </w:p>
+    <w:p>
+      <w:pPr>
+        <w:jc w:val="both"/>
+      </w:pPr>
+      <w:r>
+        <w:rPr>
+          <w:noProof/>
+        </w:rPr>
+        <mc:AlternateContent>
+          <mc:Choice Requires="wps">
+            <w:drawing>
+              <wp:anchor distT="0" distB="0" distL="114300" distR="114300" simplePos="0" relativeHeight="251663360" behindDoc="0" locked="0" layoutInCell="1" allowOverlap="1" wp14:anchorId="63D99699" wp14:editId="1541B4A5">
+                <wp:simplePos x="0" y="0"/>
+                <wp:positionH relativeFrom="margin">
+                  <wp:align>center</wp:align>
+                </wp:positionH>
+                <wp:positionV relativeFrom="paragraph">
+                  <wp:posOffset>24765</wp:posOffset>
+                </wp:positionV>
+                <wp:extent cx="7020000" cy="0"/>
+                <wp:effectExtent l="0" t="19050" r="28575" b="19050"/>
+                <wp:wrapNone/>
+                <wp:docPr id="858689081" name="Conector reto 1"/>
+                <wp:cNvGraphicFramePr/>
+                <a:graphic xmlns:a="http://schemas.openxmlformats.org/drawingml/2006/main">
+                  <a:graphicData uri="http://schemas.microsoft.com/office/word/2010/wordprocessingShape">
+                    <wps:wsp>
+                      <wps:cNvCnPr/>
+                      <wps:spPr>
+                        <a:xfrm flipV="1">
+                          <a:off x="0" y="0"/>
+                          <a:ext cx="7020000" cy="0"/>
+                        </a:xfrm>
+                        <a:prstGeom prst="line">
+                          <a:avLst/>
+                        </a:prstGeom>
+                        <a:ln w="28575">
+                          <a:solidFill>
+                            <a:schemeClr val="tx1"/>
+                          </a:solidFill>
+                          <a:prstDash val="lgDashDot"/>
+                        </a:ln>
+                      </wps:spPr>
+                      <wps:style>
+                        <a:lnRef idx="1">
+                          <a:schemeClr val="accent1"/>
+                        </a:lnRef>
+                        <a:fillRef idx="0">
+                          <a:schemeClr val="accent1"/>
+                        </a:fillRef>
+                        <a:effectRef idx="0">
+                          <a:schemeClr val="accent1"/>
+                        </a:effectRef>
+                        <a:fontRef idx="minor">
+                          <a:schemeClr val="tx1"/>
+                        </a:fontRef>
+                      </wps:style>
+                      <wps:bodyPr/>
+                    </wps:wsp>
+                  </a:graphicData>
+                </a:graphic>
+                <wp14:sizeRelH relativeFrom="margin">
+                  <wp14:pctWidth>0</wp14:pctWidth>
+                </wp14:sizeRelH>
+                <wp14:sizeRelV relativeFrom="margin">
+                  <wp14:pctHeight>0</wp14:pctHeight>
+                </wp14:sizeRelV>
+              </wp:anchor>
+            </w:drawing>
+          </mc:Choice>
+          <mc:Fallback>
+            <w:pict>
+              <v:line w14:anchorId="7C44039E" id="Conector reto 1" o:spid="_x0000_s1026" style="position:absolute;flip:y;z-index:251663360;visibility:visible;mso-wrap-style:square;mso-width-percent:0;mso-height-percent:0;mso-wrap-distance-left:9pt;mso-wrap-distance-top:0;mso-wrap-distance-right:9pt;mso-wrap-distance-bottom:0;mso-position-horizontal:center;mso-position-horizontal-relative:margin;mso-position-vertical:absolute;mso-position-vertical-relative:text;mso-width-percent:0;mso-height-percent:0;mso-width-relative:margin;mso-height-relative:margin" from="0,1.95pt" to="552.75pt,1.95pt" o:gfxdata="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" strokecolor="black [3213]" strokeweight="2.25pt">
+                <v:stroke dashstyle="longDashDot" joinstyle="miter"/>
+                <w10:wrap anchorx="margin"/>
+              </v:line>
+            </w:pict>
+          </mc:Fallback>
+        </mc:AlternateContent>
+      </w:r>
     </w:p>
     <w:p>
       <w:pPr>
@@ -4661,29 +3709,13 @@
           <w:b/>
           <w:bCs/>
         </w:rPr>
-        <w:lastRenderedPageBreak/>
-        <w:t xml:space="preserve">EXPERIMENTO C </w:t>
-      </w:r>
-      <w:r>
-        <w:rPr>
-          <w:b/>
-          <w:bCs/>
-        </w:rPr>
-        <w:t xml:space="preserve">– </w:t>
-      </w:r>
-      <w:r>
-        <w:rPr>
-          <w:b/>
-          <w:bCs/>
-        </w:rPr>
-        <w:t>Condução de testes para a arquitetura Vision Transformers conduzida com a base de dados dos camundongos:</w:t>
-      </w:r>
-    </w:p>
-    <w:p>
-      <w:pPr>
-        <w:pStyle w:val="PargrafodaLista"/>
-        <w:ind w:left="1440"/>
-        <w:jc w:val="both"/>
+        <w:t>ESTUDO CONDUZIDO 2 – Definição da forma correta de conduzir o experimento:</w:t>
+      </w:r>
+    </w:p>
+    <w:p>
+      <w:pPr>
+        <w:pStyle w:val="PargrafodaLista"/>
+        <w:ind w:left="1440"/>
       </w:pPr>
     </w:p>
     <w:p>
@@ -4696,21 +3728,72 @@
         <w:jc w:val="both"/>
       </w:pPr>
       <w:r>
-        <w:t>Adaptações necessárias para o experimento:</w:t>
-      </w:r>
-    </w:p>
-    <w:p>
-      <w:pPr>
-        <w:ind w:left="1080"/>
-        <w:jc w:val="both"/>
-      </w:pPr>
-    </w:p>
-    <w:p>
-      <w:pPr>
-        <w:pStyle w:val="PargrafodaLista"/>
-        <w:ind w:left="1440"/>
-        <w:jc w:val="both"/>
-      </w:pPr>
+        <w:t>Definição de Steps e Epochs:</w:t>
+      </w:r>
+    </w:p>
+    <w:p>
+      <w:pPr>
+        <w:pStyle w:val="PargrafodaLista"/>
+        <w:ind w:left="1440"/>
+        <w:jc w:val="both"/>
+      </w:pPr>
+    </w:p>
+    <w:p>
+      <w:pPr>
+        <w:pStyle w:val="PargrafodaLista"/>
+        <w:numPr>
+          <w:ilvl w:val="0"/>
+          <w:numId w:val="13"/>
+        </w:numPr>
+        <w:jc w:val="both"/>
+      </w:pPr>
+      <w:r>
+        <w:t xml:space="preserve">1 </w:t>
+      </w:r>
+      <w:r>
+        <w:t>S</w:t>
+      </w:r>
+      <w:r>
+        <w:t>tep = 1 batch processado + 1 update de gradiente</w:t>
+      </w:r>
+      <w:r>
+        <w:t>.</w:t>
+      </w:r>
+    </w:p>
+    <w:p>
+      <w:pPr>
+        <w:pStyle w:val="PargrafodaLista"/>
+        <w:numPr>
+          <w:ilvl w:val="0"/>
+          <w:numId w:val="13"/>
+        </w:numPr>
+        <w:jc w:val="both"/>
+      </w:pPr>
+      <w:r>
+        <w:t xml:space="preserve">1 </w:t>
+      </w:r>
+      <w:r>
+        <w:t>E</w:t>
+      </w:r>
+      <w:r>
+        <w:t>poch = “passar” pelo dataset inteiro uma vez</w:t>
+      </w:r>
+      <w:r>
+        <w:t>.</w:t>
+      </w:r>
+    </w:p>
+    <w:p>
+      <w:pPr>
+        <w:pStyle w:val="PargrafodaLista"/>
+        <w:numPr>
+          <w:ilvl w:val="0"/>
+          <w:numId w:val="13"/>
+        </w:numPr>
+        <w:jc w:val="both"/>
+      </w:pPr>
+      <w:r>
+        <w:t>Steps são mais utilizados em caso de streaming de dados, onde não há uma quantidade limite de dados que posso definir o seu final. Com tais conceitos podemos definir:</w:t>
+      </w:r>
     </w:p>
     <w:p>
       <w:pPr>
@@ -4722,7 +3805,1185 @@
     <w:p>
       <w:pPr>
         <w:pStyle w:val="PargrafodaLista"/>
+        <w:ind w:left="2124"/>
+        <w:jc w:val="both"/>
+        <w:rPr>
+          <w:rFonts w:eastAsiaTheme="minorEastAsia"/>
+        </w:rPr>
+      </w:pPr>
+      <m:oMathPara>
+        <m:oMathParaPr>
+          <m:jc m:val="left"/>
+        </m:oMathParaPr>
+        <m:oMath>
+          <m:r>
+            <w:rPr>
+              <w:rFonts w:ascii="Cambria Math" w:hAnsi="Cambria Math"/>
+            </w:rPr>
+            <m:t>Steps per epoch=Floor(</m:t>
+          </m:r>
+          <m:f>
+            <m:fPr>
+              <m:ctrlPr>
+                <w:rPr>
+                  <w:rFonts w:ascii="Cambria Math" w:hAnsi="Cambria Math"/>
+                  <w:i/>
+                </w:rPr>
+              </m:ctrlPr>
+            </m:fPr>
+            <m:num>
+              <m:r>
+                <w:rPr>
+                  <w:rFonts w:ascii="Cambria Math" w:hAnsi="Cambria Math"/>
+                </w:rPr>
+                <m:t>num samples</m:t>
+              </m:r>
+            </m:num>
+            <m:den>
+              <m:r>
+                <w:rPr>
+                  <w:rFonts w:ascii="Cambria Math" w:hAnsi="Cambria Math"/>
+                </w:rPr>
+                <m:t>batch size</m:t>
+              </m:r>
+            </m:den>
+          </m:f>
+          <m:r>
+            <w:rPr>
+              <w:rFonts w:ascii="Cambria Math" w:hAnsi="Cambria Math"/>
+            </w:rPr>
+            <m:t xml:space="preserve">) </m:t>
+          </m:r>
+          <m:r>
+            <w:rPr>
+              <w:rFonts w:ascii="Cambria Math" w:hAnsi="Cambria Math"/>
+            </w:rPr>
+            <m:t xml:space="preserve"> </m:t>
+          </m:r>
+        </m:oMath>
+      </m:oMathPara>
+    </w:p>
+    <w:p>
+      <w:pPr>
+        <w:pStyle w:val="PargrafodaLista"/>
+        <w:ind w:left="2124"/>
+        <w:jc w:val="both"/>
+        <w:rPr>
+          <w:rFonts w:eastAsiaTheme="minorEastAsia"/>
+        </w:rPr>
+      </w:pPr>
+    </w:p>
+    <w:p>
+      <w:pPr>
+        <w:pStyle w:val="PargrafodaLista"/>
+        <w:ind w:left="2124"/>
+        <w:jc w:val="both"/>
+      </w:pPr>
+      <m:oMathPara>
+        <m:oMathParaPr>
+          <m:jc m:val="left"/>
+        </m:oMathParaPr>
+        <m:oMath>
+          <m:r>
+            <w:rPr>
+              <w:rFonts w:ascii="Cambria Math" w:hAnsi="Cambria Math"/>
+            </w:rPr>
+            <m:t xml:space="preserve">Total </m:t>
+          </m:r>
+          <m:r>
+            <w:rPr>
+              <w:rFonts w:ascii="Cambria Math" w:hAnsi="Cambria Math"/>
+            </w:rPr>
+            <m:t>Steps =Steps per epoch</m:t>
+          </m:r>
+          <m:r>
+            <w:rPr>
+              <w:rFonts w:ascii="Cambria Math" w:hAnsi="Cambria Math"/>
+            </w:rPr>
+            <m:t>*epochs</m:t>
+          </m:r>
+          <m:r>
+            <w:rPr>
+              <w:rFonts w:ascii="Cambria Math" w:hAnsi="Cambria Math"/>
+            </w:rPr>
+            <m:t xml:space="preserve"> </m:t>
+          </m:r>
+          <m:r>
+            <w:rPr>
+              <w:rFonts w:ascii="Cambria Math" w:hAnsi="Cambria Math"/>
+            </w:rPr>
+            <m:t xml:space="preserve"> </m:t>
+          </m:r>
+        </m:oMath>
+      </m:oMathPara>
+    </w:p>
+    <w:p>
+      <w:pPr>
+        <w:pStyle w:val="PargrafodaLista"/>
+        <w:ind w:left="2124"/>
+        <w:jc w:val="both"/>
+      </w:pPr>
+    </w:p>
+    <w:p>
+      <w:pPr>
+        <w:pStyle w:val="PargrafodaLista"/>
+        <w:numPr>
+          <w:ilvl w:val="1"/>
+          <w:numId w:val="1"/>
+        </w:numPr>
+        <w:jc w:val="both"/>
+      </w:pPr>
+      <w:r>
+        <w:t>Regra de ouro para a condução do experimento:</w:t>
+      </w:r>
+    </w:p>
+    <w:p>
+      <w:pPr>
+        <w:pStyle w:val="PargrafodaLista"/>
+        <w:ind w:left="1440"/>
+        <w:jc w:val="both"/>
+      </w:pPr>
+    </w:p>
+    <w:p>
+      <w:pPr>
+        <w:pStyle w:val="PargrafodaLista"/>
+        <w:numPr>
+          <w:ilvl w:val="0"/>
+          <w:numId w:val="14"/>
+        </w:numPr>
+        <w:jc w:val="both"/>
+      </w:pPr>
+      <w:r>
+        <w:t>Um experimento</w:t>
+      </w:r>
+      <w:r>
+        <w:t xml:space="preserve"> </w:t>
+      </w:r>
+      <w:r>
+        <w:rPr>
+          <w:b/>
+          <w:bCs/>
+        </w:rPr>
+        <w:t>NUNCA</w:t>
+      </w:r>
+      <w:r>
+        <w:t xml:space="preserve"> </w:t>
+      </w:r>
+      <w:r>
+        <w:t>deve começar</w:t>
+      </w:r>
+      <w:r>
+        <w:t xml:space="preserve"> com o treino “definitivo”.</w:t>
+      </w:r>
+      <w:r>
+        <w:t xml:space="preserve"> </w:t>
+      </w:r>
+      <w:r>
+        <w:t>Existem 3 fases típicas para a condução consciente de um experimento</w:t>
+      </w:r>
+      <w:r>
+        <w:t>:</w:t>
+      </w:r>
+    </w:p>
+    <w:p>
+      <w:pPr>
+        <w:pStyle w:val="PargrafodaLista"/>
         <w:ind w:left="2160"/>
+        <w:jc w:val="both"/>
+      </w:pPr>
+    </w:p>
+    <w:p>
+      <w:pPr>
+        <w:pStyle w:val="PargrafodaLista"/>
+        <w:numPr>
+          <w:ilvl w:val="0"/>
+          <w:numId w:val="14"/>
+        </w:numPr>
+        <w:jc w:val="both"/>
+        <w:rPr>
+          <w:b/>
+          <w:bCs/>
+        </w:rPr>
+      </w:pPr>
+      <w:r>
+        <w:rPr>
+          <w:b/>
+          <w:bCs/>
+        </w:rPr>
+        <w:t>Fase 1 — Sanity Check (obrigatória)</w:t>
+      </w:r>
+      <w:r>
+        <w:rPr>
+          <w:b/>
+          <w:bCs/>
+        </w:rPr>
+        <w:t xml:space="preserve">: </w:t>
+      </w:r>
+      <w:r>
+        <w:t>S</w:t>
+      </w:r>
+      <w:r>
+        <w:t>erve para avaliar se o modelo tem a capacidade de aprender algo, o principal indicativo aqui deve ser a redução gradual da função de perda. Caso o experimento aponte tenha um comportamento adverso, é correto assumir que nada mais funciona.</w:t>
+      </w:r>
+    </w:p>
+    <w:p>
+      <w:pPr>
+        <w:pStyle w:val="PargrafodaLista"/>
+        <w:ind w:left="2124"/>
+        <w:rPr>
+          <w:b/>
+          <w:bCs/>
+        </w:rPr>
+      </w:pPr>
+    </w:p>
+    <w:p>
+      <w:pPr>
+        <w:pStyle w:val="PargrafodaLista"/>
+        <w:ind w:left="2124"/>
+        <w:rPr>
+          <w:b/>
+          <w:bCs/>
+        </w:rPr>
+      </w:pPr>
+      <w:r>
+        <w:rPr>
+          <w:b/>
+          <w:bCs/>
+        </w:rPr>
+        <w:t>Valores típicos para essa etapa:</w:t>
+      </w:r>
+    </w:p>
+    <w:p>
+      <w:pPr>
+        <w:pStyle w:val="PargrafodaLista"/>
+        <w:ind w:left="2124"/>
+      </w:pPr>
+      <w:r>
+        <w:t>STEP</w:t>
+      </w:r>
+      <w:r>
+        <w:t>_PER_EPOCH = 100</w:t>
+      </w:r>
+    </w:p>
+    <w:p>
+      <w:pPr>
+        <w:pStyle w:val="PargrafodaLista"/>
+        <w:ind w:left="2124"/>
+      </w:pPr>
+      <w:r>
+        <w:t>EPOCHS = 2~5</w:t>
+      </w:r>
+    </w:p>
+    <w:p>
+      <w:pPr>
+        <w:pStyle w:val="PargrafodaLista"/>
+        <w:ind w:left="2124"/>
+      </w:pPr>
+      <w:r>
+        <w:t>TOTAL_STEPS = 200~500</w:t>
+      </w:r>
+    </w:p>
+    <w:p>
+      <w:pPr>
+        <w:pStyle w:val="PargrafodaLista"/>
+        <w:rPr>
+          <w:b/>
+          <w:bCs/>
+        </w:rPr>
+      </w:pPr>
+      <w:r>
+        <w:rPr>
+          <w:b/>
+          <w:bCs/>
+        </w:rPr>
+        <w:tab/>
+      </w:r>
+      <w:r>
+        <w:rPr>
+          <w:b/>
+          <w:bCs/>
+        </w:rPr>
+        <w:tab/>
+      </w:r>
+    </w:p>
+    <w:p>
+      <w:pPr>
+        <w:pStyle w:val="PargrafodaLista"/>
+        <w:rPr>
+          <w:b/>
+          <w:bCs/>
+        </w:rPr>
+      </w:pPr>
+    </w:p>
+    <w:p>
+      <w:pPr>
+        <w:pStyle w:val="PargrafodaLista"/>
+        <w:rPr>
+          <w:b/>
+          <w:bCs/>
+        </w:rPr>
+      </w:pPr>
+    </w:p>
+    <w:p>
+      <w:pPr>
+        <w:pStyle w:val="PargrafodaLista"/>
+        <w:rPr>
+          <w:b/>
+          <w:bCs/>
+        </w:rPr>
+      </w:pPr>
+    </w:p>
+    <w:p>
+      <w:pPr>
+        <w:pStyle w:val="PargrafodaLista"/>
+        <w:rPr>
+          <w:b/>
+          <w:bCs/>
+        </w:rPr>
+      </w:pPr>
+    </w:p>
+    <w:p>
+      <w:pPr>
+        <w:pStyle w:val="PargrafodaLista"/>
+        <w:rPr>
+          <w:b/>
+          <w:bCs/>
+        </w:rPr>
+      </w:pPr>
+    </w:p>
+    <w:p>
+      <w:pPr>
+        <w:pStyle w:val="PargrafodaLista"/>
+        <w:rPr>
+          <w:b/>
+          <w:bCs/>
+        </w:rPr>
+      </w:pPr>
+    </w:p>
+    <w:p>
+      <w:pPr>
+        <w:pStyle w:val="PargrafodaLista"/>
+        <w:numPr>
+          <w:ilvl w:val="0"/>
+          <w:numId w:val="14"/>
+        </w:numPr>
+        <w:jc w:val="both"/>
+        <w:rPr>
+          <w:b/>
+          <w:bCs/>
+        </w:rPr>
+      </w:pPr>
+      <w:r>
+        <w:rPr>
+          <w:b/>
+          <w:bCs/>
+        </w:rPr>
+        <w:t xml:space="preserve">Fase </w:t>
+      </w:r>
+      <w:r>
+        <w:rPr>
+          <w:b/>
+          <w:bCs/>
+        </w:rPr>
+        <w:t>2</w:t>
+      </w:r>
+      <w:r>
+        <w:rPr>
+          <w:b/>
+          <w:bCs/>
+        </w:rPr>
+        <w:t xml:space="preserve"> —</w:t>
+      </w:r>
+      <w:r>
+        <w:rPr>
+          <w:b/>
+          <w:bCs/>
+        </w:rPr>
+        <w:t xml:space="preserve"> Exploração de hiperparâmetros</w:t>
+      </w:r>
+      <w:r>
+        <w:rPr>
+          <w:b/>
+          <w:bCs/>
+        </w:rPr>
+        <w:t xml:space="preserve">: </w:t>
+      </w:r>
+      <w:r>
+        <w:t>S</w:t>
+      </w:r>
+      <w:r>
+        <w:t>erve para avaliar</w:t>
+      </w:r>
+      <w:r>
+        <w:t xml:space="preserve"> overfitting</w:t>
+      </w:r>
+      <w:r>
+        <w:t xml:space="preserve"> </w:t>
+      </w:r>
+      <w:r>
+        <w:t xml:space="preserve">e definir valores de Learning Rate e Batch Size. A ideia é observar o comportamento do treinamento, avaliar curvas, otimizar a arquitetura e salvar o melhor checkpoint. </w:t>
+      </w:r>
+    </w:p>
+    <w:p>
+      <w:pPr>
+        <w:pStyle w:val="PargrafodaLista"/>
+        <w:ind w:left="2160"/>
+        <w:jc w:val="both"/>
+        <w:rPr>
+          <w:b/>
+          <w:bCs/>
+        </w:rPr>
+      </w:pPr>
+    </w:p>
+    <w:p>
+      <w:pPr>
+        <w:pStyle w:val="PargrafodaLista"/>
+        <w:ind w:left="2160"/>
+        <w:jc w:val="both"/>
+        <w:rPr>
+          <w:b/>
+          <w:bCs/>
+        </w:rPr>
+      </w:pPr>
+      <w:r>
+        <w:rPr>
+          <w:b/>
+          <w:bCs/>
+        </w:rPr>
+        <w:t>Valores típicos para essa etapa:</w:t>
+      </w:r>
+    </w:p>
+    <w:p>
+      <w:pPr>
+        <w:pStyle w:val="PargrafodaLista"/>
+        <w:ind w:left="2124"/>
+      </w:pPr>
+      <w:r>
+        <w:t>STEP</w:t>
+      </w:r>
+      <w:r>
+        <w:t xml:space="preserve">_PER_EPOCH = </w:t>
+      </w:r>
+      <w:r>
+        <w:t>500~1000</w:t>
+      </w:r>
+    </w:p>
+    <w:p>
+      <w:pPr>
+        <w:pStyle w:val="PargrafodaLista"/>
+        <w:ind w:left="2124"/>
+      </w:pPr>
+      <w:r>
+        <w:t xml:space="preserve">EPOCHS = </w:t>
+      </w:r>
+      <w:r>
+        <w:t>5~20</w:t>
+      </w:r>
+    </w:p>
+    <w:p>
+      <w:pPr>
+        <w:pStyle w:val="PargrafodaLista"/>
+        <w:ind w:left="2124"/>
+      </w:pPr>
+      <w:r>
+        <w:t xml:space="preserve">TOTAL_STEPS = </w:t>
+      </w:r>
+      <w:r>
+        <w:t>5K~20K</w:t>
+      </w:r>
+    </w:p>
+    <w:p>
+      <w:pPr>
+        <w:pStyle w:val="PargrafodaLista"/>
+        <w:rPr>
+          <w:b/>
+          <w:bCs/>
+        </w:rPr>
+      </w:pPr>
+    </w:p>
+    <w:p>
+      <w:pPr>
+        <w:pStyle w:val="PargrafodaLista"/>
+        <w:numPr>
+          <w:ilvl w:val="0"/>
+          <w:numId w:val="14"/>
+        </w:numPr>
+        <w:jc w:val="both"/>
+        <w:rPr>
+          <w:b/>
+          <w:bCs/>
+        </w:rPr>
+      </w:pPr>
+      <w:r>
+        <w:rPr>
+          <w:b/>
+          <w:bCs/>
+        </w:rPr>
+        <w:t xml:space="preserve">Fase </w:t>
+      </w:r>
+      <w:r>
+        <w:rPr>
+          <w:b/>
+          <w:bCs/>
+        </w:rPr>
+        <w:t xml:space="preserve">3 </w:t>
+      </w:r>
+      <w:r>
+        <w:rPr>
+          <w:b/>
+          <w:bCs/>
+        </w:rPr>
+        <w:t xml:space="preserve">— </w:t>
+      </w:r>
+      <w:r>
+        <w:rPr>
+          <w:b/>
+          <w:bCs/>
+        </w:rPr>
+        <w:t>Treino final</w:t>
+      </w:r>
+      <w:r>
+        <w:rPr>
+          <w:b/>
+          <w:bCs/>
+        </w:rPr>
+        <w:t xml:space="preserve">: </w:t>
+      </w:r>
+      <w:r>
+        <w:t>Tem o objetivo de obter a melhor generalização possível para o modelo, possibilitando a coleta de um resultado verdadeiramente científico. Para datasets menores (como o caso deste projeto</w:t>
+      </w:r>
+      <w:r>
+        <w:t>), o</w:t>
+      </w:r>
+      <w:r>
+        <w:t xml:space="preserve"> valor total de steps gira em torno de 10K à 30K</w:t>
+      </w:r>
+      <w:r>
+        <w:t>.</w:t>
+      </w:r>
+    </w:p>
+    <w:p>
+      <w:pPr>
+        <w:pStyle w:val="PargrafodaLista"/>
+        <w:ind w:left="2124"/>
+        <w:rPr>
+          <w:b/>
+          <w:bCs/>
+        </w:rPr>
+      </w:pPr>
+    </w:p>
+    <w:p>
+      <w:pPr>
+        <w:pStyle w:val="PargrafodaLista"/>
+        <w:ind w:left="2124"/>
+        <w:rPr>
+          <w:b/>
+          <w:bCs/>
+        </w:rPr>
+      </w:pPr>
+      <w:r>
+        <w:rPr>
+          <w:b/>
+          <w:bCs/>
+        </w:rPr>
+        <w:t>Valores típicos para essa etapa:</w:t>
+      </w:r>
+    </w:p>
+    <w:p>
+      <w:pPr>
+        <w:pStyle w:val="PargrafodaLista"/>
+        <w:ind w:left="2124"/>
+      </w:pPr>
+      <w:r>
+        <w:t>STEP</w:t>
+      </w:r>
+      <w:r>
+        <w:t>_PER_EPOCH = 100</w:t>
+      </w:r>
+    </w:p>
+    <w:p>
+      <w:pPr>
+        <w:pStyle w:val="PargrafodaLista"/>
+        <w:ind w:left="2124"/>
+      </w:pPr>
+      <w:r>
+        <w:t>EPOCHS = 2~5</w:t>
+      </w:r>
+    </w:p>
+    <w:p>
+      <w:pPr>
+        <w:pStyle w:val="PargrafodaLista"/>
+        <w:ind w:left="2124"/>
+      </w:pPr>
+      <w:r>
+        <w:t>TOTAL_STEPS = 200~500</w:t>
+      </w:r>
+    </w:p>
+    <w:p>
+      <w:pPr>
+        <w:pStyle w:val="PargrafodaLista"/>
+        <w:ind w:left="1440"/>
+      </w:pPr>
+    </w:p>
+    <w:p>
+      <w:pPr>
+        <w:ind w:left="360"/>
+        <w:rPr>
+          <w:b/>
+          <w:bCs/>
+        </w:rPr>
+      </w:pPr>
+    </w:p>
+    <w:p>
+      <w:pPr>
+        <w:ind w:left="360"/>
+        <w:rPr>
+          <w:b/>
+          <w:bCs/>
+        </w:rPr>
+      </w:pPr>
+      <w:r>
+        <w:rPr>
+          <w:noProof/>
+        </w:rPr>
+        <mc:AlternateContent>
+          <mc:Choice Requires="wps">
+            <w:drawing>
+              <wp:anchor distT="0" distB="0" distL="114300" distR="114300" simplePos="0" relativeHeight="251665408" behindDoc="0" locked="0" layoutInCell="1" allowOverlap="1" wp14:anchorId="3BA0B62E" wp14:editId="7AB19658">
+                <wp:simplePos x="0" y="0"/>
+                <wp:positionH relativeFrom="margin">
+                  <wp:align>center</wp:align>
+                </wp:positionH>
+                <wp:positionV relativeFrom="paragraph">
+                  <wp:posOffset>152400</wp:posOffset>
+                </wp:positionV>
+                <wp:extent cx="7020000" cy="0"/>
+                <wp:effectExtent l="0" t="19050" r="28575" b="19050"/>
+                <wp:wrapNone/>
+                <wp:docPr id="1680176414" name="Conector reto 1"/>
+                <wp:cNvGraphicFramePr/>
+                <a:graphic xmlns:a="http://schemas.openxmlformats.org/drawingml/2006/main">
+                  <a:graphicData uri="http://schemas.microsoft.com/office/word/2010/wordprocessingShape">
+                    <wps:wsp>
+                      <wps:cNvCnPr/>
+                      <wps:spPr>
+                        <a:xfrm flipV="1">
+                          <a:off x="0" y="0"/>
+                          <a:ext cx="7020000" cy="0"/>
+                        </a:xfrm>
+                        <a:prstGeom prst="line">
+                          <a:avLst/>
+                        </a:prstGeom>
+                        <a:ln w="38100">
+                          <a:solidFill>
+                            <a:schemeClr val="tx1"/>
+                          </a:solidFill>
+                          <a:prstDash val="lgDashDot"/>
+                        </a:ln>
+                      </wps:spPr>
+                      <wps:style>
+                        <a:lnRef idx="1">
+                          <a:schemeClr val="accent1"/>
+                        </a:lnRef>
+                        <a:fillRef idx="0">
+                          <a:schemeClr val="accent1"/>
+                        </a:fillRef>
+                        <a:effectRef idx="0">
+                          <a:schemeClr val="accent1"/>
+                        </a:effectRef>
+                        <a:fontRef idx="minor">
+                          <a:schemeClr val="tx1"/>
+                        </a:fontRef>
+                      </wps:style>
+                      <wps:bodyPr/>
+                    </wps:wsp>
+                  </a:graphicData>
+                </a:graphic>
+                <wp14:sizeRelH relativeFrom="margin">
+                  <wp14:pctWidth>0</wp14:pctWidth>
+                </wp14:sizeRelH>
+                <wp14:sizeRelV relativeFrom="margin">
+                  <wp14:pctHeight>0</wp14:pctHeight>
+                </wp14:sizeRelV>
+              </wp:anchor>
+            </w:drawing>
+          </mc:Choice>
+          <mc:Fallback>
+            <w:pict>
+              <v:line w14:anchorId="54F986DA" id="Conector reto 1" o:spid="_x0000_s1026" style="position:absolute;flip:y;z-index:251665408;visibility:visible;mso-wrap-style:square;mso-width-percent:0;mso-height-percent:0;mso-wrap-distance-left:9pt;mso-wrap-distance-top:0;mso-wrap-distance-right:9pt;mso-wrap-distance-bottom:0;mso-position-horizontal:center;mso-position-horizontal-relative:margin;mso-position-vertical:absolute;mso-position-vertical-relative:text;mso-width-percent:0;mso-height-percent:0;mso-width-relative:margin;mso-height-relative:margin" from="0,12pt" to="552.75pt,12pt" o:gfxdata="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" strokecolor="black [3213]" strokeweight="3pt">
+                <v:stroke dashstyle="longDashDot" joinstyle="miter"/>
+                <w10:wrap anchorx="margin"/>
+              </v:line>
+            </w:pict>
+          </mc:Fallback>
+        </mc:AlternateContent>
+      </w:r>
+    </w:p>
+    <w:p>
+      <w:pPr>
+        <w:pStyle w:val="PargrafodaLista"/>
+        <w:rPr>
+          <w:b/>
+          <w:bCs/>
+        </w:rPr>
+      </w:pPr>
+    </w:p>
+    <w:p>
+      <w:pPr>
+        <w:pStyle w:val="PargrafodaLista"/>
+        <w:numPr>
+          <w:ilvl w:val="0"/>
+          <w:numId w:val="1"/>
+        </w:numPr>
+        <w:rPr>
+          <w:b/>
+          <w:bCs/>
+        </w:rPr>
+      </w:pPr>
+      <w:r>
+        <w:rPr>
+          <w:b/>
+          <w:bCs/>
+        </w:rPr>
+        <w:t>EXPERIMENTO C – Condução de testes para a arquitetura Vision Transformers conduzida com a base de dados dos camundongos:</w:t>
+      </w:r>
+    </w:p>
+    <w:p>
+      <w:pPr>
+        <w:pStyle w:val="PargrafodaLista"/>
+        <w:ind w:left="1440"/>
+        <w:jc w:val="both"/>
+      </w:pPr>
+    </w:p>
+    <w:p>
+      <w:pPr>
+        <w:pStyle w:val="PargrafodaLista"/>
+        <w:numPr>
+          <w:ilvl w:val="1"/>
+          <w:numId w:val="1"/>
+        </w:numPr>
+        <w:jc w:val="both"/>
+        <w:rPr>
+          <w:b/>
+          <w:bCs/>
+        </w:rPr>
+      </w:pPr>
+      <w:r>
+        <w:rPr>
+          <w:b/>
+          <w:bCs/>
+        </w:rPr>
+        <w:t xml:space="preserve">Condução de testes </w:t>
+      </w:r>
+      <w:r>
+        <w:rPr>
+          <w:b/>
+          <w:bCs/>
+        </w:rPr>
+        <w:t xml:space="preserve">de </w:t>
+      </w:r>
+      <w:r>
+        <w:rPr>
+          <w:b/>
+          <w:bCs/>
+        </w:rPr>
+        <w:t>SANITY</w:t>
+      </w:r>
+      <w:r>
+        <w:rPr>
+          <w:b/>
+          <w:bCs/>
+        </w:rPr>
+        <w:t xml:space="preserve"> </w:t>
+      </w:r>
+      <w:r>
+        <w:rPr>
+          <w:b/>
+          <w:bCs/>
+        </w:rPr>
+        <w:t>CHECK</w:t>
+      </w:r>
+      <w:r>
+        <w:rPr>
+          <w:b/>
+          <w:bCs/>
+        </w:rPr>
+        <w:t>:</w:t>
+      </w:r>
+    </w:p>
+    <w:p>
+      <w:pPr>
+        <w:pStyle w:val="PargrafodaLista"/>
+        <w:ind w:left="1440"/>
+        <w:jc w:val="both"/>
+        <w:rPr>
+          <w:b/>
+          <w:bCs/>
+        </w:rPr>
+      </w:pPr>
+    </w:p>
+    <w:p>
+      <w:pPr>
+        <w:pStyle w:val="PargrafodaLista"/>
+        <w:ind w:left="1440"/>
+        <w:jc w:val="both"/>
+      </w:pPr>
+      <w:r>
+        <w:t>→</w:t>
+      </w:r>
+      <w:r>
+        <w:t xml:space="preserve"> </w:t>
+      </w:r>
+      <w:r>
+        <w:t>Sanity Check Básico</w:t>
+      </w:r>
+      <w:r>
+        <w:t xml:space="preserve"> com </w:t>
+      </w:r>
+      <w:r>
+        <w:t>STEP_PER_EPOCH = 100</w:t>
+      </w:r>
+      <w:r>
+        <w:t xml:space="preserve"> e EPOCHS = 5</w:t>
+      </w:r>
+    </w:p>
+    <w:p>
+      <w:pPr>
+        <w:pStyle w:val="PargrafodaLista"/>
+        <w:ind w:left="1440"/>
+        <w:jc w:val="both"/>
+      </w:pPr>
+      <w:r>
+        <w:t>→</w:t>
+      </w:r>
+      <w:r>
+        <w:t xml:space="preserve"> Rede pré-treinada com a base ImageNet21K</w:t>
+      </w:r>
+    </w:p>
+    <w:p>
+      <w:pPr>
+        <w:pStyle w:val="PargrafodaLista"/>
+        <w:ind w:left="1440"/>
+        <w:jc w:val="both"/>
+      </w:pPr>
+      <w:r>
+        <w:t>→</w:t>
+      </w:r>
+      <w:r>
+        <w:t xml:space="preserve"> Arquitetura ViT em conformidade com a implementação Google Research</w:t>
+      </w:r>
+    </w:p>
+    <w:p>
+      <w:pPr>
+        <w:pStyle w:val="PargrafodaLista"/>
+        <w:ind w:left="1440"/>
+        <w:jc w:val="both"/>
+      </w:pPr>
+      <w:r>
+        <w:t>→</w:t>
+      </w:r>
+      <w:r>
+        <w:t xml:space="preserve"> Observação sobre a base de dados:</w:t>
+      </w:r>
+    </w:p>
+    <w:p>
+      <w:pPr>
+        <w:pStyle w:val="PargrafodaLista"/>
+        <w:ind w:left="1440"/>
+        <w:jc w:val="both"/>
+      </w:pPr>
+      <w:r>
+        <w:t>(...)</w:t>
+      </w:r>
+    </w:p>
+    <w:p>
+      <w:pPr>
+        <w:pStyle w:val="PargrafodaLista"/>
+        <w:ind w:left="1440"/>
+        <w:jc w:val="both"/>
+      </w:pPr>
+    </w:p>
+    <w:p>
+      <w:pPr>
+        <w:pStyle w:val="PargrafodaLista"/>
+        <w:ind w:left="1440"/>
+        <w:jc w:val="both"/>
+      </w:pPr>
+      <w:r>
+        <w:t>→</w:t>
+      </w:r>
+      <w:r>
+        <w:t xml:space="preserve"> Parâmetros utilizados:</w:t>
+      </w:r>
+    </w:p>
+    <w:p>
+      <w:pPr>
+        <w:pStyle w:val="PargrafodaLista"/>
+        <w:ind w:left="1440"/>
+        <w:jc w:val="both"/>
+      </w:pPr>
+      <w:r>
+        <w:t>(...)</w:t>
+      </w:r>
+    </w:p>
+    <w:p>
+      <w:pPr>
+        <w:pStyle w:val="PargrafodaLista"/>
+        <w:ind w:left="1440"/>
+        <w:jc w:val="both"/>
+      </w:pPr>
+    </w:p>
+    <w:p>
+      <w:pPr>
+        <w:pStyle w:val="PargrafodaLista"/>
+        <w:ind w:left="1440"/>
+        <w:jc w:val="both"/>
+      </w:pPr>
+      <w:r>
+        <w:t>→</w:t>
+      </w:r>
+      <w:r>
+        <w:t>Resultados:</w:t>
+      </w:r>
+    </w:p>
+    <w:p>
+      <w:pPr>
+        <w:pStyle w:val="PargrafodaLista"/>
+        <w:ind w:left="1440"/>
+        <w:jc w:val="both"/>
+      </w:pPr>
+      <w:r>
+        <w:t>(...)</w:t>
+      </w:r>
+    </w:p>
+    <w:p>
+      <w:pPr>
+        <w:pStyle w:val="PargrafodaLista"/>
+        <w:ind w:left="1440"/>
+        <w:jc w:val="both"/>
+      </w:pPr>
+    </w:p>
+    <w:p>
+      <w:pPr>
+        <w:pStyle w:val="PargrafodaLista"/>
+        <w:ind w:left="1440"/>
+        <w:jc w:val="both"/>
+        <w:rPr>
+          <w:b/>
+          <w:bCs/>
+        </w:rPr>
+      </w:pPr>
+    </w:p>
+    <w:p>
+      <w:pPr>
+        <w:pStyle w:val="PargrafodaLista"/>
+        <w:numPr>
+          <w:ilvl w:val="1"/>
+          <w:numId w:val="1"/>
+        </w:numPr>
+        <w:jc w:val="both"/>
+        <w:rPr>
+          <w:b/>
+          <w:bCs/>
+        </w:rPr>
+      </w:pPr>
+      <w:r>
+        <w:rPr>
+          <w:b/>
+          <w:bCs/>
+        </w:rPr>
+        <w:t>Condução de testes de EXPLORAÇÃO DE PARÂMETROS:</w:t>
+      </w:r>
+    </w:p>
+    <w:p>
+      <w:pPr>
+        <w:pStyle w:val="PargrafodaLista"/>
+        <w:rPr>
+          <w:b/>
+          <w:bCs/>
+        </w:rPr>
+      </w:pPr>
+    </w:p>
+    <w:p>
+      <w:pPr>
+        <w:pStyle w:val="PargrafodaLista"/>
+        <w:ind w:left="1440"/>
+        <w:jc w:val="both"/>
+        <w:rPr>
+          <w:b/>
+          <w:bCs/>
+        </w:rPr>
+      </w:pPr>
+    </w:p>
+    <w:p>
+      <w:pPr>
+        <w:pStyle w:val="PargrafodaLista"/>
+        <w:numPr>
+          <w:ilvl w:val="1"/>
+          <w:numId w:val="1"/>
+        </w:numPr>
+        <w:jc w:val="both"/>
+        <w:rPr>
+          <w:b/>
+          <w:bCs/>
+        </w:rPr>
+      </w:pPr>
+      <w:r>
+        <w:rPr>
+          <w:b/>
+          <w:bCs/>
+        </w:rPr>
+        <w:t>Condução do TESTE FINAL</w:t>
+      </w:r>
+      <w:r>
+        <w:rPr>
+          <w:b/>
+          <w:bCs/>
+        </w:rPr>
+        <w:t>:</w:t>
+      </w:r>
+    </w:p>
+    <w:p>
+      <w:pPr>
+        <w:pStyle w:val="PargrafodaLista"/>
+        <w:ind w:left="1440"/>
+        <w:jc w:val="both"/>
+      </w:pPr>
+      <w:r>
+        <w:rPr>
+          <w:noProof/>
+        </w:rPr>
+        <w:lastRenderedPageBreak/>
+        <mc:AlternateContent>
+          <mc:Choice Requires="wps">
+            <w:drawing>
+              <wp:anchor distT="0" distB="0" distL="114300" distR="114300" simplePos="0" relativeHeight="251667456" behindDoc="0" locked="0" layoutInCell="1" allowOverlap="1" wp14:anchorId="670DA9C0" wp14:editId="318B1094">
+                <wp:simplePos x="0" y="0"/>
+                <wp:positionH relativeFrom="margin">
+                  <wp:align>center</wp:align>
+                </wp:positionH>
+                <wp:positionV relativeFrom="paragraph">
+                  <wp:posOffset>26670</wp:posOffset>
+                </wp:positionV>
+                <wp:extent cx="7020000" cy="0"/>
+                <wp:effectExtent l="0" t="19050" r="28575" b="19050"/>
+                <wp:wrapNone/>
+                <wp:docPr id="841168305" name="Conector reto 1"/>
+                <wp:cNvGraphicFramePr/>
+                <a:graphic xmlns:a="http://schemas.openxmlformats.org/drawingml/2006/main">
+                  <a:graphicData uri="http://schemas.microsoft.com/office/word/2010/wordprocessingShape">
+                    <wps:wsp>
+                      <wps:cNvCnPr/>
+                      <wps:spPr>
+                        <a:xfrm flipV="1">
+                          <a:off x="0" y="0"/>
+                          <a:ext cx="7020000" cy="0"/>
+                        </a:xfrm>
+                        <a:prstGeom prst="line">
+                          <a:avLst/>
+                        </a:prstGeom>
+                        <a:ln w="38100">
+                          <a:solidFill>
+                            <a:schemeClr val="tx1"/>
+                          </a:solidFill>
+                          <a:prstDash val="lgDashDot"/>
+                        </a:ln>
+                      </wps:spPr>
+                      <wps:style>
+                        <a:lnRef idx="1">
+                          <a:schemeClr val="accent1"/>
+                        </a:lnRef>
+                        <a:fillRef idx="0">
+                          <a:schemeClr val="accent1"/>
+                        </a:fillRef>
+                        <a:effectRef idx="0">
+                          <a:schemeClr val="accent1"/>
+                        </a:effectRef>
+                        <a:fontRef idx="minor">
+                          <a:schemeClr val="tx1"/>
+                        </a:fontRef>
+                      </wps:style>
+                      <wps:bodyPr/>
+                    </wps:wsp>
+                  </a:graphicData>
+                </a:graphic>
+                <wp14:sizeRelH relativeFrom="margin">
+                  <wp14:pctWidth>0</wp14:pctWidth>
+                </wp14:sizeRelH>
+                <wp14:sizeRelV relativeFrom="margin">
+                  <wp14:pctHeight>0</wp14:pctHeight>
+                </wp14:sizeRelV>
+              </wp:anchor>
+            </w:drawing>
+          </mc:Choice>
+          <mc:Fallback>
+            <w:pict>
+              <v:line w14:anchorId="67CB9ADC" id="Conector reto 1" o:spid="_x0000_s1026" style="position:absolute;flip:y;z-index:251667456;visibility:visible;mso-wrap-style:square;mso-width-percent:0;mso-height-percent:0;mso-wrap-distance-left:9pt;mso-wrap-distance-top:0;mso-wrap-distance-right:9pt;mso-wrap-distance-bottom:0;mso-position-horizontal:center;mso-position-horizontal-relative:margin;mso-position-vertical:absolute;mso-position-vertical-relative:text;mso-width-percent:0;mso-height-percent:0;mso-width-relative:margin;mso-height-relative:margin" from="0,2.1pt" to="552.75pt,2.1pt" o:gfxdata="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" strokecolor="black [3213]" strokeweight="3pt">
+                <v:stroke dashstyle="longDashDot" joinstyle="miter"/>
+                <w10:wrap anchorx="margin"/>
+              </v:line>
+            </w:pict>
+          </mc:Fallback>
+        </mc:AlternateContent>
+      </w:r>
+    </w:p>
+    <w:p>
+      <w:pPr>
+        <w:pStyle w:val="PargrafodaLista"/>
+        <w:ind w:left="1440"/>
+        <w:jc w:val="both"/>
+      </w:pPr>
+    </w:p>
+    <w:p>
+      <w:pPr>
+        <w:pStyle w:val="PargrafodaLista"/>
+        <w:numPr>
+          <w:ilvl w:val="0"/>
+          <w:numId w:val="1"/>
+        </w:numPr>
+        <w:rPr>
+          <w:b/>
+          <w:bCs/>
+        </w:rPr>
+      </w:pPr>
+      <w:r>
+        <w:rPr>
+          <w:b/>
+          <w:bCs/>
+        </w:rPr>
+        <w:t xml:space="preserve">EXPERIMENTO </w:t>
+      </w:r>
+      <w:r>
+        <w:rPr>
+          <w:b/>
+          <w:bCs/>
+        </w:rPr>
+        <w:t>D</w:t>
+      </w:r>
+      <w:r>
+        <w:rPr>
+          <w:b/>
+          <w:bCs/>
+        </w:rPr>
+        <w:t xml:space="preserve"> – Condução de testes para a arquitetura </w:t>
+      </w:r>
+      <w:r>
+        <w:rPr>
+          <w:b/>
+          <w:bCs/>
+        </w:rPr>
+        <w:t>ResNet-50</w:t>
+      </w:r>
+      <w:r>
+        <w:rPr>
+          <w:b/>
+          <w:bCs/>
+        </w:rPr>
+        <w:t xml:space="preserve"> conduzida com a base de dados dos camundongos:</w:t>
+      </w:r>
+    </w:p>
+    <w:p>
+      <w:pPr>
         <w:jc w:val="both"/>
       </w:pPr>
     </w:p>
@@ -5130,6 +5391,119 @@
     </w:lvl>
   </w:abstractNum>
   <w:abstractNum w:abstractNumId="3" w15:restartNumberingAfterBreak="0">
+    <w:nsid w:val="12F86942"/>
+    <w:multiLevelType w:val="hybridMultilevel"/>
+    <w:tmpl w:val="9782D30A"/>
+    <w:lvl w:ilvl="0" w:tplc="04160001">
+      <w:start w:val="1"/>
+      <w:numFmt w:val="bullet"/>
+      <w:lvlText w:val=""/>
+      <w:lvlJc w:val="left"/>
+      <w:pPr>
+        <w:ind w:left="2160" w:hanging="360"/>
+      </w:pPr>
+      <w:rPr>
+        <w:rFonts w:ascii="Symbol" w:hAnsi="Symbol" w:hint="default"/>
+      </w:rPr>
+    </w:lvl>
+    <w:lvl w:ilvl="1" w:tplc="04160003" w:tentative="1">
+      <w:start w:val="1"/>
+      <w:numFmt w:val="bullet"/>
+      <w:lvlText w:val="o"/>
+      <w:lvlJc w:val="left"/>
+      <w:pPr>
+        <w:ind w:left="2880" w:hanging="360"/>
+      </w:pPr>
+      <w:rPr>
+        <w:rFonts w:ascii="Courier New" w:hAnsi="Courier New" w:cs="Courier New" w:hint="default"/>
+      </w:rPr>
+    </w:lvl>
+    <w:lvl w:ilvl="2" w:tplc="04160005" w:tentative="1">
+      <w:start w:val="1"/>
+      <w:numFmt w:val="bullet"/>
+      <w:lvlText w:val=""/>
+      <w:lvlJc w:val="left"/>
+      <w:pPr>
+        <w:ind w:left="3600" w:hanging="360"/>
+      </w:pPr>
+      <w:rPr>
+        <w:rFonts w:ascii="Wingdings" w:hAnsi="Wingdings" w:hint="default"/>
+      </w:rPr>
+    </w:lvl>
+    <w:lvl w:ilvl="3" w:tplc="04160001" w:tentative="1">
+      <w:start w:val="1"/>
+      <w:numFmt w:val="bullet"/>
+      <w:lvlText w:val=""/>
+      <w:lvlJc w:val="left"/>
+      <w:pPr>
+        <w:ind w:left="4320" w:hanging="360"/>
+      </w:pPr>
+      <w:rPr>
+        <w:rFonts w:ascii="Symbol" w:hAnsi="Symbol" w:hint="default"/>
+      </w:rPr>
+    </w:lvl>
+    <w:lvl w:ilvl="4" w:tplc="04160003" w:tentative="1">
+      <w:start w:val="1"/>
+      <w:numFmt w:val="bullet"/>
+      <w:lvlText w:val="o"/>
+      <w:lvlJc w:val="left"/>
+      <w:pPr>
+        <w:ind w:left="5040" w:hanging="360"/>
+      </w:pPr>
+      <w:rPr>
+        <w:rFonts w:ascii="Courier New" w:hAnsi="Courier New" w:cs="Courier New" w:hint="default"/>
+      </w:rPr>
+    </w:lvl>
+    <w:lvl w:ilvl="5" w:tplc="04160005" w:tentative="1">
+      <w:start w:val="1"/>
+      <w:numFmt w:val="bullet"/>
+      <w:lvlText w:val=""/>
+      <w:lvlJc w:val="left"/>
+      <w:pPr>
+        <w:ind w:left="5760" w:hanging="360"/>
+      </w:pPr>
+      <w:rPr>
+        <w:rFonts w:ascii="Wingdings" w:hAnsi="Wingdings" w:hint="default"/>
+      </w:rPr>
+    </w:lvl>
+    <w:lvl w:ilvl="6" w:tplc="04160001" w:tentative="1">
+      <w:start w:val="1"/>
+      <w:numFmt w:val="bullet"/>
+      <w:lvlText w:val=""/>
+      <w:lvlJc w:val="left"/>
+      <w:pPr>
+        <w:ind w:left="6480" w:hanging="360"/>
+      </w:pPr>
+      <w:rPr>
+        <w:rFonts w:ascii="Symbol" w:hAnsi="Symbol" w:hint="default"/>
+      </w:rPr>
+    </w:lvl>
+    <w:lvl w:ilvl="7" w:tplc="04160003" w:tentative="1">
+      <w:start w:val="1"/>
+      <w:numFmt w:val="bullet"/>
+      <w:lvlText w:val="o"/>
+      <w:lvlJc w:val="left"/>
+      <w:pPr>
+        <w:ind w:left="7200" w:hanging="360"/>
+      </w:pPr>
+      <w:rPr>
+        <w:rFonts w:ascii="Courier New" w:hAnsi="Courier New" w:cs="Courier New" w:hint="default"/>
+      </w:rPr>
+    </w:lvl>
+    <w:lvl w:ilvl="8" w:tplc="04160005" w:tentative="1">
+      <w:start w:val="1"/>
+      <w:numFmt w:val="bullet"/>
+      <w:lvlText w:val=""/>
+      <w:lvlJc w:val="left"/>
+      <w:pPr>
+        <w:ind w:left="7920" w:hanging="360"/>
+      </w:pPr>
+      <w:rPr>
+        <w:rFonts w:ascii="Wingdings" w:hAnsi="Wingdings" w:hint="default"/>
+      </w:rPr>
+    </w:lvl>
+  </w:abstractNum>
+  <w:abstractNum w:abstractNumId="4" w15:restartNumberingAfterBreak="0">
     <w:nsid w:val="16015DE7"/>
     <w:multiLevelType w:val="multilevel"/>
     <w:tmpl w:val="5F48E62E"/>
@@ -5278,7 +5652,7 @@
       </w:rPr>
     </w:lvl>
   </w:abstractNum>
-  <w:abstractNum w:abstractNumId="4" w15:restartNumberingAfterBreak="0">
+  <w:abstractNum w:abstractNumId="5" w15:restartNumberingAfterBreak="0">
     <w:nsid w:val="257F3AFD"/>
     <w:multiLevelType w:val="hybridMultilevel"/>
     <w:tmpl w:val="1EC031A0"/>
@@ -5391,7 +5765,7 @@
       </w:rPr>
     </w:lvl>
   </w:abstractNum>
-  <w:abstractNum w:abstractNumId="5" w15:restartNumberingAfterBreak="0">
+  <w:abstractNum w:abstractNumId="6" w15:restartNumberingAfterBreak="0">
     <w:nsid w:val="2B7D0660"/>
     <w:multiLevelType w:val="hybridMultilevel"/>
     <w:tmpl w:val="7264EF5C"/>
@@ -5504,7 +5878,233 @@
       </w:rPr>
     </w:lvl>
   </w:abstractNum>
-  <w:abstractNum w:abstractNumId="6" w15:restartNumberingAfterBreak="0">
+  <w:abstractNum w:abstractNumId="7" w15:restartNumberingAfterBreak="0">
+    <w:nsid w:val="3E130E0A"/>
+    <w:multiLevelType w:val="hybridMultilevel"/>
+    <w:tmpl w:val="9B626D74"/>
+    <w:lvl w:ilvl="0" w:tplc="04160001">
+      <w:start w:val="1"/>
+      <w:numFmt w:val="bullet"/>
+      <w:lvlText w:val=""/>
+      <w:lvlJc w:val="left"/>
+      <w:pPr>
+        <w:ind w:left="2160" w:hanging="360"/>
+      </w:pPr>
+      <w:rPr>
+        <w:rFonts w:ascii="Symbol" w:hAnsi="Symbol" w:hint="default"/>
+      </w:rPr>
+    </w:lvl>
+    <w:lvl w:ilvl="1" w:tplc="04160003" w:tentative="1">
+      <w:start w:val="1"/>
+      <w:numFmt w:val="bullet"/>
+      <w:lvlText w:val="o"/>
+      <w:lvlJc w:val="left"/>
+      <w:pPr>
+        <w:ind w:left="2880" w:hanging="360"/>
+      </w:pPr>
+      <w:rPr>
+        <w:rFonts w:ascii="Courier New" w:hAnsi="Courier New" w:cs="Courier New" w:hint="default"/>
+      </w:rPr>
+    </w:lvl>
+    <w:lvl w:ilvl="2" w:tplc="04160005" w:tentative="1">
+      <w:start w:val="1"/>
+      <w:numFmt w:val="bullet"/>
+      <w:lvlText w:val=""/>
+      <w:lvlJc w:val="left"/>
+      <w:pPr>
+        <w:ind w:left="3600" w:hanging="360"/>
+      </w:pPr>
+      <w:rPr>
+        <w:rFonts w:ascii="Wingdings" w:hAnsi="Wingdings" w:hint="default"/>
+      </w:rPr>
+    </w:lvl>
+    <w:lvl w:ilvl="3" w:tplc="04160001" w:tentative="1">
+      <w:start w:val="1"/>
+      <w:numFmt w:val="bullet"/>
+      <w:lvlText w:val=""/>
+      <w:lvlJc w:val="left"/>
+      <w:pPr>
+        <w:ind w:left="4320" w:hanging="360"/>
+      </w:pPr>
+      <w:rPr>
+        <w:rFonts w:ascii="Symbol" w:hAnsi="Symbol" w:hint="default"/>
+      </w:rPr>
+    </w:lvl>
+    <w:lvl w:ilvl="4" w:tplc="04160003" w:tentative="1">
+      <w:start w:val="1"/>
+      <w:numFmt w:val="bullet"/>
+      <w:lvlText w:val="o"/>
+      <w:lvlJc w:val="left"/>
+      <w:pPr>
+        <w:ind w:left="5040" w:hanging="360"/>
+      </w:pPr>
+      <w:rPr>
+        <w:rFonts w:ascii="Courier New" w:hAnsi="Courier New" w:cs="Courier New" w:hint="default"/>
+      </w:rPr>
+    </w:lvl>
+    <w:lvl w:ilvl="5" w:tplc="04160005" w:tentative="1">
+      <w:start w:val="1"/>
+      <w:numFmt w:val="bullet"/>
+      <w:lvlText w:val=""/>
+      <w:lvlJc w:val="left"/>
+      <w:pPr>
+        <w:ind w:left="5760" w:hanging="360"/>
+      </w:pPr>
+      <w:rPr>
+        <w:rFonts w:ascii="Wingdings" w:hAnsi="Wingdings" w:hint="default"/>
+      </w:rPr>
+    </w:lvl>
+    <w:lvl w:ilvl="6" w:tplc="04160001" w:tentative="1">
+      <w:start w:val="1"/>
+      <w:numFmt w:val="bullet"/>
+      <w:lvlText w:val=""/>
+      <w:lvlJc w:val="left"/>
+      <w:pPr>
+        <w:ind w:left="6480" w:hanging="360"/>
+      </w:pPr>
+      <w:rPr>
+        <w:rFonts w:ascii="Symbol" w:hAnsi="Symbol" w:hint="default"/>
+      </w:rPr>
+    </w:lvl>
+    <w:lvl w:ilvl="7" w:tplc="04160003" w:tentative="1">
+      <w:start w:val="1"/>
+      <w:numFmt w:val="bullet"/>
+      <w:lvlText w:val="o"/>
+      <w:lvlJc w:val="left"/>
+      <w:pPr>
+        <w:ind w:left="7200" w:hanging="360"/>
+      </w:pPr>
+      <w:rPr>
+        <w:rFonts w:ascii="Courier New" w:hAnsi="Courier New" w:cs="Courier New" w:hint="default"/>
+      </w:rPr>
+    </w:lvl>
+    <w:lvl w:ilvl="8" w:tplc="04160005" w:tentative="1">
+      <w:start w:val="1"/>
+      <w:numFmt w:val="bullet"/>
+      <w:lvlText w:val=""/>
+      <w:lvlJc w:val="left"/>
+      <w:pPr>
+        <w:ind w:left="7920" w:hanging="360"/>
+      </w:pPr>
+      <w:rPr>
+        <w:rFonts w:ascii="Wingdings" w:hAnsi="Wingdings" w:hint="default"/>
+      </w:rPr>
+    </w:lvl>
+  </w:abstractNum>
+  <w:abstractNum w:abstractNumId="8" w15:restartNumberingAfterBreak="0">
+    <w:nsid w:val="44BB04AA"/>
+    <w:multiLevelType w:val="hybridMultilevel"/>
+    <w:tmpl w:val="47922734"/>
+    <w:lvl w:ilvl="0" w:tplc="04160001">
+      <w:start w:val="1"/>
+      <w:numFmt w:val="bullet"/>
+      <w:lvlText w:val=""/>
+      <w:lvlJc w:val="left"/>
+      <w:pPr>
+        <w:ind w:left="1776" w:hanging="360"/>
+      </w:pPr>
+      <w:rPr>
+        <w:rFonts w:ascii="Symbol" w:hAnsi="Symbol" w:hint="default"/>
+      </w:rPr>
+    </w:lvl>
+    <w:lvl w:ilvl="1" w:tplc="04160003" w:tentative="1">
+      <w:start w:val="1"/>
+      <w:numFmt w:val="bullet"/>
+      <w:lvlText w:val="o"/>
+      <w:lvlJc w:val="left"/>
+      <w:pPr>
+        <w:ind w:left="2496" w:hanging="360"/>
+      </w:pPr>
+      <w:rPr>
+        <w:rFonts w:ascii="Courier New" w:hAnsi="Courier New" w:cs="Courier New" w:hint="default"/>
+      </w:rPr>
+    </w:lvl>
+    <w:lvl w:ilvl="2" w:tplc="04160005" w:tentative="1">
+      <w:start w:val="1"/>
+      <w:numFmt w:val="bullet"/>
+      <w:lvlText w:val=""/>
+      <w:lvlJc w:val="left"/>
+      <w:pPr>
+        <w:ind w:left="3216" w:hanging="360"/>
+      </w:pPr>
+      <w:rPr>
+        <w:rFonts w:ascii="Wingdings" w:hAnsi="Wingdings" w:hint="default"/>
+      </w:rPr>
+    </w:lvl>
+    <w:lvl w:ilvl="3" w:tplc="04160001" w:tentative="1">
+      <w:start w:val="1"/>
+      <w:numFmt w:val="bullet"/>
+      <w:lvlText w:val=""/>
+      <w:lvlJc w:val="left"/>
+      <w:pPr>
+        <w:ind w:left="3936" w:hanging="360"/>
+      </w:pPr>
+      <w:rPr>
+        <w:rFonts w:ascii="Symbol" w:hAnsi="Symbol" w:hint="default"/>
+      </w:rPr>
+    </w:lvl>
+    <w:lvl w:ilvl="4" w:tplc="04160003" w:tentative="1">
+      <w:start w:val="1"/>
+      <w:numFmt w:val="bullet"/>
+      <w:lvlText w:val="o"/>
+      <w:lvlJc w:val="left"/>
+      <w:pPr>
+        <w:ind w:left="4656" w:hanging="360"/>
+      </w:pPr>
+      <w:rPr>
+        <w:rFonts w:ascii="Courier New" w:hAnsi="Courier New" w:cs="Courier New" w:hint="default"/>
+      </w:rPr>
+    </w:lvl>
+    <w:lvl w:ilvl="5" w:tplc="04160005" w:tentative="1">
+      <w:start w:val="1"/>
+      <w:numFmt w:val="bullet"/>
+      <w:lvlText w:val=""/>
+      <w:lvlJc w:val="left"/>
+      <w:pPr>
+        <w:ind w:left="5376" w:hanging="360"/>
+      </w:pPr>
+      <w:rPr>
+        <w:rFonts w:ascii="Wingdings" w:hAnsi="Wingdings" w:hint="default"/>
+      </w:rPr>
+    </w:lvl>
+    <w:lvl w:ilvl="6" w:tplc="04160001" w:tentative="1">
+      <w:start w:val="1"/>
+      <w:numFmt w:val="bullet"/>
+      <w:lvlText w:val=""/>
+      <w:lvlJc w:val="left"/>
+      <w:pPr>
+        <w:ind w:left="6096" w:hanging="360"/>
+      </w:pPr>
+      <w:rPr>
+        <w:rFonts w:ascii="Symbol" w:hAnsi="Symbol" w:hint="default"/>
+      </w:rPr>
+    </w:lvl>
+    <w:lvl w:ilvl="7" w:tplc="04160003" w:tentative="1">
+      <w:start w:val="1"/>
+      <w:numFmt w:val="bullet"/>
+      <w:lvlText w:val="o"/>
+      <w:lvlJc w:val="left"/>
+      <w:pPr>
+        <w:ind w:left="6816" w:hanging="360"/>
+      </w:pPr>
+      <w:rPr>
+        <w:rFonts w:ascii="Courier New" w:hAnsi="Courier New" w:cs="Courier New" w:hint="default"/>
+      </w:rPr>
+    </w:lvl>
+    <w:lvl w:ilvl="8" w:tplc="04160005" w:tentative="1">
+      <w:start w:val="1"/>
+      <w:numFmt w:val="bullet"/>
+      <w:lvlText w:val=""/>
+      <w:lvlJc w:val="left"/>
+      <w:pPr>
+        <w:ind w:left="7536" w:hanging="360"/>
+      </w:pPr>
+      <w:rPr>
+        <w:rFonts w:ascii="Wingdings" w:hAnsi="Wingdings" w:hint="default"/>
+      </w:rPr>
+    </w:lvl>
+  </w:abstractNum>
+  <w:abstractNum w:abstractNumId="9" w15:restartNumberingAfterBreak="0">
     <w:nsid w:val="47F12BC3"/>
     <w:multiLevelType w:val="hybridMultilevel"/>
     <w:tmpl w:val="0FA6ACEE"/>
@@ -5617,7 +6217,7 @@
       </w:rPr>
     </w:lvl>
   </w:abstractNum>
-  <w:abstractNum w:abstractNumId="7" w15:restartNumberingAfterBreak="0">
+  <w:abstractNum w:abstractNumId="10" w15:restartNumberingAfterBreak="0">
     <w:nsid w:val="5115667A"/>
     <w:multiLevelType w:val="hybridMultilevel"/>
     <w:tmpl w:val="1FEC283C"/>
@@ -5730,10 +6330,10 @@
       </w:rPr>
     </w:lvl>
   </w:abstractNum>
-  <w:abstractNum w:abstractNumId="8" w15:restartNumberingAfterBreak="0">
+  <w:abstractNum w:abstractNumId="11" w15:restartNumberingAfterBreak="0">
     <w:nsid w:val="5796665F"/>
     <w:multiLevelType w:val="hybridMultilevel"/>
-    <w:tmpl w:val="0B70320E"/>
+    <w:tmpl w:val="106A1E76"/>
     <w:lvl w:ilvl="0" w:tplc="0416000F">
       <w:start w:val="1"/>
       <w:numFmt w:val="decimal"/>
@@ -5819,7 +6419,7 @@
       </w:pPr>
     </w:lvl>
   </w:abstractNum>
-  <w:abstractNum w:abstractNumId="9" w15:restartNumberingAfterBreak="0">
+  <w:abstractNum w:abstractNumId="12" w15:restartNumberingAfterBreak="0">
     <w:nsid w:val="7CB32D06"/>
     <w:multiLevelType w:val="hybridMultilevel"/>
     <w:tmpl w:val="06D44BFE"/>
@@ -5932,7 +6532,7 @@
       </w:rPr>
     </w:lvl>
   </w:abstractNum>
-  <w:abstractNum w:abstractNumId="10" w15:restartNumberingAfterBreak="0">
+  <w:abstractNum w:abstractNumId="13" w15:restartNumberingAfterBreak="0">
     <w:nsid w:val="7D075251"/>
     <w:multiLevelType w:val="hybridMultilevel"/>
     <w:tmpl w:val="DE3E8316"/>
@@ -6045,7 +6645,7 @@
       </w:rPr>
     </w:lvl>
   </w:abstractNum>
-  <w:abstractNum w:abstractNumId="11" w15:restartNumberingAfterBreak="0">
+  <w:abstractNum w:abstractNumId="14" w15:restartNumberingAfterBreak="0">
     <w:nsid w:val="7FB7601E"/>
     <w:multiLevelType w:val="hybridMultilevel"/>
     <w:tmpl w:val="70887F96"/>
@@ -6159,40 +6759,49 @@
     </w:lvl>
   </w:abstractNum>
   <w:num w:numId="1" w16cid:durableId="1615208601">
-    <w:abstractNumId w:val="8"/>
+    <w:abstractNumId w:val="11"/>
   </w:num>
   <w:num w:numId="2" w16cid:durableId="1097402540">
-    <w:abstractNumId w:val="7"/>
+    <w:abstractNumId w:val="10"/>
   </w:num>
   <w:num w:numId="3" w16cid:durableId="170608834">
     <w:abstractNumId w:val="1"/>
   </w:num>
   <w:num w:numId="4" w16cid:durableId="1548687179">
-    <w:abstractNumId w:val="6"/>
+    <w:abstractNumId w:val="9"/>
   </w:num>
   <w:num w:numId="5" w16cid:durableId="1836650803">
     <w:abstractNumId w:val="0"/>
   </w:num>
   <w:num w:numId="6" w16cid:durableId="543980649">
-    <w:abstractNumId w:val="4"/>
+    <w:abstractNumId w:val="5"/>
   </w:num>
   <w:num w:numId="7" w16cid:durableId="731393186">
-    <w:abstractNumId w:val="9"/>
+    <w:abstractNumId w:val="12"/>
   </w:num>
   <w:num w:numId="8" w16cid:durableId="105393592">
-    <w:abstractNumId w:val="3"/>
+    <w:abstractNumId w:val="4"/>
   </w:num>
   <w:num w:numId="9" w16cid:durableId="621232043">
     <w:abstractNumId w:val="2"/>
   </w:num>
   <w:num w:numId="10" w16cid:durableId="2124222485">
-    <w:abstractNumId w:val="5"/>
+    <w:abstractNumId w:val="6"/>
   </w:num>
   <w:num w:numId="11" w16cid:durableId="1832524834">
-    <w:abstractNumId w:val="10"/>
+    <w:abstractNumId w:val="13"/>
   </w:num>
   <w:num w:numId="12" w16cid:durableId="1891188526">
-    <w:abstractNumId w:val="11"/>
+    <w:abstractNumId w:val="14"/>
+  </w:num>
+  <w:num w:numId="13" w16cid:durableId="838423982">
+    <w:abstractNumId w:val="7"/>
+  </w:num>
+  <w:num w:numId="14" w16cid:durableId="2133136465">
+    <w:abstractNumId w:val="3"/>
+  </w:num>
+  <w:num w:numId="15" w16cid:durableId="1916890474">
+    <w:abstractNumId w:val="8"/>
   </w:num>
 </w:numbering>
 </file>
@@ -7179,6 +7788,16 @@
       <w:szCs w:val="20"/>
     </w:rPr>
   </w:style>
+  <w:style w:type="character" w:styleId="TextodoEspaoReservado">
+    <w:name w:val="Placeholder Text"/>
+    <w:basedOn w:val="Fontepargpadro"/>
+    <w:uiPriority w:val="99"/>
+    <w:semiHidden/>
+    <w:rsid w:val="007E7970"/>
+    <w:rPr>
+      <w:color w:val="666666"/>
+    </w:rPr>
+  </w:style>
 </w:styles>
 </file>
 
@@ -7475,4 +8094,16 @@
     </a:ext>
   </a:extLst>
 </a:theme>
+</file>
+
+<file path=customXml/item1.xml><?xml version="1.0" encoding="utf-8"?>
+<b:Sources xmlns:b="http://schemas.openxmlformats.org/officeDocument/2006/bibliography" xmlns="http://schemas.openxmlformats.org/officeDocument/2006/bibliography" SelectedStyle="\APASixthEditionOfficeOnline.xsl" StyleName="APA" Version="6"/>
+</file>
+
+<file path=customXml/itemProps1.xml><?xml version="1.0" encoding="utf-8"?>
+<ds:datastoreItem xmlns:ds="http://schemas.openxmlformats.org/officeDocument/2006/customXml" ds:itemID="{6BB459B9-485A-4B87-97DF-B4B4CD26D9CA}">
+  <ds:schemaRefs>
+    <ds:schemaRef ds:uri="http://schemas.openxmlformats.org/officeDocument/2006/bibliography"/>
+  </ds:schemaRefs>
+</ds:datastoreItem>
 </file>
--- a/Documentation/Experimentos conduzidos.docx
+++ b/Documentation/Experimentos conduzidos.docx
@@ -59,8 +59,17 @@
           <w:b/>
           <w:bCs/>
         </w:rPr>
-        <w:t>alidação inicial da Vision Transformer</w:t>
-      </w:r>
+        <w:t xml:space="preserve">alidação inicial da Vision </w:t>
+      </w:r>
+      <w:proofErr w:type="spellStart"/>
+      <w:r>
+        <w:rPr>
+          <w:b/>
+          <w:bCs/>
+        </w:rPr>
+        <w:t>Transformer</w:t>
+      </w:r>
+      <w:proofErr w:type="spellEnd"/>
       <w:r>
         <w:rPr>
           <w:b/>
@@ -148,7 +157,31 @@
         <w:jc w:val="both"/>
       </w:pPr>
       <w:r>
-        <w:t>Foram feitas modificações para implementar puramente a Vision Transformer (retirando qualquer resquíscio de outras arquiteturas), contudo, a estrutura do modelo foi mantida inalterada (inclusive para manter compatibilidade com os pesos pré-treinados).</w:t>
+        <w:t xml:space="preserve">Foram feitas modificações para implementar puramente a Vision </w:t>
+      </w:r>
+      <w:proofErr w:type="spellStart"/>
+      <w:r>
+        <w:t>Transformer</w:t>
+      </w:r>
+      <w:proofErr w:type="spellEnd"/>
+      <w:r>
+        <w:t xml:space="preserve"> (retirando qualquer </w:t>
+      </w:r>
+      <w:proofErr w:type="spellStart"/>
+      <w:r>
+        <w:t>resquíscio</w:t>
+      </w:r>
+      <w:proofErr w:type="spellEnd"/>
+      <w:r>
+        <w:t xml:space="preserve"> de outras arquiteturas), contudo, a estrutura do modelo foi mantida inalterada (inclusive para manter compatibilidade com os pesos </w:t>
+      </w:r>
+      <w:proofErr w:type="spellStart"/>
+      <w:r>
+        <w:t>pré</w:t>
+      </w:r>
+      <w:proofErr w:type="spellEnd"/>
+      <w:r>
+        <w:t>-treinados).</w:t>
       </w:r>
     </w:p>
     <w:p>
@@ -161,7 +194,15 @@
         <w:jc w:val="both"/>
       </w:pPr>
       <w:r>
-        <w:t xml:space="preserve">Pesos pré-treinados com a ImageNet-21K também foram retirados do repositório oficial: </w:t>
+        <w:t xml:space="preserve">Pesos </w:t>
+      </w:r>
+      <w:proofErr w:type="spellStart"/>
+      <w:r>
+        <w:t>pré</w:t>
+      </w:r>
+      <w:proofErr w:type="spellEnd"/>
+      <w:r>
+        <w:t xml:space="preserve">-treinados com a ImageNet-21K também foram retirados do repositório oficial: </w:t>
       </w:r>
       <w:hyperlink r:id="rId7" w:history="1">
         <w:r>
@@ -204,7 +245,23 @@
           <w:b/>
           <w:bCs/>
         </w:rPr>
-        <w:t>Parâmetros de treinamento de fine-tunning:</w:t>
+        <w:t>Parâmetros de treinamento de fine-</w:t>
+      </w:r>
+      <w:proofErr w:type="spellStart"/>
+      <w:r>
+        <w:rPr>
+          <w:b/>
+          <w:bCs/>
+        </w:rPr>
+        <w:t>tunning</w:t>
+      </w:r>
+      <w:proofErr w:type="spellEnd"/>
+      <w:r>
+        <w:rPr>
+          <w:b/>
+          <w:bCs/>
+        </w:rPr>
+        <w:t>:</w:t>
       </w:r>
     </w:p>
     <w:p>
@@ -310,272 +367,832 @@
         <w:jc w:val="both"/>
       </w:pPr>
       <w:r>
-        <w:t>[004000/10000] loss=2.1354, acc=0.5625</w:t>
-      </w:r>
-    </w:p>
-    <w:p>
-      <w:pPr>
-        <w:pStyle w:val="PargrafodaLista"/>
-        <w:ind w:left="1440"/>
-        <w:jc w:val="both"/>
-      </w:pPr>
-      <w:r>
-        <w:t>[004100/10000] loss=1.7008, acc=0.6250</w:t>
-      </w:r>
-    </w:p>
-    <w:p>
-      <w:pPr>
-        <w:pStyle w:val="PargrafodaLista"/>
-        <w:ind w:left="1440"/>
-        <w:jc w:val="both"/>
-      </w:pPr>
-      <w:r>
-        <w:t>[004200/10000] loss=1.7804, acc=0.6250</w:t>
-      </w:r>
-    </w:p>
-    <w:p>
-      <w:pPr>
-        <w:pStyle w:val="PargrafodaLista"/>
-        <w:ind w:left="1440"/>
-        <w:jc w:val="both"/>
-      </w:pPr>
-      <w:r>
-        <w:t>[004300/10000] loss=2.0371, acc=0.5000</w:t>
-      </w:r>
-    </w:p>
-    <w:p>
-      <w:pPr>
-        <w:pStyle w:val="PargrafodaLista"/>
-        <w:ind w:left="1440"/>
-        <w:jc w:val="both"/>
-      </w:pPr>
-      <w:r>
-        <w:t>[004400/10000] loss=1.8406, acc=0.5625</w:t>
-      </w:r>
-    </w:p>
-    <w:p>
-      <w:pPr>
-        <w:pStyle w:val="PargrafodaLista"/>
-        <w:ind w:left="1440"/>
-        <w:jc w:val="both"/>
-      </w:pPr>
-      <w:r>
-        <w:t>[004500/10000] loss=2.4649, acc=0.4375</w:t>
-      </w:r>
-    </w:p>
-    <w:p>
-      <w:pPr>
-        <w:pStyle w:val="PargrafodaLista"/>
-        <w:ind w:left="1440"/>
-        <w:jc w:val="both"/>
-      </w:pPr>
-      <w:r>
-        <w:t>[004600/10000] loss=1.9976, acc=0.5625</w:t>
-      </w:r>
-    </w:p>
-    <w:p>
-      <w:pPr>
-        <w:pStyle w:val="PargrafodaLista"/>
-        <w:ind w:left="1440"/>
-        <w:jc w:val="both"/>
-      </w:pPr>
-      <w:r>
-        <w:t>[004700/10000] loss=1.6713, acc=0.5625</w:t>
-      </w:r>
-    </w:p>
-    <w:p>
-      <w:pPr>
-        <w:pStyle w:val="PargrafodaLista"/>
-        <w:ind w:left="1440"/>
-        <w:jc w:val="both"/>
-      </w:pPr>
-      <w:r>
-        <w:t>[004800/10000] loss=1.9858, acc=0.5625</w:t>
-      </w:r>
-    </w:p>
-    <w:p>
-      <w:pPr>
-        <w:pStyle w:val="PargrafodaLista"/>
-        <w:ind w:left="1440"/>
-        <w:jc w:val="both"/>
-      </w:pPr>
-      <w:r>
-        <w:t>[004900/10000] loss=0.6557, acc=0.8750</w:t>
-      </w:r>
-    </w:p>
-    <w:p>
-      <w:pPr>
-        <w:pStyle w:val="PargrafodaLista"/>
-        <w:ind w:left="1440"/>
-        <w:jc w:val="both"/>
-      </w:pPr>
-      <w:r>
-        <w:t>[005000/10000] loss=1.9197, acc=0.4375</w:t>
-      </w:r>
-    </w:p>
-    <w:p>
-      <w:pPr>
-        <w:pStyle w:val="PargrafodaLista"/>
-        <w:ind w:left="1440"/>
-        <w:jc w:val="both"/>
-      </w:pPr>
-    </w:p>
-    <w:p>
-      <w:pPr>
-        <w:pStyle w:val="PargrafodaLista"/>
-        <w:ind w:left="1440"/>
-        <w:jc w:val="both"/>
-      </w:pPr>
-    </w:p>
-    <w:p>
-      <w:pPr>
-        <w:pStyle w:val="PargrafodaLista"/>
-        <w:ind w:left="1440"/>
-        <w:jc w:val="both"/>
-      </w:pPr>
-    </w:p>
-    <w:p>
-      <w:pPr>
-        <w:pStyle w:val="PargrafodaLista"/>
-        <w:ind w:left="1440"/>
-        <w:jc w:val="both"/>
-      </w:pPr>
-    </w:p>
-    <w:p>
-      <w:pPr>
-        <w:pStyle w:val="PargrafodaLista"/>
-        <w:ind w:left="1440"/>
-        <w:jc w:val="both"/>
-      </w:pPr>
-      <w:r>
-        <w:t>Traceback (most recent call last):</w:t>
-      </w:r>
-    </w:p>
-    <w:p>
-      <w:pPr>
-        <w:pStyle w:val="PargrafodaLista"/>
-        <w:ind w:left="1440"/>
-        <w:jc w:val="both"/>
-      </w:pPr>
-      <w:r>
-        <w:t xml:space="preserve">  File "C:\Users\marci_plgx30x\Desktop\Arquivos\Projetos do Mestrado (Git)\Projeto-Classificadores\Network_Validation\VISION TRANSFORMER\ViT_MainTest.py", line 152, in &lt;module&gt;</w:t>
-      </w:r>
-    </w:p>
-    <w:p>
-      <w:pPr>
-        <w:pStyle w:val="PargrafodaLista"/>
-        <w:ind w:left="1440"/>
-        <w:jc w:val="both"/>
-      </w:pPr>
-      <w:r>
-        <w:t xml:space="preserve">    main()</w:t>
-      </w:r>
-    </w:p>
-    <w:p>
-      <w:pPr>
-        <w:pStyle w:val="PargrafodaLista"/>
-        <w:ind w:left="1440"/>
-        <w:jc w:val="both"/>
-      </w:pPr>
-      <w:r>
-        <w:t xml:space="preserve">  File "C:\Users\marci_plgx30x\Desktop\Arquivos\Projetos do Mestrado (Git)\Projeto-Classificadores\Network_Validation\VISION TRANSFORMER\ViT_MainTest.py", line 124, in main</w:t>
-      </w:r>
-    </w:p>
-    <w:p>
-      <w:pPr>
-        <w:pStyle w:val="PargrafodaLista"/>
-        <w:ind w:left="1440"/>
-        <w:jc w:val="both"/>
-      </w:pPr>
-      <w:r>
-        <w:t xml:space="preserve">    train_vit(</w:t>
-      </w:r>
-    </w:p>
-    <w:p>
-      <w:pPr>
-        <w:pStyle w:val="PargrafodaLista"/>
-        <w:ind w:left="1440"/>
-        <w:jc w:val="both"/>
-      </w:pPr>
-      <w:r>
-        <w:t xml:space="preserve">  File "C:\Users\marci_plgx30x\Desktop\Arquivos\Projetos do Mestrado (Git)\Projeto-Classificadores\Network_Validation\VISION TRANSFORMER\VisionTransformer_trainer.py", line 331, in train_vit</w:t>
-      </w:r>
-    </w:p>
-    <w:p>
-      <w:pPr>
-        <w:pStyle w:val="PargrafodaLista"/>
-        <w:ind w:left="1440"/>
-        <w:jc w:val="both"/>
-      </w:pPr>
-      <w:r>
-        <w:t xml:space="preserve">    val = evaluate_vit(state, val_iter)</w:t>
-      </w:r>
-    </w:p>
-    <w:p>
-      <w:pPr>
-        <w:pStyle w:val="PargrafodaLista"/>
-        <w:ind w:left="1440"/>
-        <w:jc w:val="both"/>
-      </w:pPr>
-      <w:r>
-        <w:t xml:space="preserve">  File "C:\Users\marci_plgx30x\Desktop\Arquivos\Projetos do Mestrado (Git)\Projeto-Classificadores\Network_Validation\VISION TRANSFORMER\VisionTransformer_trainer.py", line 390, in evaluate_vit</w:t>
-      </w:r>
-    </w:p>
-    <w:p>
-      <w:pPr>
-        <w:pStyle w:val="PargrafodaLista"/>
-        <w:ind w:left="1440"/>
-        <w:jc w:val="both"/>
-      </w:pPr>
-      <w:r>
-        <w:t xml:space="preserve">    val_ds = load_tfrecords(</w:t>
-      </w:r>
-    </w:p>
-    <w:p>
-      <w:pPr>
-        <w:pStyle w:val="PargrafodaLista"/>
-        <w:ind w:left="1440"/>
-        <w:jc w:val="both"/>
-      </w:pPr>
-      <w:r>
-        <w:t xml:space="preserve">  File "C:\Users\marci_plgx30x\Desktop\Arquivos\Projetos do Mestrado (Git)\Projeto-Classificadores\Network_Validation\Process_ImageNet.py", line 324, in load_tfrecords</w:t>
-      </w:r>
-    </w:p>
-    <w:p>
-      <w:pPr>
-        <w:pStyle w:val="PargrafodaLista"/>
-        <w:ind w:left="1440"/>
-        <w:jc w:val="both"/>
-      </w:pPr>
-      <w:r>
-        <w:t xml:space="preserve">    raise ValueError(f"Nenhum TFRecord encontrado em: {tfrecord_dir}/{split}")</w:t>
-      </w:r>
-    </w:p>
-    <w:p>
-      <w:pPr>
-        <w:pStyle w:val="PargrafodaLista"/>
-        <w:ind w:left="1440"/>
-        <w:jc w:val="both"/>
-      </w:pPr>
-      <w:r>
-        <w:t>ValueError: Nenhum TFRecord encontrado em: &lt;tensorflow.python.data.ops.iterator_ops.OwnedIterator object at 0x000001BDCDA64430&gt;/validation</w:t>
-      </w:r>
-    </w:p>
-    <w:p>
-      <w:pPr>
-        <w:pStyle w:val="PargrafodaLista"/>
-        <w:ind w:left="1440"/>
-        <w:jc w:val="both"/>
-      </w:pPr>
-    </w:p>
-    <w:p>
-      <w:pPr>
-        <w:pStyle w:val="PargrafodaLista"/>
-        <w:ind w:left="1440"/>
-        <w:jc w:val="both"/>
-      </w:pPr>
-      <w:r>
-        <w:t>Process finished with exit code 1</w:t>
+        <w:t xml:space="preserve">[004000/10000] </w:t>
+      </w:r>
+      <w:proofErr w:type="spellStart"/>
+      <w:r>
+        <w:t>loss</w:t>
+      </w:r>
+      <w:proofErr w:type="spellEnd"/>
+      <w:r>
+        <w:t xml:space="preserve">=2.1354, </w:t>
+      </w:r>
+      <w:proofErr w:type="spellStart"/>
+      <w:r>
+        <w:t>acc</w:t>
+      </w:r>
+      <w:proofErr w:type="spellEnd"/>
+      <w:r>
+        <w:t>=0.5625</w:t>
+      </w:r>
+    </w:p>
+    <w:p>
+      <w:pPr>
+        <w:pStyle w:val="PargrafodaLista"/>
+        <w:ind w:left="1440"/>
+        <w:jc w:val="both"/>
+      </w:pPr>
+      <w:r>
+        <w:t xml:space="preserve">[004100/10000] </w:t>
+      </w:r>
+      <w:proofErr w:type="spellStart"/>
+      <w:r>
+        <w:t>loss</w:t>
+      </w:r>
+      <w:proofErr w:type="spellEnd"/>
+      <w:r>
+        <w:t xml:space="preserve">=1.7008, </w:t>
+      </w:r>
+      <w:proofErr w:type="spellStart"/>
+      <w:r>
+        <w:t>acc</w:t>
+      </w:r>
+      <w:proofErr w:type="spellEnd"/>
+      <w:r>
+        <w:t>=0.6250</w:t>
+      </w:r>
+    </w:p>
+    <w:p>
+      <w:pPr>
+        <w:pStyle w:val="PargrafodaLista"/>
+        <w:ind w:left="1440"/>
+        <w:jc w:val="both"/>
+      </w:pPr>
+      <w:r>
+        <w:t xml:space="preserve">[004200/10000] </w:t>
+      </w:r>
+      <w:proofErr w:type="spellStart"/>
+      <w:r>
+        <w:t>loss</w:t>
+      </w:r>
+      <w:proofErr w:type="spellEnd"/>
+      <w:r>
+        <w:t xml:space="preserve">=1.7804, </w:t>
+      </w:r>
+      <w:proofErr w:type="spellStart"/>
+      <w:r>
+        <w:t>acc</w:t>
+      </w:r>
+      <w:proofErr w:type="spellEnd"/>
+      <w:r>
+        <w:t>=0.6250</w:t>
+      </w:r>
+    </w:p>
+    <w:p>
+      <w:pPr>
+        <w:pStyle w:val="PargrafodaLista"/>
+        <w:ind w:left="1440"/>
+        <w:jc w:val="both"/>
+      </w:pPr>
+      <w:r>
+        <w:t xml:space="preserve">[004300/10000] </w:t>
+      </w:r>
+      <w:proofErr w:type="spellStart"/>
+      <w:r>
+        <w:t>loss</w:t>
+      </w:r>
+      <w:proofErr w:type="spellEnd"/>
+      <w:r>
+        <w:t xml:space="preserve">=2.0371, </w:t>
+      </w:r>
+      <w:proofErr w:type="spellStart"/>
+      <w:r>
+        <w:t>acc</w:t>
+      </w:r>
+      <w:proofErr w:type="spellEnd"/>
+      <w:r>
+        <w:t>=0.5000</w:t>
+      </w:r>
+    </w:p>
+    <w:p>
+      <w:pPr>
+        <w:pStyle w:val="PargrafodaLista"/>
+        <w:ind w:left="1440"/>
+        <w:jc w:val="both"/>
+      </w:pPr>
+      <w:r>
+        <w:t xml:space="preserve">[004400/10000] </w:t>
+      </w:r>
+      <w:proofErr w:type="spellStart"/>
+      <w:r>
+        <w:t>loss</w:t>
+      </w:r>
+      <w:proofErr w:type="spellEnd"/>
+      <w:r>
+        <w:t xml:space="preserve">=1.8406, </w:t>
+      </w:r>
+      <w:proofErr w:type="spellStart"/>
+      <w:r>
+        <w:t>acc</w:t>
+      </w:r>
+      <w:proofErr w:type="spellEnd"/>
+      <w:r>
+        <w:t>=0.5625</w:t>
+      </w:r>
+    </w:p>
+    <w:p>
+      <w:pPr>
+        <w:pStyle w:val="PargrafodaLista"/>
+        <w:ind w:left="1440"/>
+        <w:jc w:val="both"/>
+      </w:pPr>
+      <w:r>
+        <w:t xml:space="preserve">[004500/10000] </w:t>
+      </w:r>
+      <w:proofErr w:type="spellStart"/>
+      <w:r>
+        <w:t>loss</w:t>
+      </w:r>
+      <w:proofErr w:type="spellEnd"/>
+      <w:r>
+        <w:t xml:space="preserve">=2.4649, </w:t>
+      </w:r>
+      <w:proofErr w:type="spellStart"/>
+      <w:r>
+        <w:t>acc</w:t>
+      </w:r>
+      <w:proofErr w:type="spellEnd"/>
+      <w:r>
+        <w:t>=0.4375</w:t>
+      </w:r>
+    </w:p>
+    <w:p>
+      <w:pPr>
+        <w:pStyle w:val="PargrafodaLista"/>
+        <w:ind w:left="1440"/>
+        <w:jc w:val="both"/>
+      </w:pPr>
+      <w:r>
+        <w:t xml:space="preserve">[004600/10000] </w:t>
+      </w:r>
+      <w:proofErr w:type="spellStart"/>
+      <w:r>
+        <w:t>loss</w:t>
+      </w:r>
+      <w:proofErr w:type="spellEnd"/>
+      <w:r>
+        <w:t xml:space="preserve">=1.9976, </w:t>
+      </w:r>
+      <w:proofErr w:type="spellStart"/>
+      <w:r>
+        <w:t>acc</w:t>
+      </w:r>
+      <w:proofErr w:type="spellEnd"/>
+      <w:r>
+        <w:t>=0.5625</w:t>
+      </w:r>
+    </w:p>
+    <w:p>
+      <w:pPr>
+        <w:pStyle w:val="PargrafodaLista"/>
+        <w:ind w:left="1440"/>
+        <w:jc w:val="both"/>
+      </w:pPr>
+      <w:r>
+        <w:t xml:space="preserve">[004700/10000] </w:t>
+      </w:r>
+      <w:proofErr w:type="spellStart"/>
+      <w:r>
+        <w:t>loss</w:t>
+      </w:r>
+      <w:proofErr w:type="spellEnd"/>
+      <w:r>
+        <w:t xml:space="preserve">=1.6713, </w:t>
+      </w:r>
+      <w:proofErr w:type="spellStart"/>
+      <w:r>
+        <w:t>acc</w:t>
+      </w:r>
+      <w:proofErr w:type="spellEnd"/>
+      <w:r>
+        <w:t>=0.5625</w:t>
+      </w:r>
+    </w:p>
+    <w:p>
+      <w:pPr>
+        <w:pStyle w:val="PargrafodaLista"/>
+        <w:ind w:left="1440"/>
+        <w:jc w:val="both"/>
+      </w:pPr>
+      <w:r>
+        <w:t xml:space="preserve">[004800/10000] </w:t>
+      </w:r>
+      <w:proofErr w:type="spellStart"/>
+      <w:r>
+        <w:t>loss</w:t>
+      </w:r>
+      <w:proofErr w:type="spellEnd"/>
+      <w:r>
+        <w:t xml:space="preserve">=1.9858, </w:t>
+      </w:r>
+      <w:proofErr w:type="spellStart"/>
+      <w:r>
+        <w:t>acc</w:t>
+      </w:r>
+      <w:proofErr w:type="spellEnd"/>
+      <w:r>
+        <w:t>=0.5625</w:t>
+      </w:r>
+    </w:p>
+    <w:p>
+      <w:pPr>
+        <w:pStyle w:val="PargrafodaLista"/>
+        <w:ind w:left="1440"/>
+        <w:jc w:val="both"/>
+      </w:pPr>
+      <w:r>
+        <w:t xml:space="preserve">[004900/10000] </w:t>
+      </w:r>
+      <w:proofErr w:type="spellStart"/>
+      <w:r>
+        <w:t>loss</w:t>
+      </w:r>
+      <w:proofErr w:type="spellEnd"/>
+      <w:r>
+        <w:t xml:space="preserve">=0.6557, </w:t>
+      </w:r>
+      <w:proofErr w:type="spellStart"/>
+      <w:r>
+        <w:t>acc</w:t>
+      </w:r>
+      <w:proofErr w:type="spellEnd"/>
+      <w:r>
+        <w:t>=0.8750</w:t>
+      </w:r>
+    </w:p>
+    <w:p>
+      <w:pPr>
+        <w:pStyle w:val="PargrafodaLista"/>
+        <w:ind w:left="1440"/>
+        <w:jc w:val="both"/>
+      </w:pPr>
+      <w:r>
+        <w:t xml:space="preserve">[005000/10000] </w:t>
+      </w:r>
+      <w:proofErr w:type="spellStart"/>
+      <w:r>
+        <w:t>loss</w:t>
+      </w:r>
+      <w:proofErr w:type="spellEnd"/>
+      <w:r>
+        <w:t xml:space="preserve">=1.9197, </w:t>
+      </w:r>
+      <w:proofErr w:type="spellStart"/>
+      <w:r>
+        <w:t>acc</w:t>
+      </w:r>
+      <w:proofErr w:type="spellEnd"/>
+      <w:r>
+        <w:t>=0.4375</w:t>
+      </w:r>
+    </w:p>
+    <w:p>
+      <w:pPr>
+        <w:pStyle w:val="PargrafodaLista"/>
+        <w:ind w:left="1440"/>
+        <w:jc w:val="both"/>
+      </w:pPr>
+    </w:p>
+    <w:p>
+      <w:pPr>
+        <w:pStyle w:val="PargrafodaLista"/>
+        <w:ind w:left="1440"/>
+        <w:jc w:val="both"/>
+      </w:pPr>
+    </w:p>
+    <w:p>
+      <w:pPr>
+        <w:pStyle w:val="PargrafodaLista"/>
+        <w:ind w:left="1440"/>
+        <w:jc w:val="both"/>
+      </w:pPr>
+    </w:p>
+    <w:p>
+      <w:pPr>
+        <w:pStyle w:val="PargrafodaLista"/>
+        <w:ind w:left="1440"/>
+        <w:jc w:val="both"/>
+      </w:pPr>
+    </w:p>
+    <w:p>
+      <w:pPr>
+        <w:pStyle w:val="PargrafodaLista"/>
+        <w:ind w:left="1440"/>
+        <w:jc w:val="both"/>
+      </w:pPr>
+      <w:proofErr w:type="spellStart"/>
+      <w:r>
+        <w:t>Traceback</w:t>
+      </w:r>
+      <w:proofErr w:type="spellEnd"/>
+      <w:r>
+        <w:t xml:space="preserve"> (</w:t>
+      </w:r>
+      <w:proofErr w:type="spellStart"/>
+      <w:r>
+        <w:t>most</w:t>
+      </w:r>
+      <w:proofErr w:type="spellEnd"/>
+      <w:r>
+        <w:t xml:space="preserve"> </w:t>
+      </w:r>
+      <w:proofErr w:type="spellStart"/>
+      <w:r>
+        <w:t>recent</w:t>
+      </w:r>
+      <w:proofErr w:type="spellEnd"/>
+      <w:r>
+        <w:t xml:space="preserve"> </w:t>
+      </w:r>
+      <w:proofErr w:type="spellStart"/>
+      <w:r>
+        <w:t>call</w:t>
+      </w:r>
+      <w:proofErr w:type="spellEnd"/>
+      <w:r>
+        <w:t xml:space="preserve"> </w:t>
+      </w:r>
+      <w:proofErr w:type="spellStart"/>
+      <w:r>
+        <w:t>last</w:t>
+      </w:r>
+      <w:proofErr w:type="spellEnd"/>
+      <w:r>
+        <w:t>):</w:t>
+      </w:r>
+    </w:p>
+    <w:p>
+      <w:pPr>
+        <w:pStyle w:val="PargrafodaLista"/>
+        <w:ind w:left="1440"/>
+        <w:jc w:val="both"/>
+      </w:pPr>
+      <w:r>
+        <w:t xml:space="preserve">  File "C:\Users\marci_plgx30x\Desktop\Arquivos\Projetos do Mestrado (</w:t>
+      </w:r>
+      <w:proofErr w:type="spellStart"/>
+      <w:r>
+        <w:t>Git</w:t>
+      </w:r>
+      <w:proofErr w:type="spellEnd"/>
+      <w:r>
+        <w:t>)\Projeto-Classificadores\</w:t>
+      </w:r>
+      <w:proofErr w:type="spellStart"/>
+      <w:r>
+        <w:t>Network_Validation</w:t>
+      </w:r>
+      <w:proofErr w:type="spellEnd"/>
+      <w:r>
+        <w:t xml:space="preserve">\VISION TRANSFORMER\ViT_MainTest.py", </w:t>
+      </w:r>
+      <w:proofErr w:type="spellStart"/>
+      <w:r>
+        <w:t>line</w:t>
+      </w:r>
+      <w:proofErr w:type="spellEnd"/>
+      <w:r>
+        <w:t xml:space="preserve"> 152, in &lt;module&gt;</w:t>
+      </w:r>
+    </w:p>
+    <w:p>
+      <w:pPr>
+        <w:pStyle w:val="PargrafodaLista"/>
+        <w:ind w:left="1440"/>
+        <w:jc w:val="both"/>
+      </w:pPr>
+      <w:r>
+        <w:t xml:space="preserve">    </w:t>
+      </w:r>
+      <w:proofErr w:type="spellStart"/>
+      <w:proofErr w:type="gramStart"/>
+      <w:r>
+        <w:t>main</w:t>
+      </w:r>
+      <w:proofErr w:type="spellEnd"/>
+      <w:r>
+        <w:t>(</w:t>
+      </w:r>
+      <w:proofErr w:type="gramEnd"/>
+      <w:r>
+        <w:t>)</w:t>
+      </w:r>
+    </w:p>
+    <w:p>
+      <w:pPr>
+        <w:pStyle w:val="PargrafodaLista"/>
+        <w:ind w:left="1440"/>
+        <w:jc w:val="both"/>
+      </w:pPr>
+      <w:r>
+        <w:t xml:space="preserve">  File "C:\Users\marci_plgx30x\Desktop\Arquivos\Projetos do Mestrado (</w:t>
+      </w:r>
+      <w:proofErr w:type="spellStart"/>
+      <w:r>
+        <w:t>Git</w:t>
+      </w:r>
+      <w:proofErr w:type="spellEnd"/>
+      <w:r>
+        <w:t>)\Projeto-Classificadores\</w:t>
+      </w:r>
+      <w:proofErr w:type="spellStart"/>
+      <w:r>
+        <w:t>Network_Validation</w:t>
+      </w:r>
+      <w:proofErr w:type="spellEnd"/>
+      <w:r>
+        <w:t xml:space="preserve">\VISION TRANSFORMER\ViT_MainTest.py", </w:t>
+      </w:r>
+      <w:proofErr w:type="spellStart"/>
+      <w:r>
+        <w:t>line</w:t>
+      </w:r>
+      <w:proofErr w:type="spellEnd"/>
+      <w:r>
+        <w:t xml:space="preserve"> 124, in </w:t>
+      </w:r>
+      <w:proofErr w:type="spellStart"/>
+      <w:r>
+        <w:t>main</w:t>
+      </w:r>
+      <w:proofErr w:type="spellEnd"/>
+    </w:p>
+    <w:p>
+      <w:pPr>
+        <w:pStyle w:val="PargrafodaLista"/>
+        <w:ind w:left="1440"/>
+        <w:jc w:val="both"/>
+      </w:pPr>
+      <w:r>
+        <w:t xml:space="preserve">    </w:t>
+      </w:r>
+      <w:proofErr w:type="spellStart"/>
+      <w:r>
+        <w:t>train_</w:t>
+      </w:r>
+      <w:proofErr w:type="gramStart"/>
+      <w:r>
+        <w:t>vit</w:t>
+      </w:r>
+      <w:proofErr w:type="spellEnd"/>
+      <w:r>
+        <w:t>(</w:t>
+      </w:r>
+      <w:proofErr w:type="gramEnd"/>
+    </w:p>
+    <w:p>
+      <w:pPr>
+        <w:pStyle w:val="PargrafodaLista"/>
+        <w:ind w:left="1440"/>
+        <w:jc w:val="both"/>
+      </w:pPr>
+      <w:r>
+        <w:t xml:space="preserve">  File "C:\Users\marci_plgx30x\Desktop\Arquivos\Projetos do Mestrado (</w:t>
+      </w:r>
+      <w:proofErr w:type="spellStart"/>
+      <w:r>
+        <w:t>Git</w:t>
+      </w:r>
+      <w:proofErr w:type="spellEnd"/>
+      <w:r>
+        <w:t>)\Projeto-Classificadores\</w:t>
+      </w:r>
+      <w:proofErr w:type="spellStart"/>
+      <w:r>
+        <w:t>Network_Validation</w:t>
+      </w:r>
+      <w:proofErr w:type="spellEnd"/>
+      <w:r>
+        <w:t xml:space="preserve">\VISION TRANSFORMER\VisionTransformer_trainer.py", </w:t>
+      </w:r>
+      <w:proofErr w:type="spellStart"/>
+      <w:r>
+        <w:t>line</w:t>
+      </w:r>
+      <w:proofErr w:type="spellEnd"/>
+      <w:r>
+        <w:t xml:space="preserve"> 331, in </w:t>
+      </w:r>
+      <w:proofErr w:type="spellStart"/>
+      <w:r>
+        <w:t>train_vit</w:t>
+      </w:r>
+      <w:proofErr w:type="spellEnd"/>
+    </w:p>
+    <w:p>
+      <w:pPr>
+        <w:pStyle w:val="PargrafodaLista"/>
+        <w:ind w:left="1440"/>
+        <w:jc w:val="both"/>
+      </w:pPr>
+      <w:r>
+        <w:t xml:space="preserve">    </w:t>
+      </w:r>
+      <w:proofErr w:type="spellStart"/>
+      <w:r>
+        <w:t>val</w:t>
+      </w:r>
+      <w:proofErr w:type="spellEnd"/>
+      <w:r>
+        <w:t xml:space="preserve"> = </w:t>
+      </w:r>
+      <w:proofErr w:type="spellStart"/>
+      <w:r>
+        <w:t>evaluate_</w:t>
+      </w:r>
+      <w:proofErr w:type="gramStart"/>
+      <w:r>
+        <w:t>vit</w:t>
+      </w:r>
+      <w:proofErr w:type="spellEnd"/>
+      <w:r>
+        <w:t>(</w:t>
+      </w:r>
+      <w:proofErr w:type="spellStart"/>
+      <w:proofErr w:type="gramEnd"/>
+      <w:r>
+        <w:t>state</w:t>
+      </w:r>
+      <w:proofErr w:type="spellEnd"/>
+      <w:r>
+        <w:t xml:space="preserve">, </w:t>
+      </w:r>
+      <w:proofErr w:type="spellStart"/>
+      <w:r>
+        <w:t>val_iter</w:t>
+      </w:r>
+      <w:proofErr w:type="spellEnd"/>
+      <w:r>
+        <w:t>)</w:t>
+      </w:r>
+    </w:p>
+    <w:p>
+      <w:pPr>
+        <w:pStyle w:val="PargrafodaLista"/>
+        <w:ind w:left="1440"/>
+        <w:jc w:val="both"/>
+      </w:pPr>
+      <w:r>
+        <w:t xml:space="preserve">  File "C:\Users\marci_plgx30x\Desktop\Arquivos\Projetos do Mestrado (</w:t>
+      </w:r>
+      <w:proofErr w:type="spellStart"/>
+      <w:r>
+        <w:t>Git</w:t>
+      </w:r>
+      <w:proofErr w:type="spellEnd"/>
+      <w:r>
+        <w:t>)\Projeto-Classificadores\</w:t>
+      </w:r>
+      <w:proofErr w:type="spellStart"/>
+      <w:r>
+        <w:t>Network_Validation</w:t>
+      </w:r>
+      <w:proofErr w:type="spellEnd"/>
+      <w:r>
+        <w:t xml:space="preserve">\VISION TRANSFORMER\VisionTransformer_trainer.py", </w:t>
+      </w:r>
+      <w:proofErr w:type="spellStart"/>
+      <w:r>
+        <w:t>line</w:t>
+      </w:r>
+      <w:proofErr w:type="spellEnd"/>
+      <w:r>
+        <w:t xml:space="preserve"> 390, in </w:t>
+      </w:r>
+      <w:proofErr w:type="spellStart"/>
+      <w:r>
+        <w:t>evaluate_vit</w:t>
+      </w:r>
+      <w:proofErr w:type="spellEnd"/>
+    </w:p>
+    <w:p>
+      <w:pPr>
+        <w:pStyle w:val="PargrafodaLista"/>
+        <w:ind w:left="1440"/>
+        <w:jc w:val="both"/>
+      </w:pPr>
+      <w:r>
+        <w:t xml:space="preserve">    </w:t>
+      </w:r>
+      <w:proofErr w:type="spellStart"/>
+      <w:r>
+        <w:t>val_ds</w:t>
+      </w:r>
+      <w:proofErr w:type="spellEnd"/>
+      <w:r>
+        <w:t xml:space="preserve"> = </w:t>
+      </w:r>
+      <w:proofErr w:type="spellStart"/>
+      <w:r>
+        <w:t>load_</w:t>
+      </w:r>
+      <w:proofErr w:type="gramStart"/>
+      <w:r>
+        <w:t>tfrecords</w:t>
+      </w:r>
+      <w:proofErr w:type="spellEnd"/>
+      <w:r>
+        <w:t>(</w:t>
+      </w:r>
+      <w:proofErr w:type="gramEnd"/>
+    </w:p>
+    <w:p>
+      <w:pPr>
+        <w:pStyle w:val="PargrafodaLista"/>
+        <w:ind w:left="1440"/>
+        <w:jc w:val="both"/>
+      </w:pPr>
+      <w:r>
+        <w:t xml:space="preserve">  File "C:\Users\marci_plgx30x\Desktop\Arquivos\Projetos do Mestrado (Git)\Projeto-Classificadores\Network_Validation\Process_ImageNet.py", </w:t>
+      </w:r>
+      <w:proofErr w:type="spellStart"/>
+      <w:r>
+        <w:t>line</w:t>
+      </w:r>
+      <w:proofErr w:type="spellEnd"/>
+      <w:r>
+        <w:t xml:space="preserve"> 324, in </w:t>
+      </w:r>
+      <w:proofErr w:type="spellStart"/>
+      <w:r>
+        <w:t>load_tfrecords</w:t>
+      </w:r>
+      <w:proofErr w:type="spellEnd"/>
+    </w:p>
+    <w:p>
+      <w:pPr>
+        <w:pStyle w:val="PargrafodaLista"/>
+        <w:ind w:left="1440"/>
+        <w:jc w:val="both"/>
+      </w:pPr>
+      <w:r>
+        <w:t xml:space="preserve">    </w:t>
+      </w:r>
+      <w:proofErr w:type="spellStart"/>
+      <w:r>
+        <w:t>raise</w:t>
+      </w:r>
+      <w:proofErr w:type="spellEnd"/>
+      <w:r>
+        <w:t xml:space="preserve"> </w:t>
+      </w:r>
+      <w:proofErr w:type="spellStart"/>
+      <w:proofErr w:type="gramStart"/>
+      <w:r>
+        <w:t>ValueError</w:t>
+      </w:r>
+      <w:proofErr w:type="spellEnd"/>
+      <w:r>
+        <w:t>(</w:t>
+      </w:r>
+      <w:proofErr w:type="spellStart"/>
+      <w:proofErr w:type="gramEnd"/>
+      <w:r>
+        <w:t>f"Nenhum</w:t>
+      </w:r>
+      <w:proofErr w:type="spellEnd"/>
+      <w:r>
+        <w:t xml:space="preserve"> </w:t>
+      </w:r>
+      <w:proofErr w:type="spellStart"/>
+      <w:r>
+        <w:t>TFRecord</w:t>
+      </w:r>
+      <w:proofErr w:type="spellEnd"/>
+      <w:r>
+        <w:t xml:space="preserve"> encontrado em: {</w:t>
+      </w:r>
+      <w:proofErr w:type="spellStart"/>
+      <w:r>
+        <w:t>tfrecord_</w:t>
+      </w:r>
+      <w:proofErr w:type="gramStart"/>
+      <w:r>
+        <w:t>dir</w:t>
+      </w:r>
+      <w:proofErr w:type="spellEnd"/>
+      <w:r>
+        <w:t>}/</w:t>
+      </w:r>
+      <w:proofErr w:type="gramEnd"/>
+      <w:r>
+        <w:t>{split}")</w:t>
+      </w:r>
+    </w:p>
+    <w:p>
+      <w:pPr>
+        <w:pStyle w:val="PargrafodaLista"/>
+        <w:ind w:left="1440"/>
+        <w:jc w:val="both"/>
+      </w:pPr>
+      <w:proofErr w:type="spellStart"/>
+      <w:r>
+        <w:t>ValueError</w:t>
+      </w:r>
+      <w:proofErr w:type="spellEnd"/>
+      <w:r>
+        <w:t xml:space="preserve">: Nenhum </w:t>
+      </w:r>
+      <w:proofErr w:type="spellStart"/>
+      <w:r>
+        <w:t>TFRecord</w:t>
+      </w:r>
+      <w:proofErr w:type="spellEnd"/>
+      <w:r>
+        <w:t xml:space="preserve"> encontrado em: &lt;</w:t>
+      </w:r>
+      <w:proofErr w:type="spellStart"/>
+      <w:proofErr w:type="gramStart"/>
+      <w:r>
+        <w:t>tensorflow.python.data.ops.iterator</w:t>
+      </w:r>
+      <w:proofErr w:type="gramEnd"/>
+      <w:r>
+        <w:t>_</w:t>
+      </w:r>
+      <w:proofErr w:type="gramStart"/>
+      <w:r>
+        <w:t>ops.OwnedIterator</w:t>
+      </w:r>
+      <w:proofErr w:type="spellEnd"/>
+      <w:proofErr w:type="gramEnd"/>
+      <w:r>
+        <w:t xml:space="preserve"> </w:t>
+      </w:r>
+      <w:proofErr w:type="spellStart"/>
+      <w:r>
+        <w:t>object</w:t>
+      </w:r>
+      <w:proofErr w:type="spellEnd"/>
+      <w:r>
+        <w:t xml:space="preserve"> </w:t>
+      </w:r>
+      <w:proofErr w:type="spellStart"/>
+      <w:r>
+        <w:t>at</w:t>
+      </w:r>
+      <w:proofErr w:type="spellEnd"/>
+      <w:r>
+        <w:t xml:space="preserve"> 0x000001BDCDA64430&gt;/</w:t>
+      </w:r>
+      <w:proofErr w:type="spellStart"/>
+      <w:r>
+        <w:t>validation</w:t>
+      </w:r>
+      <w:proofErr w:type="spellEnd"/>
+    </w:p>
+    <w:p>
+      <w:pPr>
+        <w:pStyle w:val="PargrafodaLista"/>
+        <w:ind w:left="1440"/>
+        <w:jc w:val="both"/>
+      </w:pPr>
+    </w:p>
+    <w:p>
+      <w:pPr>
+        <w:pStyle w:val="PargrafodaLista"/>
+        <w:ind w:left="1440"/>
+        <w:jc w:val="both"/>
+      </w:pPr>
+      <w:proofErr w:type="spellStart"/>
+      <w:r>
+        <w:t>Process</w:t>
+      </w:r>
+      <w:proofErr w:type="spellEnd"/>
+      <w:r>
+        <w:t xml:space="preserve"> </w:t>
+      </w:r>
+      <w:proofErr w:type="spellStart"/>
+      <w:r>
+        <w:t>finished</w:t>
+      </w:r>
+      <w:proofErr w:type="spellEnd"/>
+      <w:r>
+        <w:t xml:space="preserve"> </w:t>
+      </w:r>
+      <w:proofErr w:type="spellStart"/>
+      <w:r>
+        <w:t>with</w:t>
+      </w:r>
+      <w:proofErr w:type="spellEnd"/>
+      <w:r>
+        <w:t xml:space="preserve"> </w:t>
+      </w:r>
+      <w:proofErr w:type="spellStart"/>
+      <w:r>
+        <w:t>exit</w:t>
+      </w:r>
+      <w:proofErr w:type="spellEnd"/>
+      <w:r>
+        <w:t xml:space="preserve"> </w:t>
+      </w:r>
+      <w:proofErr w:type="spellStart"/>
+      <w:r>
+        <w:t>code</w:t>
+      </w:r>
+      <w:proofErr w:type="spellEnd"/>
+      <w:r>
+        <w:t xml:space="preserve"> 1</w:t>
       </w:r>
     </w:p>
     <w:p>
@@ -632,12 +1249,37 @@
       <w:r>
         <w:t xml:space="preserve">O erro ocorre na função </w:t>
       </w:r>
+      <w:proofErr w:type="spellStart"/>
       <w:r>
         <w:rPr>
           <w:i/>
           <w:iCs/>
         </w:rPr>
-        <w:t>train_vit()</w:t>
+        <w:t>train_</w:t>
+      </w:r>
+      <w:proofErr w:type="gramStart"/>
+      <w:r>
+        <w:rPr>
+          <w:i/>
+          <w:iCs/>
+        </w:rPr>
+        <w:t>vit</w:t>
+      </w:r>
+      <w:proofErr w:type="spellEnd"/>
+      <w:r>
+        <w:rPr>
+          <w:i/>
+          <w:iCs/>
+        </w:rPr>
+        <w:t>(</w:t>
+      </w:r>
+      <w:proofErr w:type="gramEnd"/>
+      <w:r>
+        <w:rPr>
+          <w:i/>
+          <w:iCs/>
+        </w:rPr>
+        <w:t>)</w:t>
       </w:r>
       <w:r>
         <w:t xml:space="preserve"> do arquivo </w:t>
@@ -673,7 +1315,15 @@
         <w:jc w:val="both"/>
       </w:pPr>
       <w:r>
-        <w:t>Avaliação standalone (checkpoint + path)</w:t>
+        <w:t xml:space="preserve">Avaliação </w:t>
+      </w:r>
+      <w:proofErr w:type="spellStart"/>
+      <w:r>
+        <w:t>standalone</w:t>
+      </w:r>
+      <w:proofErr w:type="spellEnd"/>
+      <w:r>
+        <w:t xml:space="preserve"> (checkpoint + path)</w:t>
       </w:r>
     </w:p>
     <w:p>
@@ -709,7 +1359,15 @@
         <w:jc w:val="both"/>
       </w:pPr>
       <w:r>
-        <w:t>Avaliação durante treino (iterator)</w:t>
+        <w:t>Avaliação durante treino (</w:t>
+      </w:r>
+      <w:proofErr w:type="spellStart"/>
+      <w:r>
+        <w:t>iterator</w:t>
+      </w:r>
+      <w:proofErr w:type="spellEnd"/>
+      <w:r>
+        <w:t>)</w:t>
       </w:r>
     </w:p>
     <w:p>
@@ -840,11 +1498,43 @@
         <w:jc w:val="both"/>
       </w:pPr>
       <w:r>
-        <w:t>A correção deste problema envolve a criação de uma nova função: evaluate_vit_from_iterator(), a qual usa o dataset já carregado</w:t>
+        <w:t xml:space="preserve">A correção deste problema envolve a criação de uma nova função: </w:t>
+      </w:r>
+      <w:proofErr w:type="spellStart"/>
+      <w:r>
+        <w:t>evaluate_vit_from_</w:t>
+      </w:r>
+      <w:proofErr w:type="gramStart"/>
+      <w:r>
+        <w:t>iterator</w:t>
+      </w:r>
+      <w:proofErr w:type="spellEnd"/>
+      <w:r>
+        <w:t>(</w:t>
+      </w:r>
+      <w:proofErr w:type="gramEnd"/>
+      <w:r>
+        <w:t xml:space="preserve">), a qual usa o </w:t>
+      </w:r>
+      <w:proofErr w:type="spellStart"/>
+      <w:r>
+        <w:t>dataset</w:t>
+      </w:r>
+      <w:proofErr w:type="spellEnd"/>
+      <w:r>
+        <w:t xml:space="preserve"> já carregado</w:t>
       </w:r>
       <w:r>
         <w:br/>
-        <w:t>Não toca em load_tfrecords e não gera mais gera o erro do step 5000</w:t>
+        <w:t xml:space="preserve">Não toca em </w:t>
+      </w:r>
+      <w:proofErr w:type="spellStart"/>
+      <w:r>
+        <w:t>load_tfrecords</w:t>
+      </w:r>
+      <w:proofErr w:type="spellEnd"/>
+      <w:r>
+        <w:t xml:space="preserve"> e não gera mais gera o erro do step 5000</w:t>
       </w:r>
     </w:p>
     <w:p>
@@ -1290,13 +1980,37 @@
         <w:jc w:val="both"/>
       </w:pPr>
       <w:r>
-        <w:t>Rodar ViT-B/16 “fiel ao paper” em hardware comum é naturalmente lento.</w:t>
+        <w:t xml:space="preserve">Rodar </w:t>
+      </w:r>
+      <w:proofErr w:type="spellStart"/>
+      <w:r>
+        <w:t>ViT</w:t>
+      </w:r>
+      <w:proofErr w:type="spellEnd"/>
+      <w:r>
+        <w:t xml:space="preserve">-B/16 “fiel ao </w:t>
+      </w:r>
+      <w:proofErr w:type="spellStart"/>
+      <w:r>
+        <w:t>paper</w:t>
+      </w:r>
+      <w:proofErr w:type="spellEnd"/>
+      <w:r>
+        <w:t>” em hardware comum é naturalmente lento.</w:t>
       </w:r>
       <w:r>
         <w:t xml:space="preserve"> </w:t>
       </w:r>
       <w:r>
-        <w:t>O artigo foi feito em TPUs v3, com batch gigantesco. Dito isso, há otimizações seguras que não quebram a fidelidade científica para serem implementadas:</w:t>
+        <w:t xml:space="preserve">O artigo foi feito em </w:t>
+      </w:r>
+      <w:proofErr w:type="spellStart"/>
+      <w:r>
+        <w:t>TPUs</w:t>
+      </w:r>
+      <w:proofErr w:type="spellEnd"/>
+      <w:r>
+        <w:t xml:space="preserve"> v3, com batch gigantesco. Dito isso, há otimizações seguras que não quebram a fidelidade científica para serem implementadas:</w:t>
       </w:r>
     </w:p>
     <w:p>
@@ -1349,7 +2063,15 @@
         <w:jc w:val="both"/>
       </w:pPr>
       <w:r>
-        <w:t>Utilização de Mixed-precision, que consiste em</w:t>
+        <w:t xml:space="preserve">Utilização de </w:t>
+      </w:r>
+      <w:proofErr w:type="spellStart"/>
+      <w:r>
+        <w:t>Mixed-precision</w:t>
+      </w:r>
+      <w:proofErr w:type="spellEnd"/>
+      <w:r>
+        <w:t>, que consiste em</w:t>
       </w:r>
       <w:r>
         <w:t xml:space="preserve"> treinar a rede usando dois tipos de precisão numérica ao mesmo tempo:</w:t>
@@ -1378,7 +2100,15 @@
         <w:t>FP32 (32-bit)</w:t>
       </w:r>
       <w:r>
-        <w:t xml:space="preserve"> → onde a precisão é crítica (ex: atualização dos pesos)</w:t>
+        <w:t xml:space="preserve"> → onde a precisão é crítica (</w:t>
+      </w:r>
+      <w:proofErr w:type="spellStart"/>
+      <w:r>
+        <w:t>ex</w:t>
+      </w:r>
+      <w:proofErr w:type="spellEnd"/>
+      <w:r>
+        <w:t>: atualização dos pesos)</w:t>
       </w:r>
       <w:r>
         <w:t xml:space="preserve">. Isso resulta em </w:t>
@@ -1419,7 +2149,31 @@
         <w:t xml:space="preserve"> </w:t>
       </w:r>
       <w:r>
-        <w:t>Como o batch é menor que o do artigo, o LR precisa ser menor. A sugestão é que base_lr = 3e-4 * (batch_size / 4096), o que melhora estabilidade sem trair o paper.</w:t>
+        <w:t xml:space="preserve">Como o batch é menor que o do artigo, o LR precisa ser menor. A sugestão é que </w:t>
+      </w:r>
+      <w:proofErr w:type="spellStart"/>
+      <w:r>
+        <w:t>base_lr</w:t>
+      </w:r>
+      <w:proofErr w:type="spellEnd"/>
+      <w:r>
+        <w:t xml:space="preserve"> = 3e-4 * (</w:t>
+      </w:r>
+      <w:proofErr w:type="spellStart"/>
+      <w:r>
+        <w:t>batch_size</w:t>
+      </w:r>
+      <w:proofErr w:type="spellEnd"/>
+      <w:r>
+        <w:t xml:space="preserve"> / 4096), o que melhora estabilidade sem trair o </w:t>
+      </w:r>
+      <w:proofErr w:type="spellStart"/>
+      <w:r>
+        <w:t>paper</w:t>
+      </w:r>
+      <w:proofErr w:type="spellEnd"/>
+      <w:r>
+        <w:t>.</w:t>
       </w:r>
     </w:p>
     <w:p>
@@ -1584,8 +2338,17 @@
           <w:b/>
           <w:bCs/>
         </w:rPr>
-        <w:t>Correção da validação inicial da Vision Transformer</w:t>
-      </w:r>
+        <w:t xml:space="preserve">Correção da validação inicial da Vision </w:t>
+      </w:r>
+      <w:proofErr w:type="spellStart"/>
+      <w:r>
+        <w:rPr>
+          <w:b/>
+          <w:bCs/>
+        </w:rPr>
+        <w:t>Transformer</w:t>
+      </w:r>
+      <w:proofErr w:type="spellEnd"/>
       <w:r>
         <w:rPr>
           <w:b/>
@@ -1659,7 +2422,31 @@
         <w:t xml:space="preserve"> </w:t>
       </w:r>
       <w:r>
-        <w:t>Rodar ViT-B/16 “fiel ao paper” em hardware comum é naturalmente lento. O artigo foi feito em TPUs v3, com batch gigantesco.</w:t>
+        <w:t xml:space="preserve">Rodar </w:t>
+      </w:r>
+      <w:proofErr w:type="spellStart"/>
+      <w:r>
+        <w:t>ViT</w:t>
+      </w:r>
+      <w:proofErr w:type="spellEnd"/>
+      <w:r>
+        <w:t xml:space="preserve">-B/16 “fiel ao </w:t>
+      </w:r>
+      <w:proofErr w:type="spellStart"/>
+      <w:r>
+        <w:t>paper</w:t>
+      </w:r>
+      <w:proofErr w:type="spellEnd"/>
+      <w:r>
+        <w:t xml:space="preserve">” em hardware comum é naturalmente lento. O artigo foi feito em </w:t>
+      </w:r>
+      <w:proofErr w:type="spellStart"/>
+      <w:r>
+        <w:t>TPUs</w:t>
+      </w:r>
+      <w:proofErr w:type="spellEnd"/>
+      <w:r>
+        <w:t xml:space="preserve"> v3, com batch gigantesco.</w:t>
       </w:r>
       <w:r>
         <w:t xml:space="preserve"> Com isso, a limitação de hardware torna praticamente impossível replicar com exatidão os resultados obtidos. É necessário considerar que o equipamento utilizado para este teste foi:</w:t>
@@ -1832,8 +2619,21 @@
         <w:t xml:space="preserve">Otimização 2: </w:t>
       </w:r>
       <w:r>
-        <w:t>Utilização de Mixed Precision</w:t>
-      </w:r>
+        <w:t xml:space="preserve">Utilização de </w:t>
+      </w:r>
+      <w:proofErr w:type="spellStart"/>
+      <w:r>
+        <w:t>Mixed</w:t>
+      </w:r>
+      <w:proofErr w:type="spellEnd"/>
+      <w:r>
+        <w:t xml:space="preserve"> </w:t>
+      </w:r>
+      <w:proofErr w:type="spellStart"/>
+      <w:r>
+        <w:t>Precision</w:t>
+      </w:r>
+      <w:proofErr w:type="spellEnd"/>
       <w:r>
         <w:t xml:space="preserve">, consiste em utilizar </w:t>
       </w:r>
@@ -1927,7 +2727,15 @@
         <w:t xml:space="preserve"> Menos memória: </w:t>
       </w:r>
       <w:r>
-        <w:t>números menores ocupam menos espaço, permitindo treinar modelos maiores ou usar batch sizes maiores.</w:t>
+        <w:t xml:space="preserve">números menores ocupam menos espaço, permitindo treinar modelos maiores ou usar batch </w:t>
+      </w:r>
+      <w:proofErr w:type="spellStart"/>
+      <w:r>
+        <w:t>sizes</w:t>
+      </w:r>
+      <w:proofErr w:type="spellEnd"/>
+      <w:r>
+        <w:t xml:space="preserve"> maiores.</w:t>
       </w:r>
     </w:p>
     <w:p>
@@ -2000,13 +2808,61 @@
         <w:t>learning rate alterada de 0.01 para 2e-4</w:t>
       </w:r>
       <w:r>
-        <w:t xml:space="preserve">. Inicialmente é importante compreender que o base_lr representa o valor máximo do learning rate durante o </w:t>
+        <w:t xml:space="preserve">. Inicialmente é importante compreender que o </w:t>
+      </w:r>
+      <w:proofErr w:type="spellStart"/>
+      <w:r>
+        <w:t>base_lr</w:t>
+      </w:r>
+      <w:proofErr w:type="spellEnd"/>
+      <w:r>
+        <w:t xml:space="preserve"> representa o valor máximo do learning rate durante o </w:t>
       </w:r>
       <w:r>
         <w:t>pré-treino</w:t>
       </w:r>
       <w:r>
-        <w:t>, não o valor constante. Sendo usado dentro de um scheduler (warmup + cosine decay).</w:t>
+        <w:t xml:space="preserve">, não o valor constante. Sendo </w:t>
+      </w:r>
+      <w:proofErr w:type="spellStart"/>
+      <w:r>
+        <w:t>usado</w:t>
+      </w:r>
+      <w:proofErr w:type="spellEnd"/>
+      <w:r>
+        <w:t xml:space="preserve"> dentro de um </w:t>
+      </w:r>
+      <w:proofErr w:type="spellStart"/>
+      <w:r>
+        <w:t>scheduler</w:t>
+      </w:r>
+      <w:proofErr w:type="spellEnd"/>
+      <w:r>
+        <w:t xml:space="preserve"> (</w:t>
+      </w:r>
+      <w:proofErr w:type="spellStart"/>
+      <w:r>
+        <w:t>warmup</w:t>
+      </w:r>
+      <w:proofErr w:type="spellEnd"/>
+      <w:r>
+        <w:t xml:space="preserve"> + </w:t>
+      </w:r>
+      <w:proofErr w:type="spellStart"/>
+      <w:r>
+        <w:t>cosine</w:t>
+      </w:r>
+      <w:proofErr w:type="spellEnd"/>
+      <w:r>
+        <w:t xml:space="preserve"> </w:t>
+      </w:r>
+      <w:proofErr w:type="spellStart"/>
+      <w:r>
+        <w:t>decay</w:t>
+      </w:r>
+      <w:proofErr w:type="spellEnd"/>
+      <w:r>
+        <w:t>).</w:t>
       </w:r>
     </w:p>
     <w:p>
@@ -2031,7 +2887,39 @@
         <w:t xml:space="preserve"> </w:t>
       </w:r>
       <w:r>
-        <w:t>Para fine tunning, o artigo não fixa um único LR universal, porque ele depende do batch size, se o backbone é congelado, se a head é inicializada do zero e da resolução da imagem</w:t>
+        <w:t xml:space="preserve">Para fine </w:t>
+      </w:r>
+      <w:proofErr w:type="spellStart"/>
+      <w:r>
+        <w:t>tunning</w:t>
+      </w:r>
+      <w:proofErr w:type="spellEnd"/>
+      <w:r>
+        <w:t xml:space="preserve">, o artigo não fixa um único LR universal, porque ele depende do batch </w:t>
+      </w:r>
+      <w:proofErr w:type="spellStart"/>
+      <w:r>
+        <w:t>size</w:t>
+      </w:r>
+      <w:proofErr w:type="spellEnd"/>
+      <w:r>
+        <w:t xml:space="preserve">, se o </w:t>
+      </w:r>
+      <w:proofErr w:type="spellStart"/>
+      <w:r>
+        <w:t>backbone</w:t>
+      </w:r>
+      <w:proofErr w:type="spellEnd"/>
+      <w:r>
+        <w:t xml:space="preserve"> é congelado, se a </w:t>
+      </w:r>
+      <w:proofErr w:type="spellStart"/>
+      <w:r>
+        <w:t>head</w:t>
+      </w:r>
+      <w:proofErr w:type="spellEnd"/>
+      <w:r>
+        <w:t xml:space="preserve"> é inicializada do zero e da resolução da imagem</w:t>
       </w:r>
       <w:r>
         <w:t xml:space="preserve">. No teste atual </w:t>
@@ -2043,7 +2931,15 @@
         <w:t xml:space="preserve">, </w:t>
       </w:r>
       <w:r>
-        <w:t>o que leva o gradiente a destruir as features pré-treinadas, com isso, o modelo entra em um regime parecido com treino do zero</w:t>
+        <w:t xml:space="preserve">o que leva o gradiente a destruir as features </w:t>
+      </w:r>
+      <w:proofErr w:type="spellStart"/>
+      <w:r>
+        <w:t>pré</w:t>
+      </w:r>
+      <w:proofErr w:type="spellEnd"/>
+      <w:r>
+        <w:t>-treinadas, com isso, o modelo entra em um regime parecido com treino do zero</w:t>
       </w:r>
       <w:r>
         <w:t>.</w:t>
@@ -2109,7 +3005,15 @@
         <w:t>OBSERVAÇÃO</w:t>
       </w:r>
       <w:r>
-        <w:t xml:space="preserve"> – Uso do scheduler:</w:t>
+        <w:t xml:space="preserve"> – Uso do </w:t>
+      </w:r>
+      <w:proofErr w:type="spellStart"/>
+      <w:r>
+        <w:t>scheduler</w:t>
+      </w:r>
+      <w:proofErr w:type="spellEnd"/>
+      <w:r>
+        <w:t>:</w:t>
       </w:r>
     </w:p>
     <w:p>
@@ -2277,7 +3181,23 @@
           <w:b/>
           <w:bCs/>
         </w:rPr>
-        <w:t>Configuração do treinamento (Fine-Tunning):</w:t>
+        <w:t>Configuração do treinamento (Fine-</w:t>
+      </w:r>
+      <w:proofErr w:type="spellStart"/>
+      <w:r>
+        <w:rPr>
+          <w:b/>
+          <w:bCs/>
+        </w:rPr>
+        <w:t>Tunning</w:t>
+      </w:r>
+      <w:proofErr w:type="spellEnd"/>
+      <w:r>
+        <w:rPr>
+          <w:b/>
+          <w:bCs/>
+        </w:rPr>
+        <w:t>):</w:t>
       </w:r>
     </w:p>
     <w:p>
@@ -2387,8 +3307,17 @@
           <w:b/>
           <w:bCs/>
         </w:rPr>
-        <w:t>Treino 2 - 20K - FineTunning</w:t>
-      </w:r>
+        <w:t xml:space="preserve">Treino 2 - 20K - </w:t>
+      </w:r>
+      <w:proofErr w:type="spellStart"/>
+      <w:r>
+        <w:rPr>
+          <w:b/>
+          <w:bCs/>
+        </w:rPr>
+        <w:t>FineTunning</w:t>
+      </w:r>
+      <w:proofErr w:type="spellEnd"/>
       <w:r>
         <w:rPr>
           <w:b/>
@@ -2434,14 +3363,31 @@
         <w:t>O início do treinamento apresenta</w:t>
       </w:r>
       <w:r>
-        <w:t xml:space="preserve"> loss ≈ 6.90, que é exatamente o valor esperado para </w:t>
-      </w:r>
+        <w:t xml:space="preserve"> </w:t>
+      </w:r>
+      <w:proofErr w:type="spellStart"/>
+      <w:r>
+        <w:t>loss</w:t>
+      </w:r>
+      <w:proofErr w:type="spellEnd"/>
+      <w:r>
+        <w:t xml:space="preserve"> ≈ 6.90, que é exatamente o valor esperado para </w:t>
+      </w:r>
+      <w:proofErr w:type="spellStart"/>
       <w:r>
         <w:rPr>
           <w:i/>
           <w:iCs/>
         </w:rPr>
-        <w:t>cross-entropy com 1000</w:t>
+        <w:t>cross-entropy</w:t>
+      </w:r>
+      <w:proofErr w:type="spellEnd"/>
+      <w:r>
+        <w:rPr>
+          <w:i/>
+          <w:iCs/>
+        </w:rPr>
+        <w:t xml:space="preserve"> com 1000</w:t>
       </w:r>
       <w:r>
         <w:t>. A</w:t>
@@ -2465,12 +3411,21 @@
       <w:r>
         <w:t xml:space="preserve">curva </w:t>
       </w:r>
-      <w:r>
-        <w:rPr>
-          <w:b/>
-          <w:bCs/>
-        </w:rPr>
-        <w:t>monotonicamente decrescente</w:t>
+      <w:proofErr w:type="spellStart"/>
+      <w:r>
+        <w:rPr>
+          <w:b/>
+          <w:bCs/>
+        </w:rPr>
+        <w:t>monotonicamente</w:t>
+      </w:r>
+      <w:proofErr w:type="spellEnd"/>
+      <w:r>
+        <w:rPr>
+          <w:b/>
+          <w:bCs/>
+        </w:rPr>
+        <w:t xml:space="preserve"> decrescente</w:t>
       </w:r>
       <w:r>
         <w:t>, sem explosão</w:t>
@@ -2573,7 +3528,23 @@
         <w:jc w:val="both"/>
       </w:pPr>
       <w:r>
-        <w:t>A acurácia de treino oscila entre 50% e 90% em batches pequenos. Isso é esperado, uma vez que este valor NÃO representa a acurácia global, mas sim a acurácia por batch. Accuracy de batch em ImageNet já é extremamente ruidosa e um batch pequeno piora ainda mais este resultado.</w:t>
+        <w:t xml:space="preserve">A acurácia de treino oscila entre 50% e 90% em batches pequenos. Isso é esperado, uma vez que este valor NÃO representa a acurácia global, mas sim a acurácia por batch. </w:t>
+      </w:r>
+      <w:proofErr w:type="spellStart"/>
+      <w:r>
+        <w:t>Accuracy</w:t>
+      </w:r>
+      <w:proofErr w:type="spellEnd"/>
+      <w:r>
+        <w:t xml:space="preserve"> de batch em </w:t>
+      </w:r>
+      <w:proofErr w:type="spellStart"/>
+      <w:r>
+        <w:t>ImageNet</w:t>
+      </w:r>
+      <w:proofErr w:type="spellEnd"/>
+      <w:r>
+        <w:t xml:space="preserve"> já é extremamente ruidosa e um batch pequeno piora ainda mais este resultado.</w:t>
       </w:r>
     </w:p>
     <w:p>
@@ -2586,7 +3557,23 @@
         <w:jc w:val="both"/>
       </w:pPr>
       <w:r>
-        <w:t xml:space="preserve"> Podem haver batches com classes mais fáceis de se aprender e classificar, o que resulta em uma acc alta e outro batch contendo classes mais difíceis de operar, resultando em uma acc baixa.</w:t>
+        <w:t xml:space="preserve"> Podem haver batches com classes mais fáceis de se aprender e classificar, o que resulta em uma </w:t>
+      </w:r>
+      <w:proofErr w:type="spellStart"/>
+      <w:r>
+        <w:t>acc</w:t>
+      </w:r>
+      <w:proofErr w:type="spellEnd"/>
+      <w:r>
+        <w:t xml:space="preserve"> alta e outro batch contendo classes mais difíceis de operar, resultando em uma </w:t>
+      </w:r>
+      <w:proofErr w:type="spellStart"/>
+      <w:r>
+        <w:t>acc</w:t>
+      </w:r>
+      <w:proofErr w:type="spellEnd"/>
+      <w:r>
+        <w:t xml:space="preserve"> baixa.</w:t>
       </w:r>
     </w:p>
     <w:p>
@@ -2609,7 +3596,15 @@
         <w:t xml:space="preserve">acurácia </w:t>
       </w:r>
       <w:r>
-        <w:t>apresentados pelo log do pycharm não são necessariamente preocupantes.</w:t>
+        <w:t xml:space="preserve">apresentados pelo log do </w:t>
+      </w:r>
+      <w:proofErr w:type="spellStart"/>
+      <w:r>
+        <w:t>pycharm</w:t>
+      </w:r>
+      <w:proofErr w:type="spellEnd"/>
+      <w:r>
+        <w:t xml:space="preserve"> não são necessariamente preocupantes.</w:t>
       </w:r>
     </w:p>
     <w:p>
@@ -2989,8 +3984,25 @@
         <w:jc w:val="both"/>
       </w:pPr>
       <w:r>
-        <w:t xml:space="preserve">Os experimentos voltados para a validação da arquitetura ViT utilizaram os TFRecords da </w:t>
-      </w:r>
+        <w:t xml:space="preserve">Os experimentos voltados para a validação da arquitetura </w:t>
+      </w:r>
+      <w:proofErr w:type="spellStart"/>
+      <w:r>
+        <w:t>ViT</w:t>
+      </w:r>
+      <w:proofErr w:type="spellEnd"/>
+      <w:r>
+        <w:t xml:space="preserve"> utilizaram os </w:t>
+      </w:r>
+      <w:proofErr w:type="spellStart"/>
+      <w:r>
+        <w:t>TFRecords</w:t>
+      </w:r>
+      <w:proofErr w:type="spellEnd"/>
+      <w:r>
+        <w:t xml:space="preserve"> da </w:t>
+      </w:r>
+      <w:proofErr w:type="spellStart"/>
       <w:r>
         <w:t>I</w:t>
       </w:r>
@@ -3001,7 +4013,27 @@
         <w:t>N</w:t>
       </w:r>
       <w:r>
-        <w:t>et como entrada. O TFRecord é um formato binário de armazenamento de dados criado pelo TensorFlow para:</w:t>
+        <w:t>et</w:t>
+      </w:r>
+      <w:proofErr w:type="spellEnd"/>
+      <w:r>
+        <w:t xml:space="preserve"> como entrada. O </w:t>
+      </w:r>
+      <w:proofErr w:type="spellStart"/>
+      <w:r>
+        <w:t>TFRecord</w:t>
+      </w:r>
+      <w:proofErr w:type="spellEnd"/>
+      <w:r>
+        <w:t xml:space="preserve"> é um formato binário de armazenamento de dados criado pelo </w:t>
+      </w:r>
+      <w:proofErr w:type="spellStart"/>
+      <w:r>
+        <w:t>TensorFlow</w:t>
+      </w:r>
+      <w:proofErr w:type="spellEnd"/>
+      <w:r>
+        <w:t xml:space="preserve"> para:</w:t>
       </w:r>
     </w:p>
     <w:p>
@@ -3030,7 +4062,23 @@
         <w:jc w:val="both"/>
       </w:pPr>
       <w:r>
-        <w:t>Escalar para datasets gigantes (ImageNet, vídeos, multimodal)</w:t>
+        <w:t xml:space="preserve">Escalar para </w:t>
+      </w:r>
+      <w:proofErr w:type="spellStart"/>
+      <w:r>
+        <w:t>datasets</w:t>
+      </w:r>
+      <w:proofErr w:type="spellEnd"/>
+      <w:r>
+        <w:t xml:space="preserve"> gigantes (</w:t>
+      </w:r>
+      <w:proofErr w:type="spellStart"/>
+      <w:r>
+        <w:t>ImageNet</w:t>
+      </w:r>
+      <w:proofErr w:type="spellEnd"/>
+      <w:r>
+        <w:t>, vídeos, multimodal)</w:t>
       </w:r>
     </w:p>
     <w:p>
@@ -3052,7 +4100,15 @@
         <w:jc w:val="both"/>
       </w:pPr>
       <w:r>
-        <w:t>A ideia geral é: em vez de processar milhares/milhões de arquivos pequenos (.jpg, .png), você transforma tudo em alguns arquivos grandes binários, sequenciais.</w:t>
+        <w:t>A ideia geral é: em vez de processar milhares/milhões de arquivos pequenos (.</w:t>
+      </w:r>
+      <w:proofErr w:type="spellStart"/>
+      <w:r>
+        <w:t>jpg</w:t>
+      </w:r>
+      <w:proofErr w:type="spellEnd"/>
+      <w:r>
+        <w:t>, .png), você transforma tudo em alguns arquivos grandes binários, sequenciais.</w:t>
       </w:r>
     </w:p>
     <w:p>
@@ -3064,8 +4120,30 @@
         </w:numPr>
       </w:pPr>
       <w:r>
-        <w:t xml:space="preserve">Um TFRecord é basicamente uma lista de exemplos serializados, onde cada exemplo é um tf.train.Example. Cada </w:t>
-      </w:r>
+        <w:t xml:space="preserve">Um </w:t>
+      </w:r>
+      <w:proofErr w:type="spellStart"/>
+      <w:r>
+        <w:t>TFRecord</w:t>
+      </w:r>
+      <w:proofErr w:type="spellEnd"/>
+      <w:r>
+        <w:t xml:space="preserve"> é basicamente uma lista de exemplos serializados, onde cada exemplo é um </w:t>
+      </w:r>
+      <w:proofErr w:type="spellStart"/>
+      <w:proofErr w:type="gramStart"/>
+      <w:r>
+        <w:t>tf.train</w:t>
+      </w:r>
+      <w:proofErr w:type="gramEnd"/>
+      <w:r>
+        <w:t>.Example</w:t>
+      </w:r>
+      <w:proofErr w:type="spellEnd"/>
+      <w:r>
+        <w:t xml:space="preserve">. Cada </w:t>
+      </w:r>
+      <w:proofErr w:type="spellStart"/>
       <w:r>
         <w:rPr>
           <w:i/>
@@ -3073,6 +4151,7 @@
         </w:rPr>
         <w:t>Example</w:t>
       </w:r>
+      <w:proofErr w:type="spellEnd"/>
       <w:r>
         <w:t xml:space="preserve"> contém </w:t>
       </w:r>
@@ -3167,8 +4246,29 @@
       <w:r>
         <w:t xml:space="preserve"> </w:t>
       </w:r>
-      <w:r>
-        <w:t>Protocol Buffers (Protobuf) é um formato de serialização de dados criado pelo Google. Em termos gerais, Protobuf é uma forma muito eficiente de transformar estruturas de dados (listas, dicionários, tensores, objetos) em bytes binários, para armazenar ou transmitir, e depois reconstruí-las exatamente iguais.</w:t>
+      <w:proofErr w:type="spellStart"/>
+      <w:r>
+        <w:t>Protocol</w:t>
+      </w:r>
+      <w:proofErr w:type="spellEnd"/>
+      <w:r>
+        <w:t xml:space="preserve"> Buffers (</w:t>
+      </w:r>
+      <w:proofErr w:type="spellStart"/>
+      <w:r>
+        <w:t>Protobuf</w:t>
+      </w:r>
+      <w:proofErr w:type="spellEnd"/>
+      <w:r>
+        <w:t xml:space="preserve">) é um formato de serialização de dados criado pelo Google. Em termos gerais, </w:t>
+      </w:r>
+      <w:proofErr w:type="spellStart"/>
+      <w:r>
+        <w:t>Protobuf</w:t>
+      </w:r>
+      <w:proofErr w:type="spellEnd"/>
+      <w:r>
+        <w:t xml:space="preserve"> é uma forma muito eficiente de transformar estruturas de dados (listas, dicionários, tensores, objetos) em bytes binários, para armazenar ou transmitir, e depois reconstruí-las exatamente iguais.</w:t>
       </w:r>
       <w:r>
         <w:t xml:space="preserve"> Como exemplo, temos:</w:t>
@@ -3350,7 +4450,15 @@
         <w:t xml:space="preserve">Tabela de </w:t>
       </w:r>
       <w:r>
-        <w:t>relação entre o tamanho e complexidade da base de dados com a conversão prévia para TFRecords.</w:t>
+        <w:t xml:space="preserve">relação entre o tamanho e complexidade da base de dados com a conversão prévia para </w:t>
+      </w:r>
+      <w:proofErr w:type="spellStart"/>
+      <w:r>
+        <w:t>TFRecords</w:t>
+      </w:r>
+      <w:proofErr w:type="spellEnd"/>
+      <w:r>
+        <w:t>.</w:t>
       </w:r>
     </w:p>
     <w:p>
@@ -3424,14 +4532,46 @@
         <w:jc w:val="both"/>
       </w:pPr>
       <w:r>
-        <w:t xml:space="preserve">Utilizar diretamente as imagens PNG é a abordagem mais simples e comum para datasets pequenos e médios. Nesse caso, o TensorFlow faz a leitura dos arquivos individuais, decodifica o PNG, aplica os pré-processamentos necessários e envia os tensores para a GPU. </w:t>
-      </w:r>
-      <w:r>
-        <w:rPr>
-          <w:b/>
-          <w:bCs/>
-        </w:rPr>
-        <w:t>Para um dataset com 13.000 imagens, esse pipeline é mais do que suficiente.</w:t>
+        <w:t xml:space="preserve">Utilizar diretamente as imagens PNG é a abordagem mais simples e comum para </w:t>
+      </w:r>
+      <w:proofErr w:type="spellStart"/>
+      <w:r>
+        <w:t>datasets</w:t>
+      </w:r>
+      <w:proofErr w:type="spellEnd"/>
+      <w:r>
+        <w:t xml:space="preserve"> pequenos e médios. Nesse caso, o </w:t>
+      </w:r>
+      <w:proofErr w:type="spellStart"/>
+      <w:r>
+        <w:t>TensorFlow</w:t>
+      </w:r>
+      <w:proofErr w:type="spellEnd"/>
+      <w:r>
+        <w:t xml:space="preserve"> faz a leitura dos arquivos individuais, decodifica o PNG, aplica os pré-processamentos necessários e envia os tensores para a GPU. </w:t>
+      </w:r>
+      <w:r>
+        <w:rPr>
+          <w:b/>
+          <w:bCs/>
+        </w:rPr>
+        <w:t xml:space="preserve">Para um </w:t>
+      </w:r>
+      <w:proofErr w:type="spellStart"/>
+      <w:r>
+        <w:rPr>
+          <w:b/>
+          <w:bCs/>
+        </w:rPr>
+        <w:t>dataset</w:t>
+      </w:r>
+      <w:proofErr w:type="spellEnd"/>
+      <w:r>
+        <w:rPr>
+          <w:b/>
+          <w:bCs/>
+        </w:rPr>
+        <w:t xml:space="preserve"> com 13.000 imagens, esse pipeline é mais do que suficiente.</w:t>
       </w:r>
     </w:p>
     <w:p>
@@ -3464,7 +4604,15 @@
         <w:jc w:val="both"/>
       </w:pPr>
       <w:r>
-        <w:t>A principal desvantagem dessa opção é a baixa escalabilidade. Caso o dataset cresça consideravelmente ou você passe a usar treinamento distribuído, o acesso a muitos arquivos pequenos pode se tornar um gargalo de I/O.</w:t>
+        <w:t xml:space="preserve">A principal desvantagem dessa opção é a baixa escalabilidade. Caso o </w:t>
+      </w:r>
+      <w:proofErr w:type="spellStart"/>
+      <w:r>
+        <w:t>dataset</w:t>
+      </w:r>
+      <w:proofErr w:type="spellEnd"/>
+      <w:r>
+        <w:t xml:space="preserve"> cresça consideravelmente ou você passe a usar treinamento distribuído, o acesso a muitos arquivos pequenos pode se tornar um gargalo de I/O.</w:t>
       </w:r>
     </w:p>
     <w:p>
@@ -3484,7 +4632,31 @@
         <w:jc w:val="both"/>
       </w:pPr>
       <w:r>
-        <w:t>É importante destacar que TFRecords não alteram a qualidade do treinamento. Eles não melhoram accuracy, loss ou capacidade de generalização do modelo. O conteúdo do dado é exatamente o mesmo; o que muda é apenas a forma como ele é carregado.</w:t>
+        <w:t xml:space="preserve">É importante destacar que </w:t>
+      </w:r>
+      <w:proofErr w:type="spellStart"/>
+      <w:r>
+        <w:t>TFRecords</w:t>
+      </w:r>
+      <w:proofErr w:type="spellEnd"/>
+      <w:r>
+        <w:t xml:space="preserve"> não alteram a qualidade do treinamento. Eles não melhoram </w:t>
+      </w:r>
+      <w:proofErr w:type="spellStart"/>
+      <w:r>
+        <w:t>accuracy</w:t>
+      </w:r>
+      <w:proofErr w:type="spellEnd"/>
+      <w:r>
+        <w:t xml:space="preserve">, </w:t>
+      </w:r>
+      <w:proofErr w:type="spellStart"/>
+      <w:r>
+        <w:t>loss</w:t>
+      </w:r>
+      <w:proofErr w:type="spellEnd"/>
+      <w:r>
+        <w:t xml:space="preserve"> ou capacidade de generalização do modelo. O conteúdo do dado é exatamente o mesmo; o que muda é apenas a forma como ele é carregado.</w:t>
       </w:r>
       <w:r>
         <w:t xml:space="preserve"> </w:t>
@@ -3494,7 +4666,23 @@
           <w:b/>
           <w:bCs/>
         </w:rPr>
-        <w:t>Como conclusão, a base de dados dos camundongos para este projeto NÃO será convertida em TFRecords para o treinamento.</w:t>
+        <w:t xml:space="preserve">Como conclusão, a base de dados dos camundongos para este projeto NÃO será convertida em </w:t>
+      </w:r>
+      <w:proofErr w:type="spellStart"/>
+      <w:r>
+        <w:rPr>
+          <w:b/>
+          <w:bCs/>
+        </w:rPr>
+        <w:t>TFRecords</w:t>
+      </w:r>
+      <w:proofErr w:type="spellEnd"/>
+      <w:r>
+        <w:rPr>
+          <w:b/>
+          <w:bCs/>
+        </w:rPr>
+        <w:t xml:space="preserve"> para o treinamento.</w:t>
       </w:r>
     </w:p>
     <w:p>
@@ -3728,7 +4916,15 @@
         <w:jc w:val="both"/>
       </w:pPr>
       <w:r>
-        <w:t>Definição de Steps e Epochs:</w:t>
+        <w:t xml:space="preserve">Definição de Steps e </w:t>
+      </w:r>
+      <w:proofErr w:type="spellStart"/>
+      <w:r>
+        <w:t>Epochs</w:t>
+      </w:r>
+      <w:proofErr w:type="spellEnd"/>
+      <w:r>
+        <w:t>:</w:t>
       </w:r>
     </w:p>
     <w:p>
@@ -3772,11 +4968,24 @@
       <w:r>
         <w:t xml:space="preserve">1 </w:t>
       </w:r>
+      <w:proofErr w:type="spellStart"/>
       <w:r>
         <w:t>E</w:t>
       </w:r>
       <w:r>
-        <w:t>poch = “passar” pelo dataset inteiro uma vez</w:t>
+        <w:t>poch</w:t>
+      </w:r>
+      <w:proofErr w:type="spellEnd"/>
+      <w:r>
+        <w:t xml:space="preserve"> = “passar” pelo </w:t>
+      </w:r>
+      <w:proofErr w:type="spellStart"/>
+      <w:r>
+        <w:t>dataset</w:t>
+      </w:r>
+      <w:proofErr w:type="spellEnd"/>
+      <w:r>
+        <w:t xml:space="preserve"> inteiro uma vez</w:t>
       </w:r>
       <w:r>
         <w:t>.</w:t>
@@ -3852,13 +5061,7 @@
             <w:rPr>
               <w:rFonts w:ascii="Cambria Math" w:hAnsi="Cambria Math"/>
             </w:rPr>
-            <m:t xml:space="preserve">) </m:t>
-          </m:r>
-          <m:r>
-            <w:rPr>
-              <w:rFonts w:ascii="Cambria Math" w:hAnsi="Cambria Math"/>
-            </w:rPr>
-            <m:t xml:space="preserve"> </m:t>
+            <m:t xml:space="preserve">)  </m:t>
           </m:r>
         </m:oMath>
       </m:oMathPara>
@@ -3888,31 +5091,7 @@
             <w:rPr>
               <w:rFonts w:ascii="Cambria Math" w:hAnsi="Cambria Math"/>
             </w:rPr>
-            <m:t xml:space="preserve">Total </m:t>
-          </m:r>
-          <m:r>
-            <w:rPr>
-              <w:rFonts w:ascii="Cambria Math" w:hAnsi="Cambria Math"/>
-            </w:rPr>
-            <m:t>Steps =Steps per epoch</m:t>
-          </m:r>
-          <m:r>
-            <w:rPr>
-              <w:rFonts w:ascii="Cambria Math" w:hAnsi="Cambria Math"/>
-            </w:rPr>
-            <m:t>*epochs</m:t>
-          </m:r>
-          <m:r>
-            <w:rPr>
-              <w:rFonts w:ascii="Cambria Math" w:hAnsi="Cambria Math"/>
-            </w:rPr>
-            <m:t xml:space="preserve"> </m:t>
-          </m:r>
-          <m:r>
-            <w:rPr>
-              <w:rFonts w:ascii="Cambria Math" w:hAnsi="Cambria Math"/>
-            </w:rPr>
-            <m:t xml:space="preserve"> </m:t>
+            <m:t xml:space="preserve">Total Steps =Steps per epoch*epochs  </m:t>
           </m:r>
         </m:oMath>
       </m:oMathPara>
@@ -3967,13 +5146,7 @@
         <w:t>NUNCA</w:t>
       </w:r>
       <w:r>
-        <w:t xml:space="preserve"> </w:t>
-      </w:r>
-      <w:r>
-        <w:t>deve começar</w:t>
-      </w:r>
-      <w:r>
-        <w:t xml:space="preserve"> com o treino “definitivo”.</w:t>
+        <w:t xml:space="preserve"> deve começar com o treino “definitivo”.</w:t>
       </w:r>
       <w:r>
         <w:t xml:space="preserve"> </w:t>
@@ -4010,7 +5183,39 @@
           <w:b/>
           <w:bCs/>
         </w:rPr>
-        <w:t>Fase 1 — Sanity Check (obrigatória)</w:t>
+        <w:t xml:space="preserve">Fase 1 — </w:t>
+      </w:r>
+      <w:proofErr w:type="spellStart"/>
+      <w:r>
+        <w:rPr>
+          <w:b/>
+          <w:bCs/>
+        </w:rPr>
+        <w:t>Sanity</w:t>
+      </w:r>
+      <w:proofErr w:type="spellEnd"/>
+      <w:r>
+        <w:rPr>
+          <w:b/>
+          <w:bCs/>
+        </w:rPr>
+        <w:t xml:space="preserve"> </w:t>
+      </w:r>
+      <w:proofErr w:type="spellStart"/>
+      <w:r>
+        <w:rPr>
+          <w:b/>
+          <w:bCs/>
+        </w:rPr>
+        <w:t>Check</w:t>
+      </w:r>
+      <w:proofErr w:type="spellEnd"/>
+      <w:r>
+        <w:rPr>
+          <w:b/>
+          <w:bCs/>
+        </w:rPr>
+        <w:t xml:space="preserve"> (obrigatória)</w:t>
       </w:r>
       <w:r>
         <w:rPr>
@@ -4117,43 +5322,14 @@
     </w:p>
     <w:p>
       <w:pPr>
-        <w:pStyle w:val="PargrafodaLista"/>
-        <w:rPr>
-          <w:b/>
-          <w:bCs/>
-        </w:rPr>
-      </w:pPr>
-    </w:p>
-    <w:p>
-      <w:pPr>
-        <w:pStyle w:val="PargrafodaLista"/>
-        <w:rPr>
-          <w:b/>
-          <w:bCs/>
-        </w:rPr>
-      </w:pPr>
-    </w:p>
-    <w:p>
-      <w:pPr>
-        <w:pStyle w:val="PargrafodaLista"/>
-        <w:rPr>
-          <w:b/>
-          <w:bCs/>
-        </w:rPr>
-      </w:pPr>
-    </w:p>
-    <w:p>
-      <w:pPr>
-        <w:pStyle w:val="PargrafodaLista"/>
-        <w:rPr>
-          <w:b/>
-          <w:bCs/>
-        </w:rPr>
-      </w:pPr>
-    </w:p>
-    <w:p>
-      <w:pPr>
-        <w:pStyle w:val="PargrafodaLista"/>
+        <w:rPr>
+          <w:b/>
+          <w:bCs/>
+        </w:rPr>
+      </w:pPr>
+    </w:p>
+    <w:p>
+      <w:pPr>
         <w:rPr>
           <w:b/>
           <w:bCs/>
@@ -4178,6 +5354,7 @@
           <w:b/>
           <w:bCs/>
         </w:rPr>
+        <w:lastRenderedPageBreak/>
         <w:t xml:space="preserve">Fase </w:t>
       </w:r>
       <w:r>
@@ -4199,8 +5376,17 @@
           <w:b/>
           <w:bCs/>
         </w:rPr>
-        <w:t xml:space="preserve"> Exploração de hiperparâmetros</w:t>
-      </w:r>
+        <w:t xml:space="preserve"> Exploração de </w:t>
+      </w:r>
+      <w:proofErr w:type="spellStart"/>
+      <w:r>
+        <w:rPr>
+          <w:b/>
+          <w:bCs/>
+        </w:rPr>
+        <w:t>hiperparâmetros</w:t>
+      </w:r>
+      <w:proofErr w:type="spellEnd"/>
       <w:r>
         <w:rPr>
           <w:b/>
@@ -4212,16 +5398,23 @@
         <w:t>S</w:t>
       </w:r>
       <w:r>
-        <w:t>erve para avaliar</w:t>
-      </w:r>
-      <w:r>
-        <w:t xml:space="preserve"> overfitting</w:t>
-      </w:r>
-      <w:r>
-        <w:t xml:space="preserve"> </w:t>
-      </w:r>
-      <w:r>
-        <w:t xml:space="preserve">e definir valores de Learning Rate e Batch Size. A ideia é observar o comportamento do treinamento, avaliar curvas, otimizar a arquitetura e salvar o melhor checkpoint. </w:t>
+        <w:t xml:space="preserve">erve para avaliar </w:t>
+      </w:r>
+      <w:proofErr w:type="spellStart"/>
+      <w:r>
+        <w:t>overfitting</w:t>
+      </w:r>
+      <w:proofErr w:type="spellEnd"/>
+      <w:r>
+        <w:t xml:space="preserve"> e definir valores de Learning Rate e Batch </w:t>
+      </w:r>
+      <w:proofErr w:type="spellStart"/>
+      <w:r>
+        <w:t>Size</w:t>
+      </w:r>
+      <w:proofErr w:type="spellEnd"/>
+      <w:r>
+        <w:t xml:space="preserve">. A ideia é observar o comportamento do treinamento, avaliar curvas, otimizar a arquitetura e salvar o melhor checkpoint. </w:t>
       </w:r>
     </w:p>
     <w:p>
@@ -4262,10 +5455,7 @@
         <w:t>STEP</w:t>
       </w:r>
       <w:r>
-        <w:t xml:space="preserve">_PER_EPOCH = </w:t>
-      </w:r>
-      <w:r>
-        <w:t>500~1000</w:t>
+        <w:t>_PER_EPOCH = 500~1000</w:t>
       </w:r>
     </w:p>
     <w:p>
@@ -4274,10 +5464,7 @@
         <w:ind w:left="2124"/>
       </w:pPr>
       <w:r>
-        <w:t xml:space="preserve">EPOCHS = </w:t>
-      </w:r>
-      <w:r>
-        <w:t>5~20</w:t>
+        <w:t>EPOCHS = 5~20</w:t>
       </w:r>
     </w:p>
     <w:p>
@@ -4286,10 +5473,7 @@
         <w:ind w:left="2124"/>
       </w:pPr>
       <w:r>
-        <w:t xml:space="preserve">TOTAL_STEPS = </w:t>
-      </w:r>
-      <w:r>
-        <w:t>5K~20K</w:t>
+        <w:t>TOTAL_STEPS = 5K~20K</w:t>
       </w:r>
     </w:p>
     <w:p>
@@ -4350,7 +5534,15 @@
         <w:t xml:space="preserve">: </w:t>
       </w:r>
       <w:r>
-        <w:t>Tem o objetivo de obter a melhor generalização possível para o modelo, possibilitando a coleta de um resultado verdadeiramente científico. Para datasets menores (como o caso deste projeto</w:t>
+        <w:t xml:space="preserve">Tem o objetivo de obter a melhor generalização possível para o modelo, possibilitando a coleta de um resultado verdadeiramente científico. Para </w:t>
+      </w:r>
+      <w:proofErr w:type="spellStart"/>
+      <w:r>
+        <w:t>datasets</w:t>
+      </w:r>
+      <w:proofErr w:type="spellEnd"/>
+      <w:r>
+        <w:t xml:space="preserve"> menores (como o caso deste projeto</w:t>
       </w:r>
       <w:r>
         <w:t>), o</w:t>
@@ -4418,21 +5610,6 @@
       <w:r>
         <w:t>TOTAL_STEPS = 200~500</w:t>
       </w:r>
-    </w:p>
-    <w:p>
-      <w:pPr>
-        <w:pStyle w:val="PargrafodaLista"/>
-        <w:ind w:left="1440"/>
-      </w:pPr>
-    </w:p>
-    <w:p>
-      <w:pPr>
-        <w:ind w:left="360"/>
-        <w:rPr>
-          <w:b/>
-          <w:bCs/>
-        </w:rPr>
-      </w:pPr>
     </w:p>
     <w:p>
       <w:pPr>
@@ -4634,8 +5811,21 @@
       <w:r>
         <w:t xml:space="preserve"> </w:t>
       </w:r>
-      <w:r>
-        <w:t>Sanity Check Básico</w:t>
+      <w:proofErr w:type="spellStart"/>
+      <w:r>
+        <w:t>Sanity</w:t>
+      </w:r>
+      <w:proofErr w:type="spellEnd"/>
+      <w:r>
+        <w:t xml:space="preserve"> </w:t>
+      </w:r>
+      <w:proofErr w:type="spellStart"/>
+      <w:r>
+        <w:t>Check</w:t>
+      </w:r>
+      <w:proofErr w:type="spellEnd"/>
+      <w:r>
+        <w:t xml:space="preserve"> Básico</w:t>
       </w:r>
       <w:r>
         <w:t xml:space="preserve"> com </w:t>
@@ -4657,7 +5847,15 @@
         <w:t>→</w:t>
       </w:r>
       <w:r>
-        <w:t xml:space="preserve"> Rede pré-treinada com a base ImageNet21K</w:t>
+        <w:t xml:space="preserve"> Rede </w:t>
+      </w:r>
+      <w:proofErr w:type="spellStart"/>
+      <w:r>
+        <w:t>pré</w:t>
+      </w:r>
+      <w:proofErr w:type="spellEnd"/>
+      <w:r>
+        <w:t>-treinada com a base ImageNet21K</w:t>
       </w:r>
     </w:p>
     <w:p>
@@ -4670,103 +5868,1664 @@
         <w:t>→</w:t>
       </w:r>
       <w:r>
-        <w:t xml:space="preserve"> Arquitetura ViT em conformidade com a implementação Google Research</w:t>
-      </w:r>
-    </w:p>
-    <w:p>
-      <w:pPr>
-        <w:pStyle w:val="PargrafodaLista"/>
-        <w:ind w:left="1440"/>
-        <w:jc w:val="both"/>
-      </w:pPr>
-      <w:r>
+        <w:t xml:space="preserve"> Arquitetura </w:t>
+      </w:r>
+      <w:proofErr w:type="spellStart"/>
+      <w:r>
+        <w:t>ViT</w:t>
+      </w:r>
+      <w:proofErr w:type="spellEnd"/>
+      <w:r>
+        <w:t xml:space="preserve"> em conformidade com a implementação Google </w:t>
+      </w:r>
+      <w:proofErr w:type="spellStart"/>
+      <w:r>
+        <w:t>Research</w:t>
+      </w:r>
+      <w:proofErr w:type="spellEnd"/>
+    </w:p>
+    <w:p>
+      <w:pPr>
+        <w:pStyle w:val="PargrafodaLista"/>
+        <w:ind w:left="1440"/>
+        <w:jc w:val="both"/>
+        <w:rPr>
+          <w:b/>
+          <w:bCs/>
+        </w:rPr>
+      </w:pPr>
+      <w:r>
+        <w:rPr>
+          <w:b/>
+          <w:bCs/>
+        </w:rPr>
+        <w:t>→ Parâmetros utilizados:</w:t>
+      </w:r>
+    </w:p>
+    <w:p>
+      <w:pPr>
+        <w:pStyle w:val="PargrafodaLista"/>
+        <w:ind w:left="1440"/>
+        <w:jc w:val="both"/>
+        <w:rPr>
+          <w:b/>
+          <w:bCs/>
+        </w:rPr>
+      </w:pPr>
+    </w:p>
+    <w:p>
+      <w:pPr>
+        <w:pStyle w:val="PargrafodaLista"/>
+        <w:ind w:left="1440"/>
+        <w:jc w:val="both"/>
+      </w:pPr>
+      <w:r>
+        <w:drawing>
+          <wp:inline distT="0" distB="0" distL="0" distR="0" wp14:anchorId="7F55190D" wp14:editId="20B7874B">
+            <wp:extent cx="4884420" cy="2370414"/>
+            <wp:effectExtent l="0" t="0" r="0" b="0"/>
+            <wp:docPr id="1061748581" name="Imagem 1"/>
+            <wp:cNvGraphicFramePr>
+              <a:graphicFrameLocks xmlns:a="http://schemas.openxmlformats.org/drawingml/2006/main" noChangeAspect="1"/>
+            </wp:cNvGraphicFramePr>
+            <a:graphic xmlns:a="http://schemas.openxmlformats.org/drawingml/2006/main">
+              <a:graphicData uri="http://schemas.openxmlformats.org/drawingml/2006/picture">
+                <pic:pic xmlns:pic="http://schemas.openxmlformats.org/drawingml/2006/picture">
+                  <pic:nvPicPr>
+                    <pic:cNvPr id="1061748581" name=""/>
+                    <pic:cNvPicPr/>
+                  </pic:nvPicPr>
+                  <pic:blipFill>
+                    <a:blip r:embed="rId28"/>
+                    <a:stretch>
+                      <a:fillRect/>
+                    </a:stretch>
+                  </pic:blipFill>
+                  <pic:spPr>
+                    <a:xfrm>
+                      <a:off x="0" y="0"/>
+                      <a:ext cx="4888328" cy="2372310"/>
+                    </a:xfrm>
+                    <a:prstGeom prst="rect">
+                      <a:avLst/>
+                    </a:prstGeom>
+                  </pic:spPr>
+                </pic:pic>
+              </a:graphicData>
+            </a:graphic>
+          </wp:inline>
+        </w:drawing>
+      </w:r>
+    </w:p>
+    <w:p>
+      <w:pPr>
+        <w:pStyle w:val="PargrafodaLista"/>
+        <w:ind w:left="1440"/>
+        <w:jc w:val="both"/>
+      </w:pPr>
+    </w:p>
+    <w:p>
+      <w:pPr>
+        <w:pStyle w:val="PargrafodaLista"/>
+        <w:ind w:left="1440"/>
+        <w:jc w:val="both"/>
+      </w:pPr>
+    </w:p>
+    <w:p>
+      <w:pPr>
+        <w:pStyle w:val="PargrafodaLista"/>
+        <w:ind w:left="1440"/>
+        <w:jc w:val="both"/>
+      </w:pPr>
+    </w:p>
+    <w:p>
+      <w:pPr>
+        <w:pStyle w:val="PargrafodaLista"/>
+        <w:ind w:left="1440"/>
+        <w:jc w:val="both"/>
+        <w:rPr>
+          <w:b/>
+          <w:bCs/>
+        </w:rPr>
+      </w:pPr>
+      <w:r>
+        <w:rPr>
+          <w:b/>
+          <w:bCs/>
+        </w:rPr>
+        <w:lastRenderedPageBreak/>
         <w:t>→</w:t>
       </w:r>
       <w:r>
-        <w:t xml:space="preserve"> Observação sobre a base de dados:</w:t>
-      </w:r>
-    </w:p>
-    <w:p>
-      <w:pPr>
-        <w:pStyle w:val="PargrafodaLista"/>
-        <w:ind w:left="1440"/>
-        <w:jc w:val="both"/>
-      </w:pPr>
-      <w:r>
-        <w:t>(...)</w:t>
-      </w:r>
-    </w:p>
-    <w:p>
-      <w:pPr>
-        <w:pStyle w:val="PargrafodaLista"/>
-        <w:ind w:left="1440"/>
-        <w:jc w:val="both"/>
-      </w:pPr>
-    </w:p>
-    <w:p>
-      <w:pPr>
-        <w:pStyle w:val="PargrafodaLista"/>
-        <w:ind w:left="1440"/>
-        <w:jc w:val="both"/>
-      </w:pPr>
-      <w:r>
+        <w:rPr>
+          <w:b/>
+          <w:bCs/>
+        </w:rPr>
+        <w:t xml:space="preserve"> </w:t>
+      </w:r>
+      <w:r>
+        <w:rPr>
+          <w:b/>
+          <w:bCs/>
+        </w:rPr>
+        <w:t>Resultados:</w:t>
+      </w:r>
+    </w:p>
+    <w:p>
+      <w:pPr>
+        <w:pStyle w:val="PargrafodaLista"/>
+        <w:ind w:left="1440"/>
+        <w:jc w:val="both"/>
+        <w:rPr>
+          <w:i/>
+          <w:iCs/>
+          <w:color w:val="000000" w:themeColor="text1"/>
+        </w:rPr>
+      </w:pPr>
+      <w:r>
+        <w:rPr>
+          <w:i/>
+          <w:iCs/>
+          <w:color w:val="000000" w:themeColor="text1"/>
+        </w:rPr>
+        <w:t xml:space="preserve">Logs do </w:t>
+      </w:r>
+      <w:proofErr w:type="spellStart"/>
+      <w:r>
+        <w:rPr>
+          <w:i/>
+          <w:iCs/>
+          <w:color w:val="000000" w:themeColor="text1"/>
+        </w:rPr>
+        <w:t>Pycharm</w:t>
+      </w:r>
+      <w:proofErr w:type="spellEnd"/>
+      <w:r>
+        <w:rPr>
+          <w:i/>
+          <w:iCs/>
+          <w:color w:val="000000" w:themeColor="text1"/>
+        </w:rPr>
+        <w:t xml:space="preserve"> localizados em </w:t>
+      </w:r>
+      <w:r>
+        <w:rPr>
+          <w:i/>
+          <w:iCs/>
+          <w:color w:val="000000" w:themeColor="text1"/>
+        </w:rPr>
+        <w:t>"\Projeto-Classificadores\</w:t>
+      </w:r>
+      <w:proofErr w:type="spellStart"/>
+      <w:r>
+        <w:rPr>
+          <w:i/>
+          <w:iCs/>
+          <w:color w:val="000000" w:themeColor="text1"/>
+        </w:rPr>
+        <w:t>Documentation</w:t>
+      </w:r>
+      <w:proofErr w:type="spellEnd"/>
+      <w:r>
+        <w:rPr>
+          <w:i/>
+          <w:iCs/>
+          <w:color w:val="000000" w:themeColor="text1"/>
+        </w:rPr>
+        <w:t>\</w:t>
+      </w:r>
+      <w:proofErr w:type="spellStart"/>
+      <w:r>
+        <w:rPr>
+          <w:i/>
+          <w:iCs/>
+          <w:color w:val="000000" w:themeColor="text1"/>
+        </w:rPr>
+        <w:t>ViT</w:t>
+      </w:r>
+      <w:proofErr w:type="spellEnd"/>
+      <w:r>
+        <w:rPr>
+          <w:i/>
+          <w:iCs/>
+          <w:color w:val="000000" w:themeColor="text1"/>
+        </w:rPr>
+        <w:t xml:space="preserve"> </w:t>
+      </w:r>
+      <w:proofErr w:type="spellStart"/>
+      <w:r>
+        <w:rPr>
+          <w:i/>
+          <w:iCs/>
+          <w:color w:val="000000" w:themeColor="text1"/>
+        </w:rPr>
+        <w:t>Sanity</w:t>
+      </w:r>
+      <w:proofErr w:type="spellEnd"/>
+      <w:r>
+        <w:rPr>
+          <w:i/>
+          <w:iCs/>
+          <w:color w:val="000000" w:themeColor="text1"/>
+        </w:rPr>
+        <w:t xml:space="preserve"> </w:t>
+      </w:r>
+      <w:proofErr w:type="spellStart"/>
+      <w:r>
+        <w:rPr>
+          <w:i/>
+          <w:iCs/>
+          <w:color w:val="000000" w:themeColor="text1"/>
+        </w:rPr>
+        <w:t>Check</w:t>
+      </w:r>
+      <w:proofErr w:type="spellEnd"/>
+      <w:r>
+        <w:rPr>
+          <w:i/>
+          <w:iCs/>
+          <w:color w:val="000000" w:themeColor="text1"/>
+        </w:rPr>
+        <w:t xml:space="preserve"> - LOG.txt"</w:t>
+      </w:r>
+    </w:p>
+    <w:p>
+      <w:pPr>
+        <w:pStyle w:val="PargrafodaLista"/>
+        <w:ind w:left="1440"/>
+        <w:jc w:val="both"/>
+        <w:rPr>
+          <w:color w:val="000000" w:themeColor="text1"/>
+        </w:rPr>
+      </w:pPr>
+    </w:p>
+    <w:p>
+      <w:pPr>
+        <w:pStyle w:val="PargrafodaLista"/>
+        <w:numPr>
+          <w:ilvl w:val="1"/>
+          <w:numId w:val="2"/>
+        </w:numPr>
+        <w:jc w:val="both"/>
+        <w:rPr>
+          <w:color w:val="000000" w:themeColor="text1"/>
+        </w:rPr>
+      </w:pPr>
+      <w:r>
+        <w:rPr>
+          <w:color w:val="000000" w:themeColor="text1"/>
+        </w:rPr>
+        <w:t>O teste de</w:t>
+      </w:r>
+      <w:r>
+        <w:rPr>
+          <w:color w:val="000000" w:themeColor="text1"/>
+        </w:rPr>
+        <w:t xml:space="preserve"> </w:t>
+      </w:r>
+      <w:proofErr w:type="spellStart"/>
+      <w:r>
+        <w:rPr>
+          <w:color w:val="000000" w:themeColor="text1"/>
+        </w:rPr>
+        <w:t>sanity</w:t>
+      </w:r>
+      <w:proofErr w:type="spellEnd"/>
+      <w:r>
+        <w:rPr>
+          <w:color w:val="000000" w:themeColor="text1"/>
+        </w:rPr>
+        <w:t xml:space="preserve"> </w:t>
+      </w:r>
+      <w:proofErr w:type="spellStart"/>
+      <w:r>
+        <w:rPr>
+          <w:color w:val="000000" w:themeColor="text1"/>
+        </w:rPr>
+        <w:t>check</w:t>
+      </w:r>
+      <w:proofErr w:type="spellEnd"/>
+      <w:r>
+        <w:rPr>
+          <w:color w:val="000000" w:themeColor="text1"/>
+        </w:rPr>
+        <w:t xml:space="preserve"> serve para verificar</w:t>
+      </w:r>
+      <w:r>
+        <w:rPr>
+          <w:color w:val="000000" w:themeColor="text1"/>
+        </w:rPr>
+        <w:t xml:space="preserve"> e garantir o comportamento esperado do treinamento. No teste conduzido, os resultados estão em conformidade com o seguinte checklist</w:t>
+      </w:r>
+      <w:r>
+        <w:rPr>
+          <w:color w:val="000000" w:themeColor="text1"/>
+        </w:rPr>
+        <w:t>:</w:t>
+      </w:r>
+    </w:p>
+    <w:p>
+      <w:pPr>
+        <w:pStyle w:val="PargrafodaLista"/>
+        <w:numPr>
+          <w:ilvl w:val="1"/>
+          <w:numId w:val="14"/>
+        </w:numPr>
+        <w:jc w:val="both"/>
+        <w:rPr>
+          <w:color w:val="000000" w:themeColor="text1"/>
+        </w:rPr>
+      </w:pPr>
+      <w:r>
+        <w:rPr>
+          <w:color w:val="000000" w:themeColor="text1"/>
+        </w:rPr>
+        <w:t>O loop de treino funciona</w:t>
+      </w:r>
+      <w:r>
+        <w:rPr>
+          <w:color w:val="000000" w:themeColor="text1"/>
+        </w:rPr>
+        <w:t xml:space="preserve">, ou seja, </w:t>
+      </w:r>
+      <w:r>
+        <w:rPr>
+          <w:color w:val="000000" w:themeColor="text1"/>
+        </w:rPr>
+        <w:t>não</w:t>
+      </w:r>
+      <w:r>
+        <w:rPr>
+          <w:color w:val="000000" w:themeColor="text1"/>
+        </w:rPr>
+        <w:t xml:space="preserve"> ocorreram</w:t>
+      </w:r>
+      <w:r>
+        <w:rPr>
+          <w:color w:val="000000" w:themeColor="text1"/>
+        </w:rPr>
+        <w:t xml:space="preserve"> </w:t>
+      </w:r>
+      <w:r>
+        <w:rPr>
+          <w:color w:val="000000" w:themeColor="text1"/>
+        </w:rPr>
+        <w:t>quebras na execução durante os diferentes steps ou épocas, mesmo quando existe uma etapa intermediária de validação;</w:t>
+      </w:r>
+    </w:p>
+    <w:p>
+      <w:pPr>
+        <w:pStyle w:val="PargrafodaLista"/>
+        <w:numPr>
+          <w:ilvl w:val="1"/>
+          <w:numId w:val="14"/>
+        </w:numPr>
+        <w:jc w:val="both"/>
+        <w:rPr>
+          <w:color w:val="000000" w:themeColor="text1"/>
+        </w:rPr>
+      </w:pPr>
+      <w:r>
+        <w:rPr>
+          <w:color w:val="000000" w:themeColor="text1"/>
+        </w:rPr>
+        <w:t xml:space="preserve">A </w:t>
+      </w:r>
+      <w:r>
+        <w:rPr>
+          <w:color w:val="000000" w:themeColor="text1"/>
+        </w:rPr>
+        <w:t>perda</w:t>
+      </w:r>
+      <w:r>
+        <w:rPr>
+          <w:color w:val="000000" w:themeColor="text1"/>
+        </w:rPr>
+        <w:t xml:space="preserve"> não explode</w:t>
+      </w:r>
+      <w:r>
+        <w:rPr>
+          <w:color w:val="000000" w:themeColor="text1"/>
+        </w:rPr>
+        <w:t xml:space="preserve">, </w:t>
+      </w:r>
+      <w:r>
+        <w:rPr>
+          <w:color w:val="000000" w:themeColor="text1"/>
+        </w:rPr>
+        <w:t>indica</w:t>
+      </w:r>
+      <w:r>
+        <w:rPr>
+          <w:color w:val="000000" w:themeColor="text1"/>
+        </w:rPr>
+        <w:t>ndo</w:t>
+      </w:r>
+      <w:r>
+        <w:rPr>
+          <w:color w:val="000000" w:themeColor="text1"/>
+        </w:rPr>
+        <w:t xml:space="preserve"> </w:t>
+      </w:r>
+      <w:r>
+        <w:rPr>
+          <w:color w:val="000000" w:themeColor="text1"/>
+        </w:rPr>
+        <w:t>convergência</w:t>
+      </w:r>
+      <w:r>
+        <w:rPr>
+          <w:color w:val="000000" w:themeColor="text1"/>
+        </w:rPr>
+        <w:t xml:space="preserve"> para uma solução ideal</w:t>
+      </w:r>
+      <w:r>
+        <w:rPr>
+          <w:color w:val="000000" w:themeColor="text1"/>
+        </w:rPr>
+        <w:t>;</w:t>
+      </w:r>
+    </w:p>
+    <w:p>
+      <w:pPr>
+        <w:pStyle w:val="PargrafodaLista"/>
+        <w:numPr>
+          <w:ilvl w:val="1"/>
+          <w:numId w:val="14"/>
+        </w:numPr>
+        <w:jc w:val="both"/>
+        <w:rPr>
+          <w:color w:val="000000" w:themeColor="text1"/>
+        </w:rPr>
+      </w:pPr>
+      <w:r>
+        <w:rPr>
+          <w:color w:val="000000" w:themeColor="text1"/>
+        </w:rPr>
+        <w:t xml:space="preserve">A </w:t>
+      </w:r>
+      <w:r>
+        <w:rPr>
+          <w:color w:val="000000" w:themeColor="text1"/>
+        </w:rPr>
+        <w:t>perda</w:t>
+      </w:r>
+      <w:r>
+        <w:rPr>
+          <w:color w:val="000000" w:themeColor="text1"/>
+        </w:rPr>
+        <w:t xml:space="preserve"> diminui minimamente</w:t>
+      </w:r>
+      <w:r>
+        <w:rPr>
+          <w:color w:val="000000" w:themeColor="text1"/>
+        </w:rPr>
+        <w:t>, indicando aprendizado;</w:t>
+      </w:r>
+    </w:p>
+    <w:p>
+      <w:pPr>
+        <w:pStyle w:val="PargrafodaLista"/>
+        <w:numPr>
+          <w:ilvl w:val="1"/>
+          <w:numId w:val="14"/>
+        </w:numPr>
+        <w:jc w:val="both"/>
+        <w:rPr>
+          <w:color w:val="000000" w:themeColor="text1"/>
+        </w:rPr>
+      </w:pPr>
+      <w:r>
+        <w:rPr>
+          <w:color w:val="000000" w:themeColor="text1"/>
+        </w:rPr>
+        <w:t xml:space="preserve">O modelo não </w:t>
+      </w:r>
+      <w:r>
+        <w:rPr>
+          <w:color w:val="000000" w:themeColor="text1"/>
+        </w:rPr>
+        <w:t>fica</w:t>
+      </w:r>
+      <w:r>
+        <w:rPr>
+          <w:color w:val="000000" w:themeColor="text1"/>
+        </w:rPr>
+        <w:t xml:space="preserve"> completamente travado</w:t>
+      </w:r>
+      <w:r>
+        <w:rPr>
+          <w:color w:val="000000" w:themeColor="text1"/>
+        </w:rPr>
+        <w:t xml:space="preserve"> e</w:t>
+      </w:r>
+      <w:r>
+        <w:rPr>
+          <w:color w:val="000000" w:themeColor="text1"/>
+        </w:rPr>
+        <w:t xml:space="preserve"> pipeline de dados, </w:t>
+      </w:r>
+      <w:proofErr w:type="spellStart"/>
+      <w:r>
+        <w:rPr>
+          <w:color w:val="000000" w:themeColor="text1"/>
+        </w:rPr>
+        <w:t>labels</w:t>
+      </w:r>
+      <w:proofErr w:type="spellEnd"/>
+      <w:r>
+        <w:rPr>
+          <w:color w:val="000000" w:themeColor="text1"/>
+        </w:rPr>
+        <w:t xml:space="preserve"> e gradientes está correto</w:t>
+      </w:r>
+      <w:r>
+        <w:rPr>
+          <w:color w:val="000000" w:themeColor="text1"/>
+        </w:rPr>
+        <w:t>.</w:t>
+      </w:r>
+    </w:p>
+    <w:p>
+      <w:pPr>
+        <w:pStyle w:val="PargrafodaLista"/>
+        <w:ind w:left="2880"/>
+        <w:jc w:val="both"/>
+        <w:rPr>
+          <w:color w:val="000000" w:themeColor="text1"/>
+        </w:rPr>
+      </w:pPr>
+    </w:p>
+    <w:p>
+      <w:pPr>
+        <w:pStyle w:val="PargrafodaLista"/>
+        <w:numPr>
+          <w:ilvl w:val="0"/>
+          <w:numId w:val="14"/>
+        </w:numPr>
+        <w:jc w:val="both"/>
+        <w:rPr>
+          <w:b/>
+          <w:bCs/>
+          <w:color w:val="000000" w:themeColor="text1"/>
+        </w:rPr>
+      </w:pPr>
+      <w:r>
+        <w:rPr>
+          <w:b/>
+          <w:bCs/>
+          <w:color w:val="000000" w:themeColor="text1"/>
+        </w:rPr>
+        <w:t xml:space="preserve">Observação: </w:t>
+      </w:r>
+      <w:r>
+        <w:rPr>
+          <w:color w:val="000000" w:themeColor="text1"/>
+        </w:rPr>
+        <w:t xml:space="preserve">Análise da função de perda na primeira época – </w:t>
+      </w:r>
+      <w:r>
+        <w:rPr>
+          <w:color w:val="000000" w:themeColor="text1"/>
+        </w:rPr>
+        <w:t xml:space="preserve">[000000] </w:t>
+      </w:r>
+      <w:proofErr w:type="spellStart"/>
+      <w:r>
+        <w:rPr>
+          <w:color w:val="000000" w:themeColor="text1"/>
+        </w:rPr>
+        <w:t>loss</w:t>
+      </w:r>
+      <w:proofErr w:type="spellEnd"/>
+      <w:r>
+        <w:rPr>
+          <w:color w:val="000000" w:themeColor="text1"/>
+        </w:rPr>
+        <w:t>=1.0986</w:t>
+      </w:r>
+      <w:r>
+        <w:rPr>
+          <w:color w:val="000000" w:themeColor="text1"/>
+        </w:rPr>
+        <w:t xml:space="preserve">. Esse valor garante a classificação no número correto de classes, uma vez que o modelo (por ainda não ter conhecimento), prevê em média a probabilidade </w:t>
+      </w:r>
+      <m:oMath>
+        <m:r>
+          <w:rPr>
+            <w:rFonts w:ascii="Cambria Math" w:hAnsi="Cambria Math"/>
+            <w:color w:val="000000" w:themeColor="text1"/>
+          </w:rPr>
+          <m:t>p(class) = 1/3</m:t>
+        </m:r>
+      </m:oMath>
+      <w:r>
+        <w:rPr>
+          <w:color w:val="000000" w:themeColor="text1"/>
+        </w:rPr>
+        <w:t xml:space="preserve"> </w:t>
+      </w:r>
+      <w:r>
+        <w:rPr>
+          <w:color w:val="000000" w:themeColor="text1"/>
+        </w:rPr>
+        <w:t xml:space="preserve">. </w:t>
+      </w:r>
+      <w:r>
+        <w:rPr>
+          <w:color w:val="000000" w:themeColor="text1"/>
+        </w:rPr>
+        <w:t xml:space="preserve">Para uma amostra, a </w:t>
+      </w:r>
+      <w:proofErr w:type="spellStart"/>
+      <w:r>
+        <w:rPr>
+          <w:color w:val="000000" w:themeColor="text1"/>
+        </w:rPr>
+        <w:t>cross-entropy</w:t>
+      </w:r>
+      <w:proofErr w:type="spellEnd"/>
+      <w:r>
+        <w:rPr>
+          <w:color w:val="000000" w:themeColor="text1"/>
+        </w:rPr>
+        <w:t xml:space="preserve"> (utilizada neste modelo) é calculada </w:t>
+      </w:r>
+      <m:oMath>
+        <m:r>
+          <w:rPr>
+            <w:rFonts w:ascii="Cambria Math" w:hAnsi="Cambria Math"/>
+            <w:color w:val="000000" w:themeColor="text1"/>
+          </w:rPr>
+          <m:t>por L = -log(py)</m:t>
+        </m:r>
+      </m:oMath>
+      <w:r>
+        <w:rPr>
+          <w:rFonts w:eastAsiaTheme="minorEastAsia"/>
+          <w:color w:val="000000" w:themeColor="text1"/>
+        </w:rPr>
+        <w:t xml:space="preserve">, sendo </w:t>
+      </w:r>
+      <w:proofErr w:type="spellStart"/>
+      <w:r>
+        <w:rPr>
+          <w:rFonts w:eastAsiaTheme="minorEastAsia"/>
+          <w:color w:val="000000" w:themeColor="text1"/>
+        </w:rPr>
+        <w:t>py</w:t>
+      </w:r>
+      <w:proofErr w:type="spellEnd"/>
+      <w:r>
+        <w:rPr>
+          <w:rFonts w:eastAsiaTheme="minorEastAsia"/>
+          <w:color w:val="000000" w:themeColor="text1"/>
+        </w:rPr>
+        <w:t xml:space="preserve"> a </w:t>
+      </w:r>
+      <w:r>
+        <w:rPr>
+          <w:rFonts w:eastAsiaTheme="minorEastAsia"/>
+          <w:color w:val="000000" w:themeColor="text1"/>
+        </w:rPr>
+        <w:t>probabilidade atribuída à classe correta</w:t>
+      </w:r>
+      <w:r>
+        <w:rPr>
+          <w:rFonts w:eastAsiaTheme="minorEastAsia"/>
+          <w:color w:val="000000" w:themeColor="text1"/>
+        </w:rPr>
+        <w:t>, portanto:</w:t>
+      </w:r>
+    </w:p>
+    <w:p>
+      <w:pPr>
+        <w:pStyle w:val="PargrafodaLista"/>
+        <w:ind w:left="2160"/>
+        <w:jc w:val="both"/>
+        <w:rPr>
+          <w:rFonts w:eastAsiaTheme="minorEastAsia"/>
+          <w:color w:val="000000" w:themeColor="text1"/>
+        </w:rPr>
+      </w:pPr>
+    </w:p>
+    <w:p>
+      <w:pPr>
+        <w:pStyle w:val="PargrafodaLista"/>
+        <w:ind w:left="2160"/>
+        <w:jc w:val="center"/>
+        <w:rPr>
+          <w:color w:val="000000" w:themeColor="text1"/>
+        </w:rPr>
+      </w:pPr>
+      <w:r>
+        <w:rPr>
+          <w:color w:val="000000" w:themeColor="text1"/>
+        </w:rPr>
+        <w:drawing>
+          <wp:inline distT="0" distB="0" distL="0" distR="0" wp14:anchorId="30815363" wp14:editId="734EC9D9">
+            <wp:extent cx="2647950" cy="1426107"/>
+            <wp:effectExtent l="0" t="0" r="0" b="3175"/>
+            <wp:docPr id="1241583629" name="Imagem 1"/>
+            <wp:cNvGraphicFramePr>
+              <a:graphicFrameLocks xmlns:a="http://schemas.openxmlformats.org/drawingml/2006/main" noChangeAspect="1"/>
+            </wp:cNvGraphicFramePr>
+            <a:graphic xmlns:a="http://schemas.openxmlformats.org/drawingml/2006/main">
+              <a:graphicData uri="http://schemas.openxmlformats.org/drawingml/2006/picture">
+                <pic:pic xmlns:pic="http://schemas.openxmlformats.org/drawingml/2006/picture">
+                  <pic:nvPicPr>
+                    <pic:cNvPr id="1241583629" name=""/>
+                    <pic:cNvPicPr/>
+                  </pic:nvPicPr>
+                  <pic:blipFill>
+                    <a:blip r:embed="rId29"/>
+                    <a:stretch>
+                      <a:fillRect/>
+                    </a:stretch>
+                  </pic:blipFill>
+                  <pic:spPr>
+                    <a:xfrm>
+                      <a:off x="0" y="0"/>
+                      <a:ext cx="2677443" cy="1441991"/>
+                    </a:xfrm>
+                    <a:prstGeom prst="rect">
+                      <a:avLst/>
+                    </a:prstGeom>
+                  </pic:spPr>
+                </pic:pic>
+              </a:graphicData>
+            </a:graphic>
+          </wp:inline>
+        </w:drawing>
+      </w:r>
+    </w:p>
+    <w:p>
+      <w:pPr>
+        <w:pStyle w:val="PargrafodaLista"/>
+        <w:ind w:left="2160"/>
+        <w:jc w:val="both"/>
+        <w:rPr>
+          <w:b/>
+          <w:bCs/>
+          <w:color w:val="000000" w:themeColor="text1"/>
+        </w:rPr>
+      </w:pPr>
+    </w:p>
+    <w:p>
+      <w:pPr>
+        <w:pStyle w:val="PargrafodaLista"/>
+        <w:ind w:left="2160"/>
+        <w:jc w:val="both"/>
+        <w:rPr>
+          <w:color w:val="000000" w:themeColor="text1"/>
+        </w:rPr>
+      </w:pPr>
+      <w:r>
+        <w:rPr>
+          <w:color w:val="000000" w:themeColor="text1"/>
+        </w:rPr>
+        <w:t>Usando log natural (</w:t>
+      </w:r>
+      <w:proofErr w:type="spellStart"/>
+      <w:r>
+        <w:rPr>
+          <w:color w:val="000000" w:themeColor="text1"/>
+        </w:rPr>
+        <w:t>ln</w:t>
+      </w:r>
+      <w:proofErr w:type="spellEnd"/>
+      <w:r>
+        <w:rPr>
+          <w:color w:val="000000" w:themeColor="text1"/>
+        </w:rPr>
+        <w:t>), que é o padrão em ML</w:t>
+      </w:r>
+      <w:r>
+        <w:rPr>
+          <w:color w:val="000000" w:themeColor="text1"/>
+        </w:rPr>
+        <w:t xml:space="preserve"> (por questões de estabilidade), temos que </w:t>
+      </w:r>
+      <m:oMath>
+        <m:r>
+          <w:rPr>
+            <w:rFonts w:ascii="Cambria Math" w:hAnsi="Cambria Math"/>
+            <w:color w:val="000000" w:themeColor="text1"/>
+          </w:rPr>
+          <m:t>ln(3) = 1.0986</m:t>
+        </m:r>
+      </m:oMath>
+      <w:r>
+        <w:rPr>
+          <w:rFonts w:eastAsiaTheme="minorEastAsia"/>
+          <w:color w:val="000000" w:themeColor="text1"/>
+        </w:rPr>
+        <w:t>, val</w:t>
+      </w:r>
+      <w:proofErr w:type="spellStart"/>
+      <w:r>
+        <w:rPr>
+          <w:rFonts w:eastAsiaTheme="minorEastAsia"/>
+          <w:color w:val="000000" w:themeColor="text1"/>
+        </w:rPr>
+        <w:t>idando</w:t>
+      </w:r>
+      <w:proofErr w:type="spellEnd"/>
+      <w:r>
+        <w:rPr>
+          <w:rFonts w:eastAsiaTheme="minorEastAsia"/>
+          <w:color w:val="000000" w:themeColor="text1"/>
+        </w:rPr>
+        <w:t xml:space="preserve"> o resultado obtido. </w:t>
+      </w:r>
+    </w:p>
+    <w:p>
+      <w:pPr>
+        <w:pStyle w:val="PargrafodaLista"/>
+        <w:ind w:left="2160"/>
+        <w:jc w:val="both"/>
+        <w:rPr>
+          <w:b/>
+          <w:bCs/>
+          <w:color w:val="000000" w:themeColor="text1"/>
+        </w:rPr>
+      </w:pPr>
+    </w:p>
+    <w:p>
+      <w:pPr>
+        <w:pStyle w:val="PargrafodaLista"/>
+        <w:numPr>
+          <w:ilvl w:val="0"/>
+          <w:numId w:val="14"/>
+        </w:numPr>
+        <w:spacing w:line="360" w:lineRule="auto"/>
+        <w:jc w:val="both"/>
+        <w:rPr>
+          <w:b/>
+          <w:bCs/>
+          <w:color w:val="000000" w:themeColor="text1"/>
+        </w:rPr>
+      </w:pPr>
+      <w:r>
+        <w:rPr>
+          <w:b/>
+          <w:bCs/>
+          <w:color w:val="000000" w:themeColor="text1"/>
+        </w:rPr>
+        <w:t>Evolução obtida ao longo das épocas:</w:t>
+      </w:r>
+    </w:p>
+    <w:p>
+      <w:pPr>
+        <w:pStyle w:val="PargrafodaLista"/>
+        <w:spacing w:line="360" w:lineRule="auto"/>
+        <w:ind w:left="2160"/>
+        <w:jc w:val="both"/>
+        <w:rPr>
+          <w:b/>
+          <w:bCs/>
+          <w:color w:val="000000" w:themeColor="text1"/>
+        </w:rPr>
+      </w:pPr>
+      <w:r>
+        <w:rPr>
+          <w:b/>
+          <w:bCs/>
+          <w:color w:val="000000" w:themeColor="text1"/>
+        </w:rPr>
+        <w:drawing>
+          <wp:inline distT="0" distB="0" distL="0" distR="0" wp14:anchorId="7FAF990F" wp14:editId="63571C53">
+            <wp:extent cx="3974840" cy="1670050"/>
+            <wp:effectExtent l="0" t="0" r="6985" b="6350"/>
+            <wp:docPr id="647267257" name="Imagem 1"/>
+            <wp:cNvGraphicFramePr>
+              <a:graphicFrameLocks xmlns:a="http://schemas.openxmlformats.org/drawingml/2006/main" noChangeAspect="1"/>
+            </wp:cNvGraphicFramePr>
+            <a:graphic xmlns:a="http://schemas.openxmlformats.org/drawingml/2006/main">
+              <a:graphicData uri="http://schemas.openxmlformats.org/drawingml/2006/picture">
+                <pic:pic xmlns:pic="http://schemas.openxmlformats.org/drawingml/2006/picture">
+                  <pic:nvPicPr>
+                    <pic:cNvPr id="647267257" name=""/>
+                    <pic:cNvPicPr/>
+                  </pic:nvPicPr>
+                  <pic:blipFill>
+                    <a:blip r:embed="rId30"/>
+                    <a:stretch>
+                      <a:fillRect/>
+                    </a:stretch>
+                  </pic:blipFill>
+                  <pic:spPr>
+                    <a:xfrm>
+                      <a:off x="0" y="0"/>
+                      <a:ext cx="3984918" cy="1674284"/>
+                    </a:xfrm>
+                    <a:prstGeom prst="rect">
+                      <a:avLst/>
+                    </a:prstGeom>
+                  </pic:spPr>
+                </pic:pic>
+              </a:graphicData>
+            </a:graphic>
+          </wp:inline>
+        </w:drawing>
+      </w:r>
+    </w:p>
+    <w:p>
+      <w:pPr>
+        <w:pStyle w:val="PargrafodaLista"/>
+        <w:spacing w:line="360" w:lineRule="auto"/>
+        <w:ind w:left="2160"/>
+        <w:jc w:val="both"/>
+        <w:rPr>
+          <w:b/>
+          <w:bCs/>
+          <w:color w:val="000000" w:themeColor="text1"/>
+        </w:rPr>
+      </w:pPr>
+    </w:p>
+    <w:p>
+      <w:pPr>
+        <w:pStyle w:val="PargrafodaLista"/>
+        <w:spacing w:line="240" w:lineRule="auto"/>
+        <w:ind w:left="2160"/>
+        <w:jc w:val="both"/>
+        <w:rPr>
+          <w:color w:val="000000" w:themeColor="text1"/>
+        </w:rPr>
+      </w:pPr>
+      <w:r>
+        <w:rPr>
+          <w:color w:val="000000" w:themeColor="text1"/>
+        </w:rPr>
+        <w:lastRenderedPageBreak/>
+        <w:t>A</w:t>
+      </w:r>
+      <w:r>
+        <w:rPr>
+          <w:color w:val="000000" w:themeColor="text1"/>
+        </w:rPr>
+        <w:t xml:space="preserve"> evolução nos valores obtidos ao longo das épocas evidencia que a função perda</w:t>
+      </w:r>
+      <w:r>
+        <w:rPr>
+          <w:color w:val="000000" w:themeColor="text1"/>
+        </w:rPr>
+        <w:t xml:space="preserve"> cai de forma consistente</w:t>
+      </w:r>
+      <w:r>
+        <w:rPr>
+          <w:color w:val="000000" w:themeColor="text1"/>
+        </w:rPr>
+        <w:t xml:space="preserve"> e a acurácia sobe lentamente. </w:t>
+      </w:r>
+      <w:r>
+        <w:rPr>
+          <w:color w:val="000000" w:themeColor="text1"/>
+        </w:rPr>
+        <w:t>Isso é exatamente</w:t>
+      </w:r>
+      <w:r>
+        <w:rPr>
+          <w:color w:val="000000" w:themeColor="text1"/>
+        </w:rPr>
+        <w:t xml:space="preserve"> o resultado esperado</w:t>
+      </w:r>
+      <w:r>
+        <w:rPr>
+          <w:color w:val="000000" w:themeColor="text1"/>
+        </w:rPr>
+        <w:t xml:space="preserve"> </w:t>
+      </w:r>
+      <w:r>
+        <w:rPr>
+          <w:color w:val="000000" w:themeColor="text1"/>
+        </w:rPr>
+        <w:t>d</w:t>
+      </w:r>
+      <w:r>
+        <w:rPr>
+          <w:color w:val="000000" w:themeColor="text1"/>
+        </w:rPr>
+        <w:t xml:space="preserve">o </w:t>
+      </w:r>
+      <w:r>
+        <w:rPr>
+          <w:color w:val="000000" w:themeColor="text1"/>
+        </w:rPr>
+        <w:t>teste de</w:t>
+      </w:r>
+      <w:r>
+        <w:rPr>
+          <w:color w:val="000000" w:themeColor="text1"/>
+        </w:rPr>
+        <w:t xml:space="preserve"> </w:t>
+      </w:r>
+      <w:r>
+        <w:rPr>
+          <w:color w:val="000000" w:themeColor="text1"/>
+        </w:rPr>
+        <w:t>sanidade, uma vez que eles demonstram que o modelo está de fato, aprendendo.</w:t>
+      </w:r>
+    </w:p>
+    <w:p>
+      <w:pPr>
+        <w:pStyle w:val="PargrafodaLista"/>
+        <w:spacing w:line="240" w:lineRule="auto"/>
+        <w:ind w:left="2160"/>
+        <w:jc w:val="both"/>
+        <w:rPr>
+          <w:color w:val="000000" w:themeColor="text1"/>
+        </w:rPr>
+      </w:pPr>
+    </w:p>
+    <w:p>
+      <w:pPr>
+        <w:pStyle w:val="PargrafodaLista"/>
+        <w:numPr>
+          <w:ilvl w:val="0"/>
+          <w:numId w:val="14"/>
+        </w:numPr>
+        <w:spacing w:line="360" w:lineRule="auto"/>
+        <w:jc w:val="both"/>
+        <w:rPr>
+          <w:b/>
+          <w:bCs/>
+          <w:color w:val="000000" w:themeColor="text1"/>
+        </w:rPr>
+      </w:pPr>
+      <w:r>
+        <w:rPr>
+          <w:b/>
+          <w:bCs/>
+          <w:color w:val="000000" w:themeColor="text1"/>
+        </w:rPr>
+        <w:t>Avaliação inicial do modelo:</w:t>
+      </w:r>
+    </w:p>
+    <w:p>
+      <w:pPr>
+        <w:pStyle w:val="PargrafodaLista"/>
+        <w:spacing w:line="240" w:lineRule="auto"/>
+        <w:ind w:left="2160"/>
+        <w:jc w:val="both"/>
+        <w:rPr>
+          <w:color w:val="000000" w:themeColor="text1"/>
+        </w:rPr>
+      </w:pPr>
+      <w:r>
+        <w:rPr>
+          <w:color w:val="000000" w:themeColor="text1"/>
+        </w:rPr>
+        <w:t>A avaliação inicial do modelo não faz sentido, uma vez que não há aprendizado efetivo em um estágio tão inicial, este erro também será corrigido em treinamentos futuros.</w:t>
+      </w:r>
+    </w:p>
+    <w:p>
+      <w:pPr>
+        <w:pStyle w:val="PargrafodaLista"/>
+        <w:spacing w:line="240" w:lineRule="auto"/>
+        <w:ind w:left="2160"/>
+        <w:jc w:val="both"/>
+        <w:rPr>
+          <w:color w:val="000000" w:themeColor="text1"/>
+        </w:rPr>
+      </w:pPr>
+    </w:p>
+    <w:p>
+      <w:pPr>
+        <w:pStyle w:val="PargrafodaLista"/>
+        <w:spacing w:line="360" w:lineRule="auto"/>
+        <w:ind w:left="2160"/>
+        <w:jc w:val="both"/>
+        <w:rPr>
+          <w:color w:val="000000" w:themeColor="text1"/>
+        </w:rPr>
+      </w:pPr>
+      <w:r>
+        <w:rPr>
+          <w:color w:val="000000" w:themeColor="text1"/>
+        </w:rPr>
+        <w:drawing>
+          <wp:inline distT="0" distB="0" distL="0" distR="0" wp14:anchorId="5A974572" wp14:editId="1DBD5FED">
+            <wp:extent cx="1160282" cy="533400"/>
+            <wp:effectExtent l="0" t="0" r="1905" b="0"/>
+            <wp:docPr id="1200217213" name="Imagem 1"/>
+            <wp:cNvGraphicFramePr>
+              <a:graphicFrameLocks xmlns:a="http://schemas.openxmlformats.org/drawingml/2006/main" noChangeAspect="1"/>
+            </wp:cNvGraphicFramePr>
+            <a:graphic xmlns:a="http://schemas.openxmlformats.org/drawingml/2006/main">
+              <a:graphicData uri="http://schemas.openxmlformats.org/drawingml/2006/picture">
+                <pic:pic xmlns:pic="http://schemas.openxmlformats.org/drawingml/2006/picture">
+                  <pic:nvPicPr>
+                    <pic:cNvPr id="1200217213" name=""/>
+                    <pic:cNvPicPr/>
+                  </pic:nvPicPr>
+                  <pic:blipFill>
+                    <a:blip r:embed="rId31"/>
+                    <a:stretch>
+                      <a:fillRect/>
+                    </a:stretch>
+                  </pic:blipFill>
+                  <pic:spPr>
+                    <a:xfrm>
+                      <a:off x="0" y="0"/>
+                      <a:ext cx="1163468" cy="534865"/>
+                    </a:xfrm>
+                    <a:prstGeom prst="rect">
+                      <a:avLst/>
+                    </a:prstGeom>
+                  </pic:spPr>
+                </pic:pic>
+              </a:graphicData>
+            </a:graphic>
+          </wp:inline>
+        </w:drawing>
+      </w:r>
+    </w:p>
+    <w:p>
+      <w:pPr>
+        <w:pStyle w:val="PargrafodaLista"/>
+        <w:spacing w:line="240" w:lineRule="auto"/>
+        <w:ind w:left="2160"/>
+        <w:jc w:val="both"/>
+        <w:rPr>
+          <w:color w:val="000000" w:themeColor="text1"/>
+        </w:rPr>
+      </w:pPr>
+      <w:r>
+        <w:rPr>
+          <w:color w:val="000000" w:themeColor="text1"/>
+        </w:rPr>
+        <w:t xml:space="preserve">A métrica </w:t>
+      </w:r>
+      <w:r>
+        <w:rPr>
+          <w:b/>
+          <w:bCs/>
+          <w:i/>
+          <w:iCs/>
+          <w:color w:val="000000" w:themeColor="text1"/>
+        </w:rPr>
+        <w:t>Top-</w:t>
+      </w:r>
+      <w:r>
+        <w:rPr>
+          <w:b/>
+          <w:bCs/>
+          <w:i/>
+          <w:iCs/>
+          <w:color w:val="000000" w:themeColor="text1"/>
+        </w:rPr>
+        <w:t>5</w:t>
+      </w:r>
+      <w:r>
+        <w:rPr>
+          <w:b/>
+          <w:bCs/>
+          <w:i/>
+          <w:iCs/>
+          <w:color w:val="000000" w:themeColor="text1"/>
+        </w:rPr>
+        <w:t xml:space="preserve"> </w:t>
+      </w:r>
+      <w:proofErr w:type="spellStart"/>
+      <w:r>
+        <w:rPr>
+          <w:b/>
+          <w:bCs/>
+          <w:i/>
+          <w:iCs/>
+          <w:color w:val="000000" w:themeColor="text1"/>
+        </w:rPr>
+        <w:t>accuracy</w:t>
+      </w:r>
+      <w:proofErr w:type="spellEnd"/>
+      <w:r>
+        <w:rPr>
+          <w:color w:val="000000" w:themeColor="text1"/>
+        </w:rPr>
+        <w:t xml:space="preserve"> </w:t>
+      </w:r>
+      <w:r>
+        <w:rPr>
+          <w:color w:val="000000" w:themeColor="text1"/>
+        </w:rPr>
+        <w:t>responde ao seguinte questionamento “</w:t>
+      </w:r>
+      <w:r>
+        <w:rPr>
+          <w:i/>
+          <w:iCs/>
+          <w:color w:val="000000" w:themeColor="text1"/>
+        </w:rPr>
+        <w:t>A classe correta está entre as 5 maiores probabilidades?</w:t>
+      </w:r>
+      <w:r>
+        <w:rPr>
+          <w:i/>
+          <w:iCs/>
+          <w:color w:val="000000" w:themeColor="text1"/>
+        </w:rPr>
+        <w:t>”</w:t>
+      </w:r>
+      <w:r>
+        <w:rPr>
+          <w:i/>
+          <w:iCs/>
+          <w:color w:val="000000" w:themeColor="text1"/>
+        </w:rPr>
+        <w:t xml:space="preserve">. </w:t>
+      </w:r>
+      <w:r>
+        <w:rPr>
+          <w:color w:val="000000" w:themeColor="text1"/>
+        </w:rPr>
+        <w:t xml:space="preserve">Contudo, uma vez que a classificação é feita apenas para 3 classes, Top-5 será sempre 100%, o que torna essa métrica inútil (necessário corrigir isso em treinos futuros). </w:t>
+      </w:r>
+    </w:p>
+    <w:p>
+      <w:pPr>
+        <w:pStyle w:val="PargrafodaLista"/>
+        <w:spacing w:line="240" w:lineRule="auto"/>
+        <w:ind w:left="2160"/>
+        <w:jc w:val="both"/>
+        <w:rPr>
+          <w:color w:val="000000" w:themeColor="text1"/>
+        </w:rPr>
+      </w:pPr>
+    </w:p>
+    <w:p>
+      <w:pPr>
+        <w:pStyle w:val="PargrafodaLista"/>
+        <w:ind w:left="2160"/>
+        <w:jc w:val="both"/>
+        <w:rPr>
+          <w:color w:val="000000" w:themeColor="text1"/>
+        </w:rPr>
+      </w:pPr>
+      <w:r>
+        <w:rPr>
+          <w:color w:val="000000" w:themeColor="text1"/>
+        </w:rPr>
+        <w:t xml:space="preserve">A métrica </w:t>
+      </w:r>
+      <w:r>
+        <w:rPr>
+          <w:b/>
+          <w:bCs/>
+          <w:i/>
+          <w:iCs/>
+          <w:color w:val="000000" w:themeColor="text1"/>
+        </w:rPr>
+        <w:t>T</w:t>
+      </w:r>
+      <w:r>
+        <w:rPr>
+          <w:b/>
+          <w:bCs/>
+          <w:i/>
+          <w:iCs/>
+          <w:color w:val="000000" w:themeColor="text1"/>
+        </w:rPr>
+        <w:t xml:space="preserve">op-1 </w:t>
+      </w:r>
+      <w:proofErr w:type="spellStart"/>
+      <w:r>
+        <w:rPr>
+          <w:b/>
+          <w:bCs/>
+          <w:i/>
+          <w:iCs/>
+          <w:color w:val="000000" w:themeColor="text1"/>
+        </w:rPr>
+        <w:t>accuracy</w:t>
+      </w:r>
+      <w:proofErr w:type="spellEnd"/>
+      <w:r>
+        <w:rPr>
+          <w:color w:val="000000" w:themeColor="text1"/>
+        </w:rPr>
+        <w:t xml:space="preserve"> mede quantas vezes a classe mais provável prevista pelo modelo é exatamente a classe correta.</w:t>
+      </w:r>
+      <w:r>
+        <w:rPr>
+          <w:color w:val="000000" w:themeColor="text1"/>
+        </w:rPr>
+        <w:t xml:space="preserve"> Respondendo ao seguinte questionamento</w:t>
+      </w:r>
+      <w:r>
+        <w:rPr>
+          <w:color w:val="000000" w:themeColor="text1"/>
+        </w:rPr>
+        <w:t xml:space="preserve"> </w:t>
+      </w:r>
+      <w:r>
+        <w:rPr>
+          <w:color w:val="000000" w:themeColor="text1"/>
+        </w:rPr>
+        <w:t>“</w:t>
+      </w:r>
+      <w:r>
+        <w:rPr>
+          <w:i/>
+          <w:iCs/>
+          <w:color w:val="000000" w:themeColor="text1"/>
+        </w:rPr>
+        <w:t>O rótulo correto foi a primeira escolha do modelo?</w:t>
+      </w:r>
+      <w:r>
+        <w:rPr>
+          <w:i/>
+          <w:iCs/>
+          <w:color w:val="000000" w:themeColor="text1"/>
+        </w:rPr>
+        <w:t xml:space="preserve">”. </w:t>
+      </w:r>
+      <w:r>
+        <w:rPr>
+          <w:color w:val="000000" w:themeColor="text1"/>
+        </w:rPr>
+        <w:t>Neste caso ela se apresenta praticamente como zero por não haver aprendizado em um estágio tão inicial.</w:t>
+      </w:r>
+    </w:p>
+    <w:p>
+      <w:pPr>
+        <w:pStyle w:val="PargrafodaLista"/>
+        <w:ind w:left="2160"/>
+        <w:jc w:val="both"/>
+        <w:rPr>
+          <w:color w:val="000000" w:themeColor="text1"/>
+        </w:rPr>
+      </w:pPr>
+    </w:p>
+    <w:p>
+      <w:pPr>
+        <w:pStyle w:val="PargrafodaLista"/>
+        <w:numPr>
+          <w:ilvl w:val="0"/>
+          <w:numId w:val="14"/>
+        </w:numPr>
+        <w:spacing w:line="360" w:lineRule="auto"/>
+        <w:jc w:val="both"/>
+        <w:rPr>
+          <w:b/>
+          <w:bCs/>
+          <w:color w:val="000000" w:themeColor="text1"/>
+        </w:rPr>
+      </w:pPr>
+      <w:r>
+        <w:rPr>
+          <w:b/>
+          <w:bCs/>
+          <w:color w:val="000000" w:themeColor="text1"/>
+        </w:rPr>
+        <w:t xml:space="preserve">Avaliação </w:t>
+      </w:r>
+      <w:r>
+        <w:rPr>
+          <w:b/>
+          <w:bCs/>
+          <w:color w:val="000000" w:themeColor="text1"/>
+        </w:rPr>
+        <w:t>final</w:t>
+      </w:r>
+      <w:r>
+        <w:rPr>
+          <w:b/>
+          <w:bCs/>
+          <w:color w:val="000000" w:themeColor="text1"/>
+        </w:rPr>
+        <w:t xml:space="preserve"> do modelo:</w:t>
+      </w:r>
+    </w:p>
+    <w:p>
+      <w:pPr>
+        <w:pStyle w:val="PargrafodaLista"/>
+        <w:spacing w:line="240" w:lineRule="auto"/>
+        <w:ind w:left="2160"/>
+        <w:jc w:val="both"/>
+        <w:rPr>
+          <w:color w:val="000000" w:themeColor="text1"/>
+        </w:rPr>
+      </w:pPr>
+      <w:proofErr w:type="spellStart"/>
+      <w:r>
+        <w:rPr>
+          <w:color w:val="000000" w:themeColor="text1"/>
+        </w:rPr>
+        <w:t>Val_Loss</w:t>
+      </w:r>
+      <w:proofErr w:type="spellEnd"/>
+      <w:r>
+        <w:rPr>
+          <w:color w:val="000000" w:themeColor="text1"/>
+        </w:rPr>
+        <w:t xml:space="preserve"> tem um valor próximo da </w:t>
+      </w:r>
+      <w:proofErr w:type="spellStart"/>
+      <w:r>
+        <w:rPr>
+          <w:color w:val="000000" w:themeColor="text1"/>
+        </w:rPr>
+        <w:t>Train_loss</w:t>
+      </w:r>
+      <w:proofErr w:type="spellEnd"/>
+      <w:r>
+        <w:rPr>
+          <w:color w:val="000000" w:themeColor="text1"/>
+        </w:rPr>
+        <w:t xml:space="preserve">, o que indica que não há um </w:t>
+      </w:r>
+      <w:proofErr w:type="spellStart"/>
+      <w:r>
+        <w:rPr>
+          <w:color w:val="000000" w:themeColor="text1"/>
+        </w:rPr>
+        <w:t>overfitting</w:t>
+      </w:r>
+      <w:proofErr w:type="spellEnd"/>
+      <w:r>
+        <w:rPr>
+          <w:color w:val="000000" w:themeColor="text1"/>
+        </w:rPr>
+        <w:t xml:space="preserve"> severo. Adicionalmente a métrica Top-1 apresenta um valor minúsculo, o que é esperado pela baixa quantidade de épocas e pelo tamanho da base de dados.</w:t>
+      </w:r>
+    </w:p>
+    <w:p>
+      <w:pPr>
+        <w:pStyle w:val="PargrafodaLista"/>
+        <w:spacing w:line="240" w:lineRule="auto"/>
+        <w:ind w:left="2160"/>
+        <w:jc w:val="both"/>
+        <w:rPr>
+          <w:color w:val="000000" w:themeColor="text1"/>
+        </w:rPr>
+      </w:pPr>
+    </w:p>
+    <w:p>
+      <w:pPr>
+        <w:pStyle w:val="PargrafodaLista"/>
+        <w:spacing w:line="240" w:lineRule="auto"/>
+        <w:ind w:left="2160"/>
+        <w:jc w:val="both"/>
+        <w:rPr>
+          <w:color w:val="000000" w:themeColor="text1"/>
+        </w:rPr>
+      </w:pPr>
+      <w:r>
+        <w:rPr>
+          <w:color w:val="000000" w:themeColor="text1"/>
+        </w:rPr>
+        <w:drawing>
+          <wp:inline distT="0" distB="0" distL="0" distR="0" wp14:anchorId="6C2FA4EE" wp14:editId="6F9B8ABF">
+            <wp:extent cx="1022350" cy="752989"/>
+            <wp:effectExtent l="0" t="0" r="6350" b="9525"/>
+            <wp:docPr id="1471640229" name="Imagem 1"/>
+            <wp:cNvGraphicFramePr>
+              <a:graphicFrameLocks xmlns:a="http://schemas.openxmlformats.org/drawingml/2006/main" noChangeAspect="1"/>
+            </wp:cNvGraphicFramePr>
+            <a:graphic xmlns:a="http://schemas.openxmlformats.org/drawingml/2006/main">
+              <a:graphicData uri="http://schemas.openxmlformats.org/drawingml/2006/picture">
+                <pic:pic xmlns:pic="http://schemas.openxmlformats.org/drawingml/2006/picture">
+                  <pic:nvPicPr>
+                    <pic:cNvPr id="1471640229" name=""/>
+                    <pic:cNvPicPr/>
+                  </pic:nvPicPr>
+                  <pic:blipFill>
+                    <a:blip r:embed="rId32"/>
+                    <a:stretch>
+                      <a:fillRect/>
+                    </a:stretch>
+                  </pic:blipFill>
+                  <pic:spPr>
+                    <a:xfrm>
+                      <a:off x="0" y="0"/>
+                      <a:ext cx="1025317" cy="755174"/>
+                    </a:xfrm>
+                    <a:prstGeom prst="rect">
+                      <a:avLst/>
+                    </a:prstGeom>
+                  </pic:spPr>
+                </pic:pic>
+              </a:graphicData>
+            </a:graphic>
+          </wp:inline>
+        </w:drawing>
+      </w:r>
+    </w:p>
+    <w:p>
+      <w:pPr>
+        <w:pStyle w:val="PargrafodaLista"/>
+        <w:spacing w:after="0"/>
+        <w:ind w:left="2160"/>
+        <w:jc w:val="both"/>
+        <w:rPr>
+          <w:b/>
+          <w:bCs/>
+          <w:color w:val="000000" w:themeColor="text1"/>
+        </w:rPr>
+      </w:pPr>
+    </w:p>
+    <w:p>
+      <w:pPr>
+        <w:spacing w:after="0" w:line="276" w:lineRule="auto"/>
+        <w:ind w:left="1416"/>
+        <w:jc w:val="both"/>
+        <w:rPr>
+          <w:b/>
+          <w:bCs/>
+          <w:color w:val="000000" w:themeColor="text1"/>
+        </w:rPr>
+      </w:pPr>
+      <w:r>
+        <w:rPr>
+          <w:b/>
+          <w:bCs/>
+        </w:rPr>
         <w:t>→</w:t>
       </w:r>
       <w:r>
-        <w:t xml:space="preserve"> Parâmetros utilizados:</w:t>
-      </w:r>
-    </w:p>
-    <w:p>
-      <w:pPr>
-        <w:pStyle w:val="PargrafodaLista"/>
-        <w:ind w:left="1440"/>
-        <w:jc w:val="both"/>
-      </w:pPr>
-      <w:r>
-        <w:t>(...)</w:t>
-      </w:r>
-    </w:p>
-    <w:p>
-      <w:pPr>
-        <w:pStyle w:val="PargrafodaLista"/>
-        <w:ind w:left="1440"/>
-        <w:jc w:val="both"/>
-      </w:pPr>
-    </w:p>
-    <w:p>
-      <w:pPr>
-        <w:pStyle w:val="PargrafodaLista"/>
-        <w:ind w:left="1440"/>
-        <w:jc w:val="both"/>
-      </w:pPr>
-      <w:r>
-        <w:t>→</w:t>
-      </w:r>
-      <w:r>
-        <w:t>Resultados:</w:t>
-      </w:r>
-    </w:p>
-    <w:p>
-      <w:pPr>
-        <w:pStyle w:val="PargrafodaLista"/>
-        <w:ind w:left="1440"/>
-        <w:jc w:val="both"/>
-      </w:pPr>
-      <w:r>
-        <w:t>(...)</w:t>
-      </w:r>
-    </w:p>
-    <w:p>
-      <w:pPr>
-        <w:pStyle w:val="PargrafodaLista"/>
-        <w:ind w:left="1440"/>
-        <w:jc w:val="both"/>
-      </w:pPr>
-    </w:p>
-    <w:p>
-      <w:pPr>
-        <w:pStyle w:val="PargrafodaLista"/>
-        <w:ind w:left="1440"/>
+        <w:rPr>
+          <w:b/>
+          <w:bCs/>
+        </w:rPr>
+        <w:t xml:space="preserve"> </w:t>
+      </w:r>
+      <w:proofErr w:type="spellStart"/>
+      <w:r>
+        <w:rPr>
+          <w:b/>
+          <w:bCs/>
+          <w:color w:val="000000" w:themeColor="text1"/>
+        </w:rPr>
+        <w:t>Conclusões</w:t>
+      </w:r>
+      <w:r>
+        <w:rPr>
+          <w:b/>
+          <w:bCs/>
+          <w:color w:val="000000" w:themeColor="text1"/>
+        </w:rPr>
+        <w:t>:</w:t>
+      </w:r>
+      <w:proofErr w:type="spellEnd"/>
+    </w:p>
+    <w:p>
+      <w:pPr>
+        <w:spacing w:after="0" w:line="240" w:lineRule="auto"/>
+        <w:ind w:left="1416"/>
+        <w:jc w:val="both"/>
+        <w:rPr>
+          <w:b/>
+          <w:bCs/>
+          <w:color w:val="000000" w:themeColor="text1"/>
+        </w:rPr>
+      </w:pPr>
+      <w:r>
+        <w:rPr>
+          <w:color w:val="000000" w:themeColor="text1"/>
+        </w:rPr>
+        <w:t>De modo geral, o teste de sanidade apresentou os resultados esperados para garantir que a implementação da rede está</w:t>
+      </w:r>
+      <w:r>
+        <w:rPr>
+          <w:color w:val="000000" w:themeColor="text1"/>
+        </w:rPr>
+        <w:t xml:space="preserve"> funcional. Agora, as próximas etapas devem focar na correção de erros (Retirada total da métrica Top-5, que foi apenas um remanescente utilizado pela implementação original pela equipe do Google), e na condução de novos treinamentos voltados para a definição dos </w:t>
+      </w:r>
+      <w:proofErr w:type="spellStart"/>
+      <w:r>
+        <w:rPr>
+          <w:color w:val="000000" w:themeColor="text1"/>
+        </w:rPr>
+        <w:t>hiperparâmetros</w:t>
+      </w:r>
+      <w:proofErr w:type="spellEnd"/>
+      <w:r>
+        <w:rPr>
+          <w:color w:val="000000" w:themeColor="text1"/>
+        </w:rPr>
+        <w:t xml:space="preserve"> ideais.</w:t>
+      </w:r>
+    </w:p>
+    <w:p>
+      <w:pPr>
+        <w:pStyle w:val="PargrafodaLista"/>
+        <w:ind w:left="2160"/>
+        <w:jc w:val="both"/>
+        <w:rPr>
+          <w:b/>
+          <w:bCs/>
+          <w:color w:val="000000" w:themeColor="text1"/>
+        </w:rPr>
+      </w:pPr>
+    </w:p>
+    <w:p>
+      <w:pPr>
+        <w:pStyle w:val="PargrafodaLista"/>
+        <w:ind w:left="1440"/>
+        <w:jc w:val="both"/>
+      </w:pPr>
+    </w:p>
+    <w:p>
+      <w:pPr>
+        <w:pStyle w:val="PargrafodaLista"/>
+        <w:ind w:left="1440"/>
+        <w:jc w:val="both"/>
+      </w:pPr>
+    </w:p>
+    <w:p>
+      <w:pPr>
+        <w:pStyle w:val="PargrafodaLista"/>
+        <w:ind w:left="1440"/>
+        <w:jc w:val="both"/>
+        <w:rPr>
+          <w:b/>
+          <w:bCs/>
+        </w:rPr>
+      </w:pPr>
+    </w:p>
+    <w:p>
+      <w:pPr>
         <w:jc w:val="both"/>
         <w:rPr>
           <w:b/>
@@ -4792,17 +7551,9 @@
           <w:b/>
           <w:bCs/>
         </w:rPr>
+        <w:lastRenderedPageBreak/>
         <w:t>Condução de testes de EXPLORAÇÃO DE PARÂMETROS:</w:t>
       </w:r>
-    </w:p>
-    <w:p>
-      <w:pPr>
-        <w:pStyle w:val="PargrafodaLista"/>
-        <w:rPr>
-          <w:b/>
-          <w:bCs/>
-        </w:rPr>
-      </w:pPr>
     </w:p>
     <w:p>
       <w:pPr>
@@ -4848,12 +7599,33 @@
         <w:pStyle w:val="PargrafodaLista"/>
         <w:ind w:left="1440"/>
         <w:jc w:val="both"/>
+        <w:rPr>
+          <w:b/>
+          <w:bCs/>
+        </w:rPr>
+      </w:pPr>
+    </w:p>
+    <w:p>
+      <w:pPr>
+        <w:pStyle w:val="PargrafodaLista"/>
+        <w:ind w:left="1440"/>
+        <w:jc w:val="both"/>
+        <w:rPr>
+          <w:b/>
+          <w:bCs/>
+        </w:rPr>
+      </w:pPr>
+    </w:p>
+    <w:p>
+      <w:pPr>
+        <w:pStyle w:val="PargrafodaLista"/>
+        <w:ind w:left="1440"/>
+        <w:jc w:val="both"/>
       </w:pPr>
       <w:r>
         <w:rPr>
           <w:noProof/>
         </w:rPr>
-        <w:lastRenderedPageBreak/>
         <mc:AlternateContent>
           <mc:Choice Requires="wps">
             <w:drawing>
@@ -4951,44 +7723,256 @@
           <w:b/>
           <w:bCs/>
         </w:rPr>
-        <w:t xml:space="preserve">EXPERIMENTO </w:t>
-      </w:r>
-      <w:r>
-        <w:rPr>
-          <w:b/>
-          <w:bCs/>
-        </w:rPr>
-        <w:t>D</w:t>
-      </w:r>
-      <w:r>
-        <w:rPr>
-          <w:b/>
-          <w:bCs/>
-        </w:rPr>
-        <w:t xml:space="preserve"> – Condução de testes para a arquitetura </w:t>
-      </w:r>
-      <w:r>
-        <w:rPr>
-          <w:b/>
-          <w:bCs/>
-        </w:rPr>
+        <w:t>EXPERIMENTO D – Condução de testes para a arquitetura ResNet-50 conduzida com a base de dados dos camundongos:</w:t>
+      </w:r>
+    </w:p>
+    <w:p>
+      <w:pPr>
+        <w:pStyle w:val="PargrafodaLista"/>
+        <w:rPr>
+          <w:b/>
+          <w:bCs/>
+        </w:rPr>
+      </w:pPr>
+    </w:p>
+    <w:p>
+      <w:pPr>
+        <w:pStyle w:val="PargrafodaLista"/>
+        <w:numPr>
+          <w:ilvl w:val="1"/>
+          <w:numId w:val="1"/>
+        </w:numPr>
+        <w:jc w:val="both"/>
+        <w:rPr>
+          <w:b/>
+          <w:bCs/>
+        </w:rPr>
+      </w:pPr>
+      <w:r>
+        <w:rPr>
+          <w:b/>
+          <w:bCs/>
+        </w:rPr>
+        <w:t xml:space="preserve">Condução de testes </w:t>
+      </w:r>
+      <w:r>
+        <w:rPr>
+          <w:b/>
+          <w:bCs/>
+        </w:rPr>
+        <w:t xml:space="preserve">de </w:t>
+      </w:r>
+      <w:r>
+        <w:rPr>
+          <w:b/>
+          <w:bCs/>
+        </w:rPr>
+        <w:t>SANITY</w:t>
+      </w:r>
+      <w:r>
+        <w:rPr>
+          <w:b/>
+          <w:bCs/>
+        </w:rPr>
+        <w:t xml:space="preserve"> </w:t>
+      </w:r>
+      <w:r>
+        <w:rPr>
+          <w:b/>
+          <w:bCs/>
+        </w:rPr>
+        <w:t>CHECK</w:t>
+      </w:r>
+      <w:r>
+        <w:rPr>
+          <w:b/>
+          <w:bCs/>
+        </w:rPr>
+        <w:t>:</w:t>
+      </w:r>
+    </w:p>
+    <w:p>
+      <w:pPr>
+        <w:pStyle w:val="PargrafodaLista"/>
+        <w:ind w:left="1440"/>
+        <w:jc w:val="both"/>
+        <w:rPr>
+          <w:b/>
+          <w:bCs/>
+        </w:rPr>
+      </w:pPr>
+    </w:p>
+    <w:p>
+      <w:pPr>
+        <w:pStyle w:val="PargrafodaLista"/>
+        <w:ind w:left="1440"/>
+        <w:jc w:val="both"/>
+      </w:pPr>
+      <w:r>
+        <w:t>→</w:t>
+      </w:r>
+      <w:r>
+        <w:t xml:space="preserve"> </w:t>
+      </w:r>
+      <w:proofErr w:type="spellStart"/>
+      <w:r>
+        <w:t>Sanity</w:t>
+      </w:r>
+      <w:proofErr w:type="spellEnd"/>
+      <w:r>
+        <w:t xml:space="preserve"> </w:t>
+      </w:r>
+      <w:proofErr w:type="spellStart"/>
+      <w:r>
+        <w:t>Check</w:t>
+      </w:r>
+      <w:proofErr w:type="spellEnd"/>
+      <w:r>
+        <w:t xml:space="preserve"> Básico</w:t>
+      </w:r>
+      <w:r>
+        <w:t xml:space="preserve"> com </w:t>
+      </w:r>
+      <w:r>
+        <w:t xml:space="preserve">STEP_PER_EPOCH = </w:t>
+      </w:r>
+      <w:r>
+        <w:t>(...)</w:t>
+      </w:r>
+      <w:r>
+        <w:t xml:space="preserve"> </w:t>
+      </w:r>
+      <w:r>
+        <w:t>e EPOCHS = (...)</w:t>
+      </w:r>
+    </w:p>
+    <w:p>
+      <w:pPr>
+        <w:pStyle w:val="PargrafodaLista"/>
+        <w:ind w:left="1440"/>
+        <w:jc w:val="both"/>
+      </w:pPr>
+      <w:r>
+        <w:t>→</w:t>
+      </w:r>
+      <w:r>
+        <w:t xml:space="preserve"> Rede </w:t>
+      </w:r>
+      <w:proofErr w:type="spellStart"/>
+      <w:r>
+        <w:t>pré</w:t>
+      </w:r>
+      <w:proofErr w:type="spellEnd"/>
+      <w:r>
+        <w:t>-treinada com a base ImageNet21K</w:t>
+      </w:r>
+    </w:p>
+    <w:p>
+      <w:pPr>
+        <w:pStyle w:val="PargrafodaLista"/>
+        <w:ind w:left="1440"/>
+        <w:jc w:val="both"/>
+      </w:pPr>
+      <w:r>
+        <w:t>→</w:t>
+      </w:r>
+      <w:r>
+        <w:t xml:space="preserve"> Arquitetura </w:t>
+      </w:r>
+      <w:r>
         <w:t>ResNet-50</w:t>
       </w:r>
       <w:r>
-        <w:rPr>
-          <w:b/>
-          <w:bCs/>
-        </w:rPr>
-        <w:t xml:space="preserve"> conduzida com a base de dados dos camundongos:</w:t>
-      </w:r>
-    </w:p>
-    <w:p>
-      <w:pPr>
-        <w:jc w:val="both"/>
-      </w:pPr>
-    </w:p>
-    <w:p>
-      <w:pPr>
+        <w:t xml:space="preserve"> em conformidade com a implementação</w:t>
+      </w:r>
+      <w:r>
+        <w:t xml:space="preserve"> (...)</w:t>
+      </w:r>
+    </w:p>
+    <w:p>
+      <w:pPr>
+        <w:pStyle w:val="PargrafodaLista"/>
+        <w:ind w:left="1440"/>
+        <w:jc w:val="both"/>
+        <w:rPr>
+          <w:b/>
+          <w:bCs/>
+        </w:rPr>
+      </w:pPr>
+      <w:r>
+        <w:rPr>
+          <w:b/>
+          <w:bCs/>
+        </w:rPr>
+        <w:t>→ Parâmetros utilizados:</w:t>
+      </w:r>
+    </w:p>
+    <w:p>
+      <w:pPr>
+        <w:pStyle w:val="PargrafodaLista"/>
+        <w:ind w:left="1440"/>
+        <w:jc w:val="both"/>
+      </w:pPr>
+      <w:r>
+        <w:t>(...)</w:t>
+      </w:r>
+    </w:p>
+    <w:p>
+      <w:pPr>
+        <w:pStyle w:val="PargrafodaLista"/>
+        <w:ind w:left="1440"/>
+        <w:jc w:val="both"/>
+        <w:rPr>
+          <w:b/>
+          <w:bCs/>
+        </w:rPr>
+      </w:pPr>
+      <w:r>
+        <w:rPr>
+          <w:b/>
+          <w:bCs/>
+        </w:rPr>
+        <w:t>→ Resultados:</w:t>
+      </w:r>
+    </w:p>
+    <w:p>
+      <w:pPr>
+        <w:pStyle w:val="PargrafodaLista"/>
+        <w:ind w:left="1440"/>
+        <w:jc w:val="both"/>
+      </w:pPr>
+      <w:r>
+        <w:t>(...)</w:t>
+      </w:r>
+    </w:p>
+    <w:p>
+      <w:pPr>
+        <w:pStyle w:val="PargrafodaLista"/>
+        <w:ind w:left="1440"/>
+        <w:jc w:val="both"/>
+        <w:rPr>
+          <w:b/>
+          <w:bCs/>
+        </w:rPr>
+      </w:pPr>
+    </w:p>
+    <w:p>
+      <w:pPr>
+        <w:pStyle w:val="PargrafodaLista"/>
+        <w:rPr>
+          <w:b/>
+          <w:bCs/>
+        </w:rPr>
+      </w:pPr>
+    </w:p>
+    <w:p>
+      <w:pPr>
+        <w:jc w:val="both"/>
+      </w:pPr>
+    </w:p>
+    <w:p>
+      <w:pPr>
+        <w:ind w:left="360"/>
         <w:rPr>
           <w:b/>
           <w:bCs/>
@@ -5393,20 +8377,20 @@
   <w:abstractNum w:abstractNumId="3" w15:restartNumberingAfterBreak="0">
     <w:nsid w:val="12F86942"/>
     <w:multiLevelType w:val="hybridMultilevel"/>
-    <w:tmpl w:val="9782D30A"/>
-    <w:lvl w:ilvl="0" w:tplc="04160001">
-      <w:start w:val="1"/>
-      <w:numFmt w:val="bullet"/>
-      <w:lvlText w:val=""/>
+    <w:tmpl w:val="AFFE58F4"/>
+    <w:lvl w:ilvl="0" w:tplc="0416000B">
+      <w:start w:val="1"/>
+      <w:numFmt w:val="bullet"/>
+      <w:lvlText w:val=""/>
       <w:lvlJc w:val="left"/>
       <w:pPr>
         <w:ind w:left="2160" w:hanging="360"/>
       </w:pPr>
       <w:rPr>
-        <w:rFonts w:ascii="Symbol" w:hAnsi="Symbol" w:hint="default"/>
-      </w:rPr>
-    </w:lvl>
-    <w:lvl w:ilvl="1" w:tplc="04160003" w:tentative="1">
+        <w:rFonts w:ascii="Wingdings" w:hAnsi="Wingdings" w:hint="default"/>
+      </w:rPr>
+    </w:lvl>
+    <w:lvl w:ilvl="1" w:tplc="04160003">
       <w:start w:val="1"/>
       <w:numFmt w:val="bullet"/>
       <w:lvlText w:val="o"/>
@@ -5879,6 +8863,155 @@
     </w:lvl>
   </w:abstractNum>
   <w:abstractNum w:abstractNumId="7" w15:restartNumberingAfterBreak="0">
+    <w:nsid w:val="3B8A6728"/>
+    <w:multiLevelType w:val="multilevel"/>
+    <w:tmpl w:val="7512D090"/>
+    <w:lvl w:ilvl="0">
+      <w:start w:val="1"/>
+      <w:numFmt w:val="bullet"/>
+      <w:lvlText w:val=""/>
+      <w:lvlJc w:val="left"/>
+      <w:pPr>
+        <w:tabs>
+          <w:tab w:val="num" w:pos="720"/>
+        </w:tabs>
+        <w:ind w:left="720" w:hanging="360"/>
+      </w:pPr>
+      <w:rPr>
+        <w:rFonts w:ascii="Symbol" w:hAnsi="Symbol" w:hint="default"/>
+        <w:sz w:val="20"/>
+      </w:rPr>
+    </w:lvl>
+    <w:lvl w:ilvl="1" w:tentative="1">
+      <w:start w:val="1"/>
+      <w:numFmt w:val="bullet"/>
+      <w:lvlText w:val="o"/>
+      <w:lvlJc w:val="left"/>
+      <w:pPr>
+        <w:tabs>
+          <w:tab w:val="num" w:pos="1440"/>
+        </w:tabs>
+        <w:ind w:left="1440" w:hanging="360"/>
+      </w:pPr>
+      <w:rPr>
+        <w:rFonts w:ascii="Courier New" w:hAnsi="Courier New" w:hint="default"/>
+        <w:sz w:val="20"/>
+      </w:rPr>
+    </w:lvl>
+    <w:lvl w:ilvl="2" w:tentative="1">
+      <w:start w:val="1"/>
+      <w:numFmt w:val="bullet"/>
+      <w:lvlText w:val=""/>
+      <w:lvlJc w:val="left"/>
+      <w:pPr>
+        <w:tabs>
+          <w:tab w:val="num" w:pos="2160"/>
+        </w:tabs>
+        <w:ind w:left="2160" w:hanging="360"/>
+      </w:pPr>
+      <w:rPr>
+        <w:rFonts w:ascii="Wingdings" w:hAnsi="Wingdings" w:hint="default"/>
+        <w:sz w:val="20"/>
+      </w:rPr>
+    </w:lvl>
+    <w:lvl w:ilvl="3" w:tentative="1">
+      <w:start w:val="1"/>
+      <w:numFmt w:val="bullet"/>
+      <w:lvlText w:val=""/>
+      <w:lvlJc w:val="left"/>
+      <w:pPr>
+        <w:tabs>
+          <w:tab w:val="num" w:pos="2880"/>
+        </w:tabs>
+        <w:ind w:left="2880" w:hanging="360"/>
+      </w:pPr>
+      <w:rPr>
+        <w:rFonts w:ascii="Wingdings" w:hAnsi="Wingdings" w:hint="default"/>
+        <w:sz w:val="20"/>
+      </w:rPr>
+    </w:lvl>
+    <w:lvl w:ilvl="4" w:tentative="1">
+      <w:start w:val="1"/>
+      <w:numFmt w:val="bullet"/>
+      <w:lvlText w:val=""/>
+      <w:lvlJc w:val="left"/>
+      <w:pPr>
+        <w:tabs>
+          <w:tab w:val="num" w:pos="3600"/>
+        </w:tabs>
+        <w:ind w:left="3600" w:hanging="360"/>
+      </w:pPr>
+      <w:rPr>
+        <w:rFonts w:ascii="Wingdings" w:hAnsi="Wingdings" w:hint="default"/>
+        <w:sz w:val="20"/>
+      </w:rPr>
+    </w:lvl>
+    <w:lvl w:ilvl="5" w:tentative="1">
+      <w:start w:val="1"/>
+      <w:numFmt w:val="bullet"/>
+      <w:lvlText w:val=""/>
+      <w:lvlJc w:val="left"/>
+      <w:pPr>
+        <w:tabs>
+          <w:tab w:val="num" w:pos="4320"/>
+        </w:tabs>
+        <w:ind w:left="4320" w:hanging="360"/>
+      </w:pPr>
+      <w:rPr>
+        <w:rFonts w:ascii="Wingdings" w:hAnsi="Wingdings" w:hint="default"/>
+        <w:sz w:val="20"/>
+      </w:rPr>
+    </w:lvl>
+    <w:lvl w:ilvl="6" w:tentative="1">
+      <w:start w:val="1"/>
+      <w:numFmt w:val="bullet"/>
+      <w:lvlText w:val=""/>
+      <w:lvlJc w:val="left"/>
+      <w:pPr>
+        <w:tabs>
+          <w:tab w:val="num" w:pos="5040"/>
+        </w:tabs>
+        <w:ind w:left="5040" w:hanging="360"/>
+      </w:pPr>
+      <w:rPr>
+        <w:rFonts w:ascii="Wingdings" w:hAnsi="Wingdings" w:hint="default"/>
+        <w:sz w:val="20"/>
+      </w:rPr>
+    </w:lvl>
+    <w:lvl w:ilvl="7" w:tentative="1">
+      <w:start w:val="1"/>
+      <w:numFmt w:val="bullet"/>
+      <w:lvlText w:val=""/>
+      <w:lvlJc w:val="left"/>
+      <w:pPr>
+        <w:tabs>
+          <w:tab w:val="num" w:pos="5760"/>
+        </w:tabs>
+        <w:ind w:left="5760" w:hanging="360"/>
+      </w:pPr>
+      <w:rPr>
+        <w:rFonts w:ascii="Wingdings" w:hAnsi="Wingdings" w:hint="default"/>
+        <w:sz w:val="20"/>
+      </w:rPr>
+    </w:lvl>
+    <w:lvl w:ilvl="8" w:tentative="1">
+      <w:start w:val="1"/>
+      <w:numFmt w:val="bullet"/>
+      <w:lvlText w:val=""/>
+      <w:lvlJc w:val="left"/>
+      <w:pPr>
+        <w:tabs>
+          <w:tab w:val="num" w:pos="6480"/>
+        </w:tabs>
+        <w:ind w:left="6480" w:hanging="360"/>
+      </w:pPr>
+      <w:rPr>
+        <w:rFonts w:ascii="Wingdings" w:hAnsi="Wingdings" w:hint="default"/>
+        <w:sz w:val="20"/>
+      </w:rPr>
+    </w:lvl>
+  </w:abstractNum>
+  <w:abstractNum w:abstractNumId="8" w15:restartNumberingAfterBreak="0">
     <w:nsid w:val="3E130E0A"/>
     <w:multiLevelType w:val="hybridMultilevel"/>
     <w:tmpl w:val="9B626D74"/>
@@ -5991,7 +9124,7 @@
       </w:rPr>
     </w:lvl>
   </w:abstractNum>
-  <w:abstractNum w:abstractNumId="8" w15:restartNumberingAfterBreak="0">
+  <w:abstractNum w:abstractNumId="9" w15:restartNumberingAfterBreak="0">
     <w:nsid w:val="44BB04AA"/>
     <w:multiLevelType w:val="hybridMultilevel"/>
     <w:tmpl w:val="47922734"/>
@@ -6104,7 +9237,7 @@
       </w:rPr>
     </w:lvl>
   </w:abstractNum>
-  <w:abstractNum w:abstractNumId="9" w15:restartNumberingAfterBreak="0">
+  <w:abstractNum w:abstractNumId="10" w15:restartNumberingAfterBreak="0">
     <w:nsid w:val="47F12BC3"/>
     <w:multiLevelType w:val="hybridMultilevel"/>
     <w:tmpl w:val="0FA6ACEE"/>
@@ -6217,10 +9350,10 @@
       </w:rPr>
     </w:lvl>
   </w:abstractNum>
-  <w:abstractNum w:abstractNumId="10" w15:restartNumberingAfterBreak="0">
+  <w:abstractNum w:abstractNumId="11" w15:restartNumberingAfterBreak="0">
     <w:nsid w:val="5115667A"/>
     <w:multiLevelType w:val="hybridMultilevel"/>
-    <w:tmpl w:val="1FEC283C"/>
+    <w:tmpl w:val="8A3C7FB8"/>
     <w:lvl w:ilvl="0" w:tplc="04160001">
       <w:start w:val="1"/>
       <w:numFmt w:val="bullet"/>
@@ -6233,104 +9366,104 @@
         <w:rFonts w:ascii="Symbol" w:hAnsi="Symbol" w:hint="default"/>
       </w:rPr>
     </w:lvl>
-    <w:lvl w:ilvl="1" w:tplc="04160003">
+    <w:lvl w:ilvl="1" w:tplc="0416000B">
+      <w:start w:val="1"/>
+      <w:numFmt w:val="bullet"/>
+      <w:lvlText w:val=""/>
+      <w:lvlJc w:val="left"/>
+      <w:pPr>
+        <w:ind w:left="2160" w:hanging="360"/>
+      </w:pPr>
+      <w:rPr>
+        <w:rFonts w:ascii="Wingdings" w:hAnsi="Wingdings" w:hint="default"/>
+      </w:rPr>
+    </w:lvl>
+    <w:lvl w:ilvl="2" w:tplc="04160005" w:tentative="1">
+      <w:start w:val="1"/>
+      <w:numFmt w:val="bullet"/>
+      <w:lvlText w:val=""/>
+      <w:lvlJc w:val="left"/>
+      <w:pPr>
+        <w:ind w:left="2880" w:hanging="360"/>
+      </w:pPr>
+      <w:rPr>
+        <w:rFonts w:ascii="Wingdings" w:hAnsi="Wingdings" w:hint="default"/>
+      </w:rPr>
+    </w:lvl>
+    <w:lvl w:ilvl="3" w:tplc="04160001" w:tentative="1">
+      <w:start w:val="1"/>
+      <w:numFmt w:val="bullet"/>
+      <w:lvlText w:val=""/>
+      <w:lvlJc w:val="left"/>
+      <w:pPr>
+        <w:ind w:left="3600" w:hanging="360"/>
+      </w:pPr>
+      <w:rPr>
+        <w:rFonts w:ascii="Symbol" w:hAnsi="Symbol" w:hint="default"/>
+      </w:rPr>
+    </w:lvl>
+    <w:lvl w:ilvl="4" w:tplc="04160003" w:tentative="1">
       <w:start w:val="1"/>
       <w:numFmt w:val="bullet"/>
       <w:lvlText w:val="o"/>
       <w:lvlJc w:val="left"/>
       <w:pPr>
-        <w:ind w:left="2160" w:hanging="360"/>
+        <w:ind w:left="4320" w:hanging="360"/>
       </w:pPr>
       <w:rPr>
         <w:rFonts w:ascii="Courier New" w:hAnsi="Courier New" w:cs="Courier New" w:hint="default"/>
       </w:rPr>
     </w:lvl>
-    <w:lvl w:ilvl="2" w:tplc="04160005" w:tentative="1">
+    <w:lvl w:ilvl="5" w:tplc="04160005" w:tentative="1">
       <w:start w:val="1"/>
       <w:numFmt w:val="bullet"/>
       <w:lvlText w:val=""/>
       <w:lvlJc w:val="left"/>
       <w:pPr>
-        <w:ind w:left="2880" w:hanging="360"/>
+        <w:ind w:left="5040" w:hanging="360"/>
       </w:pPr>
       <w:rPr>
         <w:rFonts w:ascii="Wingdings" w:hAnsi="Wingdings" w:hint="default"/>
       </w:rPr>
     </w:lvl>
-    <w:lvl w:ilvl="3" w:tplc="04160001" w:tentative="1">
+    <w:lvl w:ilvl="6" w:tplc="04160001" w:tentative="1">
       <w:start w:val="1"/>
       <w:numFmt w:val="bullet"/>
       <w:lvlText w:val=""/>
       <w:lvlJc w:val="left"/>
       <w:pPr>
-        <w:ind w:left="3600" w:hanging="360"/>
+        <w:ind w:left="5760" w:hanging="360"/>
       </w:pPr>
       <w:rPr>
         <w:rFonts w:ascii="Symbol" w:hAnsi="Symbol" w:hint="default"/>
       </w:rPr>
     </w:lvl>
-    <w:lvl w:ilvl="4" w:tplc="04160003" w:tentative="1">
+    <w:lvl w:ilvl="7" w:tplc="04160003" w:tentative="1">
       <w:start w:val="1"/>
       <w:numFmt w:val="bullet"/>
       <w:lvlText w:val="o"/>
       <w:lvlJc w:val="left"/>
       <w:pPr>
-        <w:ind w:left="4320" w:hanging="360"/>
+        <w:ind w:left="6480" w:hanging="360"/>
       </w:pPr>
       <w:rPr>
         <w:rFonts w:ascii="Courier New" w:hAnsi="Courier New" w:cs="Courier New" w:hint="default"/>
       </w:rPr>
     </w:lvl>
-    <w:lvl w:ilvl="5" w:tplc="04160005" w:tentative="1">
+    <w:lvl w:ilvl="8" w:tplc="04160005" w:tentative="1">
       <w:start w:val="1"/>
       <w:numFmt w:val="bullet"/>
       <w:lvlText w:val=""/>
       <w:lvlJc w:val="left"/>
       <w:pPr>
-        <w:ind w:left="5040" w:hanging="360"/>
+        <w:ind w:left="7200" w:hanging="360"/>
       </w:pPr>
       <w:rPr>
         <w:rFonts w:ascii="Wingdings" w:hAnsi="Wingdings" w:hint="default"/>
       </w:rPr>
     </w:lvl>
-    <w:lvl w:ilvl="6" w:tplc="04160001" w:tentative="1">
-      <w:start w:val="1"/>
-      <w:numFmt w:val="bullet"/>
-      <w:lvlText w:val=""/>
-      <w:lvlJc w:val="left"/>
-      <w:pPr>
-        <w:ind w:left="5760" w:hanging="360"/>
-      </w:pPr>
-      <w:rPr>
-        <w:rFonts w:ascii="Symbol" w:hAnsi="Symbol" w:hint="default"/>
-      </w:rPr>
-    </w:lvl>
-    <w:lvl w:ilvl="7" w:tplc="04160003" w:tentative="1">
-      <w:start w:val="1"/>
-      <w:numFmt w:val="bullet"/>
-      <w:lvlText w:val="o"/>
-      <w:lvlJc w:val="left"/>
-      <w:pPr>
-        <w:ind w:left="6480" w:hanging="360"/>
-      </w:pPr>
-      <w:rPr>
-        <w:rFonts w:ascii="Courier New" w:hAnsi="Courier New" w:cs="Courier New" w:hint="default"/>
-      </w:rPr>
-    </w:lvl>
-    <w:lvl w:ilvl="8" w:tplc="04160005" w:tentative="1">
-      <w:start w:val="1"/>
-      <w:numFmt w:val="bullet"/>
-      <w:lvlText w:val=""/>
-      <w:lvlJc w:val="left"/>
-      <w:pPr>
-        <w:ind w:left="7200" w:hanging="360"/>
-      </w:pPr>
-      <w:rPr>
-        <w:rFonts w:ascii="Wingdings" w:hAnsi="Wingdings" w:hint="default"/>
-      </w:rPr>
-    </w:lvl>
   </w:abstractNum>
-  <w:abstractNum w:abstractNumId="11" w15:restartNumberingAfterBreak="0">
+  <w:abstractNum w:abstractNumId="12" w15:restartNumberingAfterBreak="0">
     <w:nsid w:val="5796665F"/>
     <w:multiLevelType w:val="hybridMultilevel"/>
     <w:tmpl w:val="106A1E76"/>
@@ -6419,7 +9552,156 @@
       </w:pPr>
     </w:lvl>
   </w:abstractNum>
-  <w:abstractNum w:abstractNumId="12" w15:restartNumberingAfterBreak="0">
+  <w:abstractNum w:abstractNumId="13" w15:restartNumberingAfterBreak="0">
+    <w:nsid w:val="5A33296D"/>
+    <w:multiLevelType w:val="multilevel"/>
+    <w:tmpl w:val="F6EEC362"/>
+    <w:lvl w:ilvl="0">
+      <w:start w:val="1"/>
+      <w:numFmt w:val="bullet"/>
+      <w:lvlText w:val=""/>
+      <w:lvlJc w:val="left"/>
+      <w:pPr>
+        <w:tabs>
+          <w:tab w:val="num" w:pos="720"/>
+        </w:tabs>
+        <w:ind w:left="720" w:hanging="360"/>
+      </w:pPr>
+      <w:rPr>
+        <w:rFonts w:ascii="Symbol" w:hAnsi="Symbol" w:hint="default"/>
+        <w:sz w:val="20"/>
+      </w:rPr>
+    </w:lvl>
+    <w:lvl w:ilvl="1" w:tentative="1">
+      <w:start w:val="1"/>
+      <w:numFmt w:val="bullet"/>
+      <w:lvlText w:val="o"/>
+      <w:lvlJc w:val="left"/>
+      <w:pPr>
+        <w:tabs>
+          <w:tab w:val="num" w:pos="1440"/>
+        </w:tabs>
+        <w:ind w:left="1440" w:hanging="360"/>
+      </w:pPr>
+      <w:rPr>
+        <w:rFonts w:ascii="Courier New" w:hAnsi="Courier New" w:hint="default"/>
+        <w:sz w:val="20"/>
+      </w:rPr>
+    </w:lvl>
+    <w:lvl w:ilvl="2" w:tentative="1">
+      <w:start w:val="1"/>
+      <w:numFmt w:val="bullet"/>
+      <w:lvlText w:val=""/>
+      <w:lvlJc w:val="left"/>
+      <w:pPr>
+        <w:tabs>
+          <w:tab w:val="num" w:pos="2160"/>
+        </w:tabs>
+        <w:ind w:left="2160" w:hanging="360"/>
+      </w:pPr>
+      <w:rPr>
+        <w:rFonts w:ascii="Wingdings" w:hAnsi="Wingdings" w:hint="default"/>
+        <w:sz w:val="20"/>
+      </w:rPr>
+    </w:lvl>
+    <w:lvl w:ilvl="3" w:tentative="1">
+      <w:start w:val="1"/>
+      <w:numFmt w:val="bullet"/>
+      <w:lvlText w:val=""/>
+      <w:lvlJc w:val="left"/>
+      <w:pPr>
+        <w:tabs>
+          <w:tab w:val="num" w:pos="2880"/>
+        </w:tabs>
+        <w:ind w:left="2880" w:hanging="360"/>
+      </w:pPr>
+      <w:rPr>
+        <w:rFonts w:ascii="Wingdings" w:hAnsi="Wingdings" w:hint="default"/>
+        <w:sz w:val="20"/>
+      </w:rPr>
+    </w:lvl>
+    <w:lvl w:ilvl="4" w:tentative="1">
+      <w:start w:val="1"/>
+      <w:numFmt w:val="bullet"/>
+      <w:lvlText w:val=""/>
+      <w:lvlJc w:val="left"/>
+      <w:pPr>
+        <w:tabs>
+          <w:tab w:val="num" w:pos="3600"/>
+        </w:tabs>
+        <w:ind w:left="3600" w:hanging="360"/>
+      </w:pPr>
+      <w:rPr>
+        <w:rFonts w:ascii="Wingdings" w:hAnsi="Wingdings" w:hint="default"/>
+        <w:sz w:val="20"/>
+      </w:rPr>
+    </w:lvl>
+    <w:lvl w:ilvl="5" w:tentative="1">
+      <w:start w:val="1"/>
+      <w:numFmt w:val="bullet"/>
+      <w:lvlText w:val=""/>
+      <w:lvlJc w:val="left"/>
+      <w:pPr>
+        <w:tabs>
+          <w:tab w:val="num" w:pos="4320"/>
+        </w:tabs>
+        <w:ind w:left="4320" w:hanging="360"/>
+      </w:pPr>
+      <w:rPr>
+        <w:rFonts w:ascii="Wingdings" w:hAnsi="Wingdings" w:hint="default"/>
+        <w:sz w:val="20"/>
+      </w:rPr>
+    </w:lvl>
+    <w:lvl w:ilvl="6" w:tentative="1">
+      <w:start w:val="1"/>
+      <w:numFmt w:val="bullet"/>
+      <w:lvlText w:val=""/>
+      <w:lvlJc w:val="left"/>
+      <w:pPr>
+        <w:tabs>
+          <w:tab w:val="num" w:pos="5040"/>
+        </w:tabs>
+        <w:ind w:left="5040" w:hanging="360"/>
+      </w:pPr>
+      <w:rPr>
+        <w:rFonts w:ascii="Wingdings" w:hAnsi="Wingdings" w:hint="default"/>
+        <w:sz w:val="20"/>
+      </w:rPr>
+    </w:lvl>
+    <w:lvl w:ilvl="7" w:tentative="1">
+      <w:start w:val="1"/>
+      <w:numFmt w:val="bullet"/>
+      <w:lvlText w:val=""/>
+      <w:lvlJc w:val="left"/>
+      <w:pPr>
+        <w:tabs>
+          <w:tab w:val="num" w:pos="5760"/>
+        </w:tabs>
+        <w:ind w:left="5760" w:hanging="360"/>
+      </w:pPr>
+      <w:rPr>
+        <w:rFonts w:ascii="Wingdings" w:hAnsi="Wingdings" w:hint="default"/>
+        <w:sz w:val="20"/>
+      </w:rPr>
+    </w:lvl>
+    <w:lvl w:ilvl="8" w:tentative="1">
+      <w:start w:val="1"/>
+      <w:numFmt w:val="bullet"/>
+      <w:lvlText w:val=""/>
+      <w:lvlJc w:val="left"/>
+      <w:pPr>
+        <w:tabs>
+          <w:tab w:val="num" w:pos="6480"/>
+        </w:tabs>
+        <w:ind w:left="6480" w:hanging="360"/>
+      </w:pPr>
+      <w:rPr>
+        <w:rFonts w:ascii="Wingdings" w:hAnsi="Wingdings" w:hint="default"/>
+        <w:sz w:val="20"/>
+      </w:rPr>
+    </w:lvl>
+  </w:abstractNum>
+  <w:abstractNum w:abstractNumId="14" w15:restartNumberingAfterBreak="0">
     <w:nsid w:val="7CB32D06"/>
     <w:multiLevelType w:val="hybridMultilevel"/>
     <w:tmpl w:val="06D44BFE"/>
@@ -6532,7 +9814,7 @@
       </w:rPr>
     </w:lvl>
   </w:abstractNum>
-  <w:abstractNum w:abstractNumId="13" w15:restartNumberingAfterBreak="0">
+  <w:abstractNum w:abstractNumId="15" w15:restartNumberingAfterBreak="0">
     <w:nsid w:val="7D075251"/>
     <w:multiLevelType w:val="hybridMultilevel"/>
     <w:tmpl w:val="DE3E8316"/>
@@ -6645,7 +9927,7 @@
       </w:rPr>
     </w:lvl>
   </w:abstractNum>
-  <w:abstractNum w:abstractNumId="14" w15:restartNumberingAfterBreak="0">
+  <w:abstractNum w:abstractNumId="16" w15:restartNumberingAfterBreak="0">
     <w:nsid w:val="7FB7601E"/>
     <w:multiLevelType w:val="hybridMultilevel"/>
     <w:tmpl w:val="70887F96"/>
@@ -6759,16 +10041,16 @@
     </w:lvl>
   </w:abstractNum>
   <w:num w:numId="1" w16cid:durableId="1615208601">
-    <w:abstractNumId w:val="11"/>
+    <w:abstractNumId w:val="12"/>
   </w:num>
   <w:num w:numId="2" w16cid:durableId="1097402540">
-    <w:abstractNumId w:val="10"/>
+    <w:abstractNumId w:val="11"/>
   </w:num>
   <w:num w:numId="3" w16cid:durableId="170608834">
     <w:abstractNumId w:val="1"/>
   </w:num>
   <w:num w:numId="4" w16cid:durableId="1548687179">
-    <w:abstractNumId w:val="9"/>
+    <w:abstractNumId w:val="10"/>
   </w:num>
   <w:num w:numId="5" w16cid:durableId="1836650803">
     <w:abstractNumId w:val="0"/>
@@ -6777,7 +10059,7 @@
     <w:abstractNumId w:val="5"/>
   </w:num>
   <w:num w:numId="7" w16cid:durableId="731393186">
-    <w:abstractNumId w:val="12"/>
+    <w:abstractNumId w:val="14"/>
   </w:num>
   <w:num w:numId="8" w16cid:durableId="105393592">
     <w:abstractNumId w:val="4"/>
@@ -6789,19 +10071,25 @@
     <w:abstractNumId w:val="6"/>
   </w:num>
   <w:num w:numId="11" w16cid:durableId="1832524834">
-    <w:abstractNumId w:val="13"/>
+    <w:abstractNumId w:val="15"/>
   </w:num>
   <w:num w:numId="12" w16cid:durableId="1891188526">
-    <w:abstractNumId w:val="14"/>
+    <w:abstractNumId w:val="16"/>
   </w:num>
   <w:num w:numId="13" w16cid:durableId="838423982">
-    <w:abstractNumId w:val="7"/>
+    <w:abstractNumId w:val="8"/>
   </w:num>
   <w:num w:numId="14" w16cid:durableId="2133136465">
     <w:abstractNumId w:val="3"/>
   </w:num>
   <w:num w:numId="15" w16cid:durableId="1916890474">
-    <w:abstractNumId w:val="8"/>
+    <w:abstractNumId w:val="9"/>
+  </w:num>
+  <w:num w:numId="16" w16cid:durableId="1868639224">
+    <w:abstractNumId w:val="7"/>
+  </w:num>
+  <w:num w:numId="17" w16cid:durableId="2074740691">
+    <w:abstractNumId w:val="13"/>
   </w:num>
 </w:numbering>
 </file>
